--- a/primo punto/primo punto 'F'.docx
+++ b/primo punto/primo punto 'F'.docx
@@ -4,6 +4,7 @@
   <w:body>
     <w:p>
       <w:pPr>
+        <w:ind w:left="0" w:right="-1.6535433070862382" w:firstLine="0"/>
         <w:jc w:val="center"/>
         <w:rPr>
           <w:b w:val="1"/>
@@ -20,6 +21,7 @@
     </w:p>
     <w:p>
       <w:pPr>
+        <w:ind w:left="0" w:right="-1.6535433070862382" w:firstLine="0"/>
         <w:jc w:val="center"/>
         <w:rPr>
           <w:b w:val="1"/>
@@ -36,6 +38,7 @@
     </w:p>
     <w:p>
       <w:pPr>
+        <w:ind w:left="0" w:right="-1.6535433070862382" w:firstLine="0"/>
         <w:jc w:val="center"/>
         <w:rPr>
           <w:b w:val="1"/>
@@ -52,6 +55,7 @@
     </w:p>
     <w:p>
       <w:pPr>
+        <w:ind w:left="0" w:right="-1.6535433070862382" w:firstLine="0"/>
         <w:jc w:val="center"/>
         <w:rPr>
           <w:b w:val="1"/>
@@ -68,6 +72,7 @@
     </w:p>
     <w:p>
       <w:pPr>
+        <w:ind w:left="0" w:right="-1.6535433070862382" w:firstLine="0"/>
         <w:jc w:val="center"/>
         <w:rPr>
           <w:b w:val="1"/>
@@ -84,6 +89,7 @@
     </w:p>
     <w:p>
       <w:pPr>
+        <w:ind w:left="0" w:right="-1.6535433070862382" w:firstLine="0"/>
         <w:jc w:val="center"/>
         <w:rPr>
           <w:b w:val="1"/>
@@ -107,6 +113,7 @@
     </w:p>
     <w:p>
       <w:pPr>
+        <w:ind w:left="0" w:right="-1.6535433070862382" w:firstLine="0"/>
         <w:jc w:val="center"/>
         <w:rPr>
           <w:b w:val="1"/>
@@ -124,6 +131,7 @@
     </w:p>
     <w:p>
       <w:pPr>
+        <w:ind w:left="0" w:right="-1.6535433070862382" w:firstLine="0"/>
         <w:jc w:val="center"/>
         <w:rPr>
           <w:b w:val="1"/>
@@ -141,6 +149,7 @@
     </w:p>
     <w:p>
       <w:pPr>
+        <w:ind w:left="0" w:right="-1.6535433070862382" w:firstLine="0"/>
         <w:jc w:val="center"/>
         <w:rPr>
           <w:b w:val="1"/>
@@ -158,6 +167,7 @@
     </w:p>
     <w:p>
       <w:pPr>
+        <w:ind w:left="0" w:right="-1.6535433070862382" w:firstLine="0"/>
         <w:jc w:val="center"/>
         <w:rPr>
           <w:b w:val="1"/>
@@ -175,6 +185,7 @@
     </w:p>
     <w:p>
       <w:pPr>
+        <w:ind w:left="0" w:right="-1.6535433070862382" w:firstLine="0"/>
         <w:jc w:val="center"/>
         <w:rPr>
           <w:b w:val="1"/>
@@ -192,6 +203,7 @@
     </w:p>
     <w:p>
       <w:pPr>
+        <w:ind w:left="0" w:right="-1.6535433070862382" w:firstLine="0"/>
         <w:jc w:val="center"/>
         <w:rPr>
           <w:b w:val="1"/>
@@ -209,6 +221,7 @@
     </w:p>
     <w:p>
       <w:pPr>
+        <w:ind w:left="0" w:right="-1.6535433070862382" w:firstLine="0"/>
         <w:jc w:val="center"/>
         <w:rPr>
           <w:b w:val="1"/>
@@ -226,6 +239,7 @@
     </w:p>
     <w:p>
       <w:pPr>
+        <w:ind w:left="0" w:right="-1.6535433070862382" w:firstLine="0"/>
         <w:jc w:val="center"/>
         <w:rPr>
           <w:b w:val="1"/>
@@ -243,6 +257,7 @@
     </w:p>
     <w:p>
       <w:pPr>
+        <w:ind w:left="0" w:right="-1.6535433070862382" w:firstLine="0"/>
         <w:jc w:val="center"/>
         <w:rPr>
           <w:b w:val="1"/>
@@ -260,6 +275,7 @@
     </w:p>
     <w:p>
       <w:pPr>
+        <w:ind w:left="0" w:right="-1.6535433070862382" w:firstLine="0"/>
         <w:jc w:val="center"/>
         <w:rPr>
           <w:b w:val="1"/>
@@ -277,6 +293,7 @@
     </w:p>
     <w:p>
       <w:pPr>
+        <w:ind w:left="0" w:right="-1.6535433070862382" w:firstLine="0"/>
         <w:jc w:val="center"/>
         <w:rPr>
           <w:b w:val="1"/>
@@ -294,6 +311,7 @@
     </w:p>
     <w:p>
       <w:pPr>
+        <w:ind w:left="0" w:right="-1.6535433070862382" w:firstLine="0"/>
         <w:jc w:val="center"/>
         <w:rPr>
           <w:b w:val="1"/>
@@ -311,6 +329,7 @@
     </w:p>
     <w:p>
       <w:pPr>
+        <w:ind w:left="0" w:right="-1.6535433070862382" w:firstLine="0"/>
         <w:jc w:val="center"/>
         <w:rPr>
           <w:b w:val="1"/>
@@ -328,6 +347,7 @@
     </w:p>
     <w:p>
       <w:pPr>
+        <w:ind w:left="0" w:right="-1.6535433070862382" w:firstLine="0"/>
         <w:jc w:val="center"/>
         <w:rPr>
           <w:b w:val="1"/>
@@ -362,6 +382,7 @@
     </w:p>
     <w:p>
       <w:pPr>
+        <w:ind w:left="0" w:right="-1.6535433070862382" w:firstLine="0"/>
         <w:jc w:val="center"/>
         <w:rPr>
           <w:b w:val="1"/>
@@ -379,6 +400,7 @@
     </w:p>
     <w:p>
       <w:pPr>
+        <w:ind w:left="0" w:right="-1.6535433070862382" w:firstLine="0"/>
         <w:jc w:val="center"/>
         <w:rPr>
           <w:b w:val="1"/>
@@ -396,6 +418,7 @@
     </w:p>
     <w:p>
       <w:pPr>
+        <w:ind w:left="0" w:right="-1.6535433070862382" w:firstLine="0"/>
         <w:jc w:val="center"/>
         <w:rPr>
           <w:b w:val="1"/>
@@ -416,6 +439,7 @@
         <w:pStyle w:val="Heading1"/>
         <w:widowControl w:val="0"/>
         <w:spacing w:line="240" w:lineRule="auto"/>
+        <w:ind w:left="0" w:right="-1.6535433070862382" w:firstLine="0"/>
         <w:rPr>
           <w:b w:val="1"/>
           <w:bCs w:val="1"/>
@@ -448,6 +472,7 @@
         <w:keepLines w:val="1"/>
         <w:widowControl w:val="0"/>
         <w:spacing w:after="0" w:before="200" w:line="240" w:lineRule="auto"/>
+        <w:ind w:left="0" w:right="-1.6535433070862382" w:firstLine="0"/>
         <w:rPr>
           <w:sz w:val="24"/>
           <w:szCs w:val="24"/>
@@ -466,6 +491,7 @@
       <w:pPr>
         <w:keepLines w:val="1"/>
         <w:spacing w:after="0" w:before="200" w:line="240" w:lineRule="auto"/>
+        <w:ind w:left="0" w:right="-1.6535433070862382" w:firstLine="0"/>
         <w:rPr>
           <w:sz w:val="24"/>
           <w:szCs w:val="24"/>
@@ -560,6 +586,7 @@
       <w:pPr>
         <w:keepLines w:val="1"/>
         <w:spacing w:after="0" w:before="200" w:line="240" w:lineRule="auto"/>
+        <w:ind w:left="0" w:right="-1.6535433070862382" w:firstLine="0"/>
         <w:rPr>
           <w:sz w:val="24"/>
           <w:szCs w:val="24"/>
@@ -578,6 +605,7 @@
       <w:pPr>
         <w:keepLines w:val="1"/>
         <w:spacing w:after="0" w:before="200" w:line="240" w:lineRule="auto"/>
+        <w:ind w:left="0" w:right="-1.6535433070862382" w:firstLine="0"/>
         <w:rPr>
           <w:sz w:val="24"/>
           <w:szCs w:val="24"/>
@@ -596,6 +624,7 @@
       <w:pPr>
         <w:keepLines w:val="1"/>
         <w:spacing w:after="0" w:before="200" w:line="240" w:lineRule="auto"/>
+        <w:ind w:left="0" w:right="-1.6535433070862382" w:firstLine="0"/>
         <w:rPr>
           <w:sz w:val="24"/>
           <w:szCs w:val="24"/>
@@ -613,6 +642,7 @@
     <w:p>
       <w:pPr>
         <w:spacing w:after="240" w:before="240" w:lineRule="auto"/>
+        <w:ind w:left="0" w:right="-1.6535433070862382" w:firstLine="0"/>
         <w:jc w:val="both"/>
         <w:rPr>
           <w:sz w:val="24"/>
@@ -628,6 +658,7 @@
     <w:p>
       <w:pPr>
         <w:spacing w:after="240" w:before="240" w:lineRule="auto"/>
+        <w:ind w:left="0" w:right="-1.6535433070862382" w:firstLine="0"/>
         <w:jc w:val="both"/>
         <w:rPr>
           <w:b w:val="1"/>
@@ -647,6 +678,7 @@
     <w:p>
       <w:pPr>
         <w:spacing w:after="240" w:before="240" w:lineRule="auto"/>
+        <w:ind w:left="0" w:right="-1.6535433070862382" w:firstLine="0"/>
         <w:jc w:val="both"/>
         <w:rPr>
           <w:b w:val="1"/>
@@ -666,6 +698,7 @@
     <w:p>
       <w:pPr>
         <w:spacing w:after="240" w:before="240" w:lineRule="auto"/>
+        <w:ind w:left="0" w:right="-1.6535433070862382" w:firstLine="0"/>
         <w:jc w:val="both"/>
         <w:rPr>
           <w:b w:val="1"/>
@@ -685,6 +718,7 @@
     <w:p>
       <w:pPr>
         <w:spacing w:after="240" w:before="240" w:lineRule="auto"/>
+        <w:ind w:left="0" w:right="-1.6535433070862382" w:firstLine="0"/>
         <w:jc w:val="both"/>
         <w:rPr>
           <w:b w:val="1"/>
@@ -704,6 +738,7 @@
     <w:p>
       <w:pPr>
         <w:spacing w:after="240" w:before="240" w:lineRule="auto"/>
+        <w:ind w:left="0" w:right="-1.6535433070862382" w:firstLine="0"/>
         <w:jc w:val="both"/>
         <w:rPr>
           <w:b w:val="1"/>
@@ -723,6 +758,7 @@
     <w:p>
       <w:pPr>
         <w:spacing w:after="240" w:before="240" w:lineRule="auto"/>
+        <w:ind w:left="0" w:right="-1.6535433070862382" w:firstLine="0"/>
         <w:jc w:val="both"/>
         <w:rPr>
           <w:b w:val="1"/>
@@ -742,6 +778,7 @@
     <w:p>
       <w:pPr>
         <w:spacing w:after="240" w:before="240" w:lineRule="auto"/>
+        <w:ind w:left="0" w:right="-1.6535433070862382" w:firstLine="0"/>
         <w:jc w:val="both"/>
         <w:rPr>
           <w:b w:val="1"/>
@@ -761,6 +798,7 @@
     <w:p>
       <w:pPr>
         <w:spacing w:after="240" w:before="240" w:lineRule="auto"/>
+        <w:ind w:left="0" w:right="-1.6535433070862382" w:firstLine="0"/>
         <w:jc w:val="both"/>
         <w:rPr>
           <w:b w:val="1"/>
@@ -780,6 +818,7 @@
     <w:p>
       <w:pPr>
         <w:spacing w:after="240" w:before="240" w:lineRule="auto"/>
+        <w:ind w:left="0" w:right="-1.6535433070862382" w:firstLine="0"/>
         <w:jc w:val="both"/>
         <w:rPr>
           <w:b w:val="1"/>
@@ -799,6 +838,7 @@
     <w:p>
       <w:pPr>
         <w:spacing w:after="240" w:before="240" w:lineRule="auto"/>
+        <w:ind w:left="0" w:right="-1.6535433070862382" w:firstLine="0"/>
         <w:jc w:val="both"/>
         <w:rPr>
           <w:b w:val="1"/>
@@ -818,6 +858,7 @@
     <w:p>
       <w:pPr>
         <w:spacing w:after="240" w:before="240" w:lineRule="auto"/>
+        <w:ind w:left="0" w:right="-1.6535433070862382" w:firstLine="0"/>
         <w:jc w:val="both"/>
         <w:rPr>
           <w:b w:val="1"/>
@@ -837,6 +878,7 @@
     <w:p>
       <w:pPr>
         <w:spacing w:after="240" w:before="240" w:lineRule="auto"/>
+        <w:ind w:left="0" w:right="-1.6535433070862382" w:firstLine="0"/>
         <w:jc w:val="both"/>
         <w:rPr>
           <w:b w:val="1"/>
@@ -856,6 +898,7 @@
     <w:p>
       <w:pPr>
         <w:spacing w:after="240" w:before="240" w:lineRule="auto"/>
+        <w:ind w:left="0" w:right="-1.6535433070862382" w:firstLine="0"/>
         <w:jc w:val="both"/>
         <w:rPr>
           <w:b w:val="1"/>
@@ -875,6 +918,7 @@
     <w:p>
       <w:pPr>
         <w:spacing w:after="240" w:before="240" w:lineRule="auto"/>
+        <w:ind w:left="0" w:right="-1.6535433070862382" w:firstLine="0"/>
         <w:jc w:val="both"/>
         <w:rPr>
           <w:b w:val="1"/>
@@ -894,6 +938,7 @@
     <w:p>
       <w:pPr>
         <w:pStyle w:val="Heading1"/>
+        <w:ind w:left="0" w:right="-1.6535433070862382" w:firstLine="0"/>
         <w:rPr>
           <w:b w:val="1"/>
           <w:bCs w:val="1"/>
@@ -915,6 +960,7 @@
     <w:p>
       <w:pPr>
         <w:pStyle w:val="Heading2"/>
+        <w:ind w:left="0" w:right="-1.6535433070862382" w:firstLine="0"/>
         <w:rPr>
           <w:b w:val="1"/>
           <w:bCs w:val="1"/>
@@ -943,6 +989,7 @@
       <w:pPr>
         <w:widowControl w:val="1"/>
         <w:spacing w:after="0" w:before="0" w:line="276" w:lineRule="auto"/>
+        <w:ind w:left="0" w:right="-1.6535433070862382" w:firstLine="0"/>
         <w:jc w:val="both"/>
         <w:rPr/>
       </w:pPr>
@@ -957,6 +1004,7 @@
       <w:pPr>
         <w:widowControl w:val="1"/>
         <w:spacing w:after="0" w:before="0" w:line="276" w:lineRule="auto"/>
+        <w:ind w:left="0" w:right="-1.6535433070862382" w:firstLine="0"/>
         <w:jc w:val="both"/>
         <w:rPr/>
       </w:pPr>
@@ -1013,6 +1061,7 @@
       <w:pPr>
         <w:widowControl w:val="1"/>
         <w:spacing w:after="0" w:before="0" w:line="276" w:lineRule="auto"/>
+        <w:ind w:left="0" w:right="-1.6535433070862382" w:firstLine="0"/>
         <w:jc w:val="both"/>
         <w:rPr/>
       </w:pPr>
@@ -1097,6 +1146,7 @@
       <w:pPr>
         <w:widowControl w:val="1"/>
         <w:spacing w:after="240" w:before="240" w:line="276" w:lineRule="auto"/>
+        <w:ind w:left="0" w:right="-1.6535433070862382" w:firstLine="0"/>
         <w:jc w:val="both"/>
         <w:rPr/>
       </w:pPr>
@@ -1115,7 +1165,7 @@
           <w:numId w:val="1"/>
         </w:numPr>
         <w:spacing w:after="0" w:afterAutospacing="0" w:before="240" w:line="276" w:lineRule="auto"/>
-        <w:ind w:left="720" w:hanging="360"/>
+        <w:ind w:left="0" w:right="-1.6535433070862382" w:firstLine="0"/>
         <w:rPr>
           <w:b w:val="1"/>
           <w:bCs w:val="1"/>
@@ -1138,7 +1188,7 @@
           <w:numId w:val="1"/>
         </w:numPr>
         <w:spacing w:after="0" w:afterAutospacing="0" w:before="0" w:beforeAutospacing="0" w:line="276" w:lineRule="auto"/>
-        <w:ind w:left="720" w:hanging="360"/>
+        <w:ind w:left="0" w:right="-1.6535433070862382" w:firstLine="0"/>
       </w:pPr>
       <w:r>
         <w:rPr>
@@ -1163,7 +1213,7 @@
           <w:numId w:val="1"/>
         </w:numPr>
         <w:spacing w:after="0" w:afterAutospacing="0" w:before="0" w:beforeAutospacing="0" w:line="276" w:lineRule="auto"/>
-        <w:ind w:left="720" w:hanging="360"/>
+        <w:ind w:left="0" w:right="-1.6535433070862382" w:firstLine="0"/>
         <w:rPr>
           <w:b w:val="1"/>
           <w:bCs w:val="1"/>
@@ -1186,7 +1236,7 @@
           <w:numId w:val="1"/>
         </w:numPr>
         <w:spacing w:after="240" w:before="0" w:beforeAutospacing="0" w:line="276" w:lineRule="auto"/>
-        <w:ind w:left="720" w:hanging="360"/>
+        <w:ind w:left="0" w:right="-1.6535433070862382" w:firstLine="0"/>
         <w:rPr>
           <w:b w:val="1"/>
           <w:bCs w:val="1"/>
@@ -1205,6 +1255,7 @@
       <w:pPr>
         <w:widowControl w:val="1"/>
         <w:spacing w:after="0" w:before="0" w:line="276" w:lineRule="auto"/>
+        <w:ind w:left="0" w:right="-1.6535433070862382" w:firstLine="0"/>
         <w:jc w:val="both"/>
         <w:rPr/>
       </w:pPr>
@@ -1233,6 +1284,7 @@
       <w:pPr>
         <w:widowControl w:val="1"/>
         <w:spacing w:after="0" w:before="0" w:line="276" w:lineRule="auto"/>
+        <w:ind w:left="0" w:right="-1.6535433070862382" w:firstLine="0"/>
         <w:jc w:val="both"/>
         <w:rPr/>
       </w:pPr>
@@ -1267,6 +1319,7 @@
         <w:pStyle w:val="Heading3"/>
         <w:widowControl w:val="1"/>
         <w:spacing w:line="276" w:lineRule="auto"/>
+        <w:ind w:left="0" w:right="-1.6535433070862382" w:firstLine="0"/>
         <w:jc w:val="both"/>
         <w:rPr>
           <w:b w:val="1"/>
@@ -1294,6 +1347,7 @@
       <w:pPr>
         <w:widowControl w:val="1"/>
         <w:spacing w:after="0" w:before="0" w:line="276" w:lineRule="auto"/>
+        <w:ind w:left="0" w:right="-1.6535433070862382" w:firstLine="0"/>
         <w:jc w:val="both"/>
         <w:rPr/>
       </w:pPr>
@@ -1338,6 +1392,7 @@
       <w:pPr>
         <w:widowControl w:val="1"/>
         <w:spacing w:after="0" w:before="0" w:line="276" w:lineRule="auto"/>
+        <w:ind w:left="0" w:right="-1.6535433070862382" w:firstLine="0"/>
         <w:jc w:val="both"/>
         <w:rPr/>
       </w:pPr>
@@ -1369,6 +1424,7 @@
         <w:keepLines w:val="0"/>
         <w:widowControl w:val="1"/>
         <w:spacing w:line="276" w:lineRule="auto"/>
+        <w:ind w:left="0" w:right="-1.6535433070862382" w:firstLine="0"/>
         <w:jc w:val="both"/>
         <w:rPr>
           <w:b w:val="1"/>
@@ -1396,6 +1452,7 @@
       <w:pPr>
         <w:widowControl w:val="1"/>
         <w:spacing w:after="0" w:before="0" w:line="276" w:lineRule="auto"/>
+        <w:ind w:left="0" w:right="-1.6535433070862382" w:firstLine="0"/>
         <w:jc w:val="both"/>
         <w:rPr/>
       </w:pPr>
@@ -1424,6 +1481,7 @@
       <w:pPr>
         <w:widowControl w:val="1"/>
         <w:spacing w:after="0" w:before="0" w:line="276" w:lineRule="auto"/>
+        <w:ind w:left="0" w:right="-1.6535433070862382" w:firstLine="0"/>
         <w:jc w:val="both"/>
         <w:rPr/>
       </w:pPr>
@@ -1452,6 +1510,7 @@
       <w:pPr>
         <w:widowControl w:val="1"/>
         <w:spacing w:after="0" w:before="0" w:line="276" w:lineRule="auto"/>
+        <w:ind w:left="0" w:right="-1.6535433070862382" w:firstLine="0"/>
         <w:jc w:val="both"/>
         <w:rPr/>
       </w:pPr>
@@ -1502,6 +1561,7 @@
         <w:keepLines w:val="0"/>
         <w:widowControl w:val="1"/>
         <w:spacing w:before="280" w:line="276" w:lineRule="auto"/>
+        <w:ind w:left="0" w:right="-1.6535433070862382" w:firstLine="0"/>
         <w:jc w:val="both"/>
         <w:rPr>
           <w:b w:val="1"/>
@@ -1529,6 +1589,7 @@
       <w:pPr>
         <w:widowControl w:val="1"/>
         <w:spacing w:after="0" w:before="0" w:line="276" w:lineRule="auto"/>
+        <w:ind w:left="0" w:right="-1.6535433070862382" w:firstLine="0"/>
         <w:jc w:val="both"/>
         <w:rPr/>
       </w:pPr>
@@ -1557,6 +1618,7 @@
       <w:pPr>
         <w:widowControl w:val="1"/>
         <w:spacing w:after="0" w:before="0" w:line="276" w:lineRule="auto"/>
+        <w:ind w:left="0" w:right="-1.6535433070862382" w:firstLine="0"/>
         <w:jc w:val="both"/>
         <w:rPr/>
       </w:pPr>
@@ -1585,6 +1647,7 @@
       <w:pPr>
         <w:widowControl w:val="1"/>
         <w:spacing w:after="0" w:before="0" w:line="276" w:lineRule="auto"/>
+        <w:ind w:left="0" w:right="-1.6535433070862382" w:firstLine="0"/>
         <w:jc w:val="both"/>
         <w:rPr/>
       </w:pPr>
@@ -1627,6 +1690,7 @@
       <w:pPr>
         <w:widowControl w:val="1"/>
         <w:spacing w:after="0" w:before="0" w:line="276" w:lineRule="auto"/>
+        <w:ind w:left="0" w:right="-1.6535433070862382" w:firstLine="0"/>
         <w:jc w:val="both"/>
         <w:rPr/>
       </w:pPr>
@@ -1683,6 +1747,7 @@
       <w:pPr>
         <w:widowControl w:val="1"/>
         <w:spacing w:after="0" w:before="0" w:line="276" w:lineRule="auto"/>
+        <w:ind w:left="0" w:right="-1.6535433070862382" w:firstLine="0"/>
         <w:jc w:val="both"/>
         <w:rPr/>
       </w:pPr>
@@ -1761,6 +1826,7 @@
         <w:keepLines w:val="0"/>
         <w:widowControl w:val="1"/>
         <w:spacing w:before="280" w:line="276" w:lineRule="auto"/>
+        <w:ind w:left="0" w:right="-1.6535433070862382" w:firstLine="0"/>
         <w:jc w:val="both"/>
         <w:rPr>
           <w:b w:val="1"/>
@@ -1788,6 +1854,7 @@
       <w:pPr>
         <w:widowControl w:val="1"/>
         <w:spacing w:after="0" w:before="0" w:line="276" w:lineRule="auto"/>
+        <w:ind w:left="0" w:right="-1.6535433070862382" w:firstLine="0"/>
         <w:jc w:val="both"/>
         <w:rPr/>
       </w:pPr>
@@ -1830,6 +1897,7 @@
       <w:pPr>
         <w:widowControl w:val="1"/>
         <w:spacing w:after="0" w:before="0" w:line="276" w:lineRule="auto"/>
+        <w:ind w:left="0" w:right="-1.6535433070862382" w:firstLine="0"/>
         <w:jc w:val="both"/>
         <w:rPr/>
       </w:pPr>
@@ -1852,6 +1920,7 @@
         <w:keepLines w:val="0"/>
         <w:widowControl w:val="1"/>
         <w:spacing w:before="280" w:line="276" w:lineRule="auto"/>
+        <w:ind w:left="0" w:right="-1.6535433070862382" w:firstLine="0"/>
         <w:jc w:val="both"/>
         <w:rPr>
           <w:b w:val="1"/>
@@ -1879,6 +1948,7 @@
       <w:pPr>
         <w:widowControl w:val="1"/>
         <w:spacing w:after="0" w:before="0" w:line="276" w:lineRule="auto"/>
+        <w:ind w:left="0" w:right="-1.6535433070862382" w:firstLine="0"/>
         <w:jc w:val="both"/>
         <w:rPr/>
       </w:pPr>
@@ -1907,6 +1977,7 @@
       <w:pPr>
         <w:widowControl w:val="1"/>
         <w:spacing w:after="0" w:before="0" w:line="276" w:lineRule="auto"/>
+        <w:ind w:left="0" w:right="-1.6535433070862382" w:firstLine="0"/>
         <w:jc w:val="both"/>
         <w:rPr/>
       </w:pPr>
@@ -1971,6 +2042,7 @@
       <w:pPr>
         <w:widowControl w:val="1"/>
         <w:spacing w:after="0" w:before="0" w:line="276" w:lineRule="auto"/>
+        <w:ind w:left="0" w:right="-1.6535433070862382" w:firstLine="0"/>
         <w:jc w:val="both"/>
         <w:rPr/>
       </w:pPr>
@@ -2111,6 +2183,7 @@
       <w:pPr>
         <w:widowControl w:val="1"/>
         <w:spacing w:after="0" w:before="0" w:line="276" w:lineRule="auto"/>
+        <w:ind w:left="0" w:right="-1.6535433070862382" w:firstLine="0"/>
         <w:jc w:val="both"/>
         <w:rPr/>
       </w:pPr>
@@ -2133,6 +2206,7 @@
         <w:keepLines w:val="0"/>
         <w:widowControl w:val="1"/>
         <w:spacing w:before="280" w:line="276" w:lineRule="auto"/>
+        <w:ind w:left="0" w:right="-1.6535433070862382" w:firstLine="0"/>
         <w:jc w:val="both"/>
         <w:rPr>
           <w:b w:val="1"/>
@@ -2160,6 +2234,7 @@
       <w:pPr>
         <w:widowControl w:val="1"/>
         <w:spacing w:after="0" w:before="0" w:line="276" w:lineRule="auto"/>
+        <w:ind w:left="0" w:right="-1.6535433070862382" w:firstLine="0"/>
         <w:jc w:val="both"/>
         <w:rPr/>
       </w:pPr>
@@ -2188,6 +2263,7 @@
       <w:pPr>
         <w:widowControl w:val="1"/>
         <w:spacing w:after="0" w:before="0" w:line="276" w:lineRule="auto"/>
+        <w:ind w:left="0" w:right="-1.6535433070862382" w:firstLine="0"/>
         <w:jc w:val="both"/>
         <w:rPr/>
       </w:pPr>
@@ -2230,6 +2306,7 @@
       <w:pPr>
         <w:widowControl w:val="1"/>
         <w:spacing w:after="0" w:before="0" w:line="276" w:lineRule="auto"/>
+        <w:ind w:left="0" w:right="-1.6535433070862382" w:firstLine="0"/>
         <w:jc w:val="both"/>
         <w:rPr/>
       </w:pPr>
@@ -2308,6 +2385,7 @@
         <w:keepLines w:val="0"/>
         <w:widowControl w:val="1"/>
         <w:spacing w:before="280" w:line="276" w:lineRule="auto"/>
+        <w:ind w:left="0" w:right="-1.6535433070862382" w:firstLine="0"/>
         <w:jc w:val="both"/>
         <w:rPr>
           <w:b w:val="1"/>
@@ -2335,6 +2413,7 @@
       <w:pPr>
         <w:widowControl w:val="1"/>
         <w:spacing w:after="0" w:before="0" w:line="276" w:lineRule="auto"/>
+        <w:ind w:left="0" w:right="-1.6535433070862382" w:firstLine="0"/>
         <w:jc w:val="both"/>
         <w:rPr/>
       </w:pPr>
@@ -2363,6 +2442,7 @@
       <w:pPr>
         <w:widowControl w:val="1"/>
         <w:spacing w:after="0" w:before="0" w:line="276" w:lineRule="auto"/>
+        <w:ind w:left="0" w:right="-1.6535433070862382" w:firstLine="0"/>
         <w:jc w:val="both"/>
         <w:rPr/>
       </w:pPr>
@@ -2413,6 +2493,7 @@
         <w:keepLines w:val="0"/>
         <w:widowControl w:val="1"/>
         <w:spacing w:before="280" w:line="276" w:lineRule="auto"/>
+        <w:ind w:left="0" w:right="-1.6535433070862382" w:firstLine="0"/>
         <w:jc w:val="both"/>
         <w:rPr>
           <w:b w:val="1"/>
@@ -2440,6 +2521,7 @@
       <w:pPr>
         <w:widowControl w:val="1"/>
         <w:spacing w:after="0" w:before="0" w:line="276" w:lineRule="auto"/>
+        <w:ind w:left="0" w:right="-1.6535433070862382" w:firstLine="0"/>
         <w:jc w:val="both"/>
         <w:rPr/>
       </w:pPr>
@@ -2454,6 +2536,7 @@
       <w:pPr>
         <w:widowControl w:val="1"/>
         <w:spacing w:after="0" w:before="0" w:line="276" w:lineRule="auto"/>
+        <w:ind w:left="0" w:right="-1.6535433070862382" w:firstLine="0"/>
         <w:jc w:val="both"/>
         <w:rPr/>
       </w:pPr>
@@ -2552,6 +2635,7 @@
       <w:pPr>
         <w:widowControl w:val="1"/>
         <w:spacing w:after="0" w:before="0" w:line="276" w:lineRule="auto"/>
+        <w:ind w:left="0" w:right="-1.6535433070862382" w:firstLine="0"/>
         <w:jc w:val="both"/>
         <w:rPr/>
       </w:pPr>
@@ -2566,6 +2650,7 @@
       <w:pPr>
         <w:widowControl w:val="1"/>
         <w:spacing w:after="0" w:before="0" w:line="276" w:lineRule="auto"/>
+        <w:ind w:left="0" w:right="-1.6535433070862382" w:firstLine="0"/>
         <w:jc w:val="both"/>
         <w:rPr/>
       </w:pPr>
@@ -2580,6 +2665,7 @@
       <w:pPr>
         <w:widowControl w:val="1"/>
         <w:spacing w:after="0" w:before="0" w:line="276" w:lineRule="auto"/>
+        <w:ind w:left="0" w:right="-1.6535433070862382" w:firstLine="0"/>
         <w:jc w:val="both"/>
         <w:rPr/>
       </w:pPr>
@@ -2593,6 +2679,7 @@
     <w:p>
       <w:pPr>
         <w:spacing w:after="240" w:before="240" w:lineRule="auto"/>
+        <w:ind w:left="0" w:right="-1.6535433070862382" w:firstLine="0"/>
         <w:jc w:val="both"/>
         <w:rPr/>
       </w:pPr>
@@ -2605,6 +2692,7 @@
     <w:p>
       <w:pPr>
         <w:spacing w:after="240" w:before="240" w:lineRule="auto"/>
+        <w:ind w:left="0" w:right="-1.6535433070862382" w:firstLine="0"/>
         <w:jc w:val="both"/>
         <w:rPr/>
       </w:pPr>
@@ -2617,6 +2705,7 @@
     <w:p>
       <w:pPr>
         <w:spacing w:after="0" w:before="0" w:lineRule="auto"/>
+        <w:ind w:left="0" w:right="-1.6535433070862382" w:firstLine="0"/>
         <w:jc w:val="both"/>
         <w:rPr>
           <w:sz w:val="20"/>
@@ -2632,6 +2721,7 @@
     <w:p>
       <w:pPr>
         <w:spacing w:after="0" w:before="0" w:lineRule="auto"/>
+        <w:ind w:left="0" w:right="-1.6535433070862382" w:firstLine="0"/>
         <w:jc w:val="both"/>
         <w:rPr>
           <w:sz w:val="20"/>
@@ -2647,6 +2737,7 @@
     <w:p>
       <w:pPr>
         <w:pStyle w:val="Heading2"/>
+        <w:ind w:left="0" w:right="-1.6535433070862382" w:firstLine="0"/>
         <w:jc w:val="both"/>
         <w:rPr>
           <w:i w:val="1"/>
@@ -2667,6 +2758,7 @@
     <w:p>
       <w:pPr>
         <w:pStyle w:val="Heading3"/>
+        <w:ind w:left="0" w:right="-1.6535433070862382" w:firstLine="0"/>
         <w:jc w:val="both"/>
         <w:rPr>
           <w:b w:val="1"/>
@@ -2696,6 +2788,7 @@
     <w:p>
       <w:pPr>
         <w:keepLines w:val="1"/>
+        <w:ind w:left="0" w:right="-1.6535433070862382" w:firstLine="0"/>
         <w:rPr/>
       </w:pPr>
       <w:r>
@@ -2707,7 +2800,7 @@
     <w:tbl>
       <w:tblPr>
         <w:tblStyle w:val="Table1"/>
-        <w:tblW w:w="10815.0" w:type="dxa"/>
+        <w:tblW w:w="10740.0" w:type="dxa"/>
         <w:jc w:val="left"/>
         <w:tblInd w:w="-15.0" w:type="dxa"/>
         <w:tblBorders>
@@ -2723,13 +2816,13 @@
       </w:tblPr>
       <w:tblGrid>
         <w:gridCol w:w="765"/>
-        <w:gridCol w:w="8640"/>
-        <w:gridCol w:w="1410"/>
+        <w:gridCol w:w="8550"/>
+        <w:gridCol w:w="1425"/>
         <w:tblGridChange w:id="0">
           <w:tblGrid>
             <w:gridCol w:w="765"/>
-            <w:gridCol w:w="8640"/>
-            <w:gridCol w:w="1410"/>
+            <w:gridCol w:w="8550"/>
+            <w:gridCol w:w="1425"/>
           </w:tblGrid>
         </w:tblGridChange>
       </w:tblGrid>
@@ -2759,6 +2852,7 @@
           <w:p>
             <w:pPr>
               <w:keepLines w:val="1"/>
+              <w:ind w:left="0" w:right="-1.6535433070862382" w:firstLine="0"/>
               <w:jc w:val="center"/>
               <w:rPr>
                 <w:color w:val="ffffff"/>
@@ -2800,6 +2894,7 @@
           <w:p>
             <w:pPr>
               <w:keepLines w:val="1"/>
+              <w:ind w:left="0" w:right="-1.6535433070862382" w:firstLine="0"/>
               <w:jc w:val="center"/>
               <w:rPr>
                 <w:color w:val="ffffff"/>
@@ -2841,6 +2936,7 @@
           <w:p>
             <w:pPr>
               <w:keepLines w:val="1"/>
+              <w:ind w:left="0" w:right="-1.6535433070862382" w:firstLine="0"/>
               <w:jc w:val="center"/>
               <w:rPr>
                 <w:color w:val="ffffff"/>
@@ -2888,6 +2984,7 @@
           <w:p>
             <w:pPr>
               <w:keepLines w:val="1"/>
+              <w:ind w:left="0" w:right="-1.6535433070862382" w:firstLine="0"/>
               <w:jc w:val="center"/>
               <w:rPr>
                 <w:b w:val="1"/>
@@ -2923,6 +3020,7 @@
           <w:p>
             <w:pPr>
               <w:keepLines w:val="1"/>
+              <w:ind w:left="0" w:right="-1.6535433070862382" w:firstLine="0"/>
               <w:jc w:val="center"/>
               <w:rPr/>
             </w:pPr>
@@ -2953,6 +3051,7 @@
           <w:p>
             <w:pPr>
               <w:keepLines w:val="1"/>
+              <w:ind w:left="0" w:right="-1.6535433070862382" w:firstLine="0"/>
               <w:jc w:val="center"/>
               <w:rPr>
                 <w:b w:val="1"/>
@@ -2995,6 +3094,7 @@
           <w:p>
             <w:pPr>
               <w:keepLines w:val="1"/>
+              <w:ind w:left="0" w:right="-1.6535433070862382" w:firstLine="0"/>
               <w:jc w:val="center"/>
               <w:rPr>
                 <w:b w:val="1"/>
@@ -3030,6 +3130,7 @@
           <w:p>
             <w:pPr>
               <w:keepLines w:val="1"/>
+              <w:ind w:left="0" w:right="-1.6535433070862382" w:firstLine="0"/>
               <w:jc w:val="center"/>
               <w:rPr/>
             </w:pPr>
@@ -3060,6 +3161,7 @@
           <w:p>
             <w:pPr>
               <w:keepLines w:val="1"/>
+              <w:ind w:left="0" w:right="-1.6535433070862382" w:firstLine="0"/>
               <w:jc w:val="center"/>
               <w:rPr>
                 <w:b w:val="1"/>
@@ -3102,6 +3204,7 @@
           <w:p>
             <w:pPr>
               <w:keepLines w:val="1"/>
+              <w:ind w:left="0" w:right="-1.6535433070862382" w:firstLine="0"/>
               <w:jc w:val="center"/>
               <w:rPr>
                 <w:b w:val="1"/>
@@ -3137,6 +3240,7 @@
           <w:p>
             <w:pPr>
               <w:keepLines w:val="1"/>
+              <w:ind w:left="0" w:right="-1.6535433070862382" w:firstLine="0"/>
               <w:jc w:val="center"/>
               <w:rPr/>
             </w:pPr>
@@ -3167,6 +3271,7 @@
           <w:p>
             <w:pPr>
               <w:keepLines w:val="1"/>
+              <w:ind w:left="0" w:right="-1.6535433070862382" w:firstLine="0"/>
               <w:jc w:val="center"/>
               <w:rPr>
                 <w:b w:val="1"/>
@@ -3209,6 +3314,7 @@
           <w:p>
             <w:pPr>
               <w:keepLines w:val="1"/>
+              <w:ind w:left="0" w:right="-1.6535433070862382" w:firstLine="0"/>
               <w:jc w:val="center"/>
               <w:rPr>
                 <w:b w:val="1"/>
@@ -3244,6 +3350,7 @@
           <w:p>
             <w:pPr>
               <w:keepLines w:val="1"/>
+              <w:ind w:left="0" w:right="-1.6535433070862382" w:firstLine="0"/>
               <w:jc w:val="center"/>
               <w:rPr>
                 <w:b w:val="1"/>
@@ -3299,6 +3406,7 @@
           <w:p>
             <w:pPr>
               <w:keepLines w:val="1"/>
+              <w:ind w:left="0" w:right="-1.6535433070862382" w:firstLine="0"/>
               <w:jc w:val="center"/>
               <w:rPr>
                 <w:b w:val="1"/>
@@ -3341,6 +3449,7 @@
           <w:p>
             <w:pPr>
               <w:keepLines w:val="1"/>
+              <w:ind w:left="0" w:right="-1.6535433070862382" w:firstLine="0"/>
               <w:jc w:val="center"/>
               <w:rPr>
                 <w:b w:val="1"/>
@@ -3376,6 +3485,7 @@
           <w:p>
             <w:pPr>
               <w:keepLines w:val="1"/>
+              <w:ind w:left="0" w:right="-1.6535433070862382" w:firstLine="0"/>
               <w:jc w:val="center"/>
               <w:rPr/>
             </w:pPr>
@@ -3406,6 +3516,7 @@
           <w:p>
             <w:pPr>
               <w:keepLines w:val="1"/>
+              <w:ind w:left="0" w:right="-1.6535433070862382" w:firstLine="0"/>
               <w:jc w:val="center"/>
               <w:rPr>
                 <w:b w:val="1"/>
@@ -3448,6 +3559,7 @@
           <w:p>
             <w:pPr>
               <w:keepLines w:val="1"/>
+              <w:ind w:left="0" w:right="-1.6535433070862382" w:firstLine="0"/>
               <w:jc w:val="center"/>
               <w:rPr>
                 <w:b w:val="1"/>
@@ -3483,6 +3595,7 @@
           <w:p>
             <w:pPr>
               <w:keepLines w:val="1"/>
+              <w:ind w:left="0" w:right="-1.6535433070862382" w:firstLine="0"/>
               <w:jc w:val="center"/>
               <w:rPr/>
             </w:pPr>
@@ -3513,6 +3626,7 @@
           <w:p>
             <w:pPr>
               <w:keepLines w:val="1"/>
+              <w:ind w:left="0" w:right="-1.6535433070862382" w:firstLine="0"/>
               <w:jc w:val="center"/>
               <w:rPr>
                 <w:b w:val="1"/>
@@ -3555,6 +3669,7 @@
           <w:p>
             <w:pPr>
               <w:keepLines w:val="1"/>
+              <w:ind w:left="0" w:right="-1.6535433070862382" w:firstLine="0"/>
               <w:jc w:val="center"/>
               <w:rPr>
                 <w:b w:val="1"/>
@@ -3590,6 +3705,7 @@
           <w:p>
             <w:pPr>
               <w:keepLines w:val="1"/>
+              <w:ind w:left="0" w:right="-1.6535433070862382" w:firstLine="0"/>
               <w:jc w:val="center"/>
               <w:rPr>
                 <w:b w:val="1"/>
@@ -3645,6 +3761,7 @@
           <w:p>
             <w:pPr>
               <w:keepLines w:val="1"/>
+              <w:ind w:left="0" w:right="-1.6535433070862382" w:firstLine="0"/>
               <w:jc w:val="center"/>
               <w:rPr>
                 <w:b w:val="1"/>
@@ -3687,6 +3804,7 @@
           <w:p>
             <w:pPr>
               <w:keepLines w:val="1"/>
+              <w:ind w:left="0" w:right="-1.6535433070862382" w:firstLine="0"/>
               <w:jc w:val="center"/>
               <w:rPr>
                 <w:b w:val="1"/>
@@ -3722,6 +3840,7 @@
           <w:p>
             <w:pPr>
               <w:keepLines w:val="1"/>
+              <w:ind w:left="0" w:right="-1.6535433070862382" w:firstLine="0"/>
               <w:jc w:val="center"/>
               <w:rPr/>
             </w:pPr>
@@ -3752,6 +3871,7 @@
           <w:p>
             <w:pPr>
               <w:keepLines w:val="1"/>
+              <w:ind w:left="0" w:right="-1.6535433070862382" w:firstLine="0"/>
               <w:jc w:val="center"/>
               <w:rPr>
                 <w:b w:val="1"/>
@@ -3794,6 +3914,7 @@
           <w:p>
             <w:pPr>
               <w:keepLines w:val="1"/>
+              <w:ind w:left="0" w:right="-1.6535433070862382" w:firstLine="0"/>
               <w:jc w:val="center"/>
               <w:rPr>
                 <w:b w:val="1"/>
@@ -3829,6 +3950,7 @@
           <w:p>
             <w:pPr>
               <w:keepLines w:val="1"/>
+              <w:ind w:left="0" w:right="-1.6535433070862382" w:firstLine="0"/>
               <w:jc w:val="center"/>
               <w:rPr/>
             </w:pPr>
@@ -3859,6 +3981,7 @@
           <w:p>
             <w:pPr>
               <w:keepLines w:val="1"/>
+              <w:ind w:left="0" w:right="-1.6535433070862382" w:firstLine="0"/>
               <w:jc w:val="center"/>
               <w:rPr>
                 <w:b w:val="1"/>
@@ -3901,6 +4024,7 @@
           <w:p>
             <w:pPr>
               <w:keepLines w:val="1"/>
+              <w:ind w:left="0" w:right="-1.6535433070862382" w:firstLine="0"/>
               <w:jc w:val="center"/>
               <w:rPr>
                 <w:b w:val="1"/>
@@ -3936,6 +4060,7 @@
           <w:p>
             <w:pPr>
               <w:keepLines w:val="1"/>
+              <w:ind w:left="0" w:right="-1.6535433070862382" w:firstLine="0"/>
               <w:jc w:val="center"/>
               <w:rPr/>
             </w:pPr>
@@ -3966,6 +4091,7 @@
           <w:p>
             <w:pPr>
               <w:keepLines w:val="1"/>
+              <w:ind w:left="0" w:right="-1.6535433070862382" w:firstLine="0"/>
               <w:jc w:val="center"/>
               <w:rPr>
                 <w:b w:val="1"/>
@@ -4008,6 +4134,7 @@
           <w:p>
             <w:pPr>
               <w:keepLines w:val="1"/>
+              <w:ind w:left="0" w:right="-1.6535433070862382" w:firstLine="0"/>
               <w:jc w:val="center"/>
               <w:rPr>
                 <w:b w:val="1"/>
@@ -4043,6 +4170,7 @@
           <w:p>
             <w:pPr>
               <w:keepLines w:val="1"/>
+              <w:ind w:left="0" w:right="-1.6535433070862382" w:firstLine="0"/>
               <w:jc w:val="center"/>
               <w:rPr/>
             </w:pPr>
@@ -4073,6 +4201,7 @@
           <w:p>
             <w:pPr>
               <w:keepLines w:val="1"/>
+              <w:ind w:left="0" w:right="-1.6535433070862382" w:firstLine="0"/>
               <w:jc w:val="center"/>
               <w:rPr>
                 <w:b w:val="1"/>
@@ -4115,6 +4244,7 @@
           <w:p>
             <w:pPr>
               <w:keepLines w:val="1"/>
+              <w:ind w:left="0" w:right="-1.6535433070862382" w:firstLine="0"/>
               <w:jc w:val="center"/>
               <w:rPr>
                 <w:b w:val="1"/>
@@ -4150,6 +4280,7 @@
           <w:p>
             <w:pPr>
               <w:keepLines w:val="1"/>
+              <w:ind w:left="0" w:right="-1.6535433070862382" w:firstLine="0"/>
               <w:jc w:val="center"/>
               <w:rPr/>
             </w:pPr>
@@ -4208,6 +4339,7 @@
           <w:p>
             <w:pPr>
               <w:keepLines w:val="1"/>
+              <w:ind w:left="0" w:right="-1.6535433070862382" w:firstLine="0"/>
               <w:jc w:val="center"/>
               <w:rPr>
                 <w:b w:val="1"/>
@@ -4250,6 +4382,7 @@
           <w:p>
             <w:pPr>
               <w:keepLines w:val="1"/>
+              <w:ind w:left="0" w:right="-1.6535433070862382" w:firstLine="0"/>
               <w:jc w:val="center"/>
               <w:rPr>
                 <w:b w:val="1"/>
@@ -4285,6 +4418,7 @@
           <w:p>
             <w:pPr>
               <w:keepLines w:val="1"/>
+              <w:ind w:left="0" w:right="-1.6535433070862382" w:firstLine="0"/>
               <w:jc w:val="center"/>
               <w:rPr/>
             </w:pPr>
@@ -4315,6 +4449,7 @@
           <w:p>
             <w:pPr>
               <w:keepLines w:val="1"/>
+              <w:ind w:left="0" w:right="-1.6535433070862382" w:firstLine="0"/>
               <w:jc w:val="center"/>
               <w:rPr>
                 <w:b w:val="1"/>
@@ -4357,6 +4492,7 @@
           <w:p>
             <w:pPr>
               <w:keepLines w:val="1"/>
+              <w:ind w:left="0" w:right="-1.6535433070862382" w:firstLine="0"/>
               <w:jc w:val="center"/>
               <w:rPr>
                 <w:b w:val="1"/>
@@ -4392,6 +4528,7 @@
           <w:p>
             <w:pPr>
               <w:keepLines w:val="1"/>
+              <w:ind w:left="0" w:right="-1.6535433070862382" w:firstLine="0"/>
               <w:jc w:val="center"/>
               <w:rPr/>
             </w:pPr>
@@ -4422,6 +4559,7 @@
           <w:p>
             <w:pPr>
               <w:keepLines w:val="1"/>
+              <w:ind w:left="0" w:right="-1.6535433070862382" w:firstLine="0"/>
               <w:jc w:val="center"/>
               <w:rPr>
                 <w:b w:val="1"/>
@@ -4464,6 +4602,7 @@
           <w:p>
             <w:pPr>
               <w:keepLines w:val="1"/>
+              <w:ind w:left="0" w:right="-1.6535433070862382" w:firstLine="0"/>
               <w:jc w:val="center"/>
               <w:rPr>
                 <w:b w:val="1"/>
@@ -4499,6 +4638,7 @@
           <w:p>
             <w:pPr>
               <w:keepLines w:val="1"/>
+              <w:ind w:left="0" w:right="-1.6535433070862382" w:firstLine="0"/>
               <w:jc w:val="center"/>
               <w:rPr/>
             </w:pPr>
@@ -4529,6 +4669,7 @@
           <w:p>
             <w:pPr>
               <w:keepLines w:val="1"/>
+              <w:ind w:left="0" w:right="-1.6535433070862382" w:firstLine="0"/>
               <w:jc w:val="center"/>
               <w:rPr>
                 <w:b w:val="1"/>
@@ -4571,6 +4712,7 @@
           <w:p>
             <w:pPr>
               <w:keepLines w:val="1"/>
+              <w:ind w:left="0" w:right="-1.6535433070862382" w:firstLine="0"/>
               <w:jc w:val="center"/>
               <w:rPr>
                 <w:b w:val="1"/>
@@ -4606,6 +4748,7 @@
           <w:p>
             <w:pPr>
               <w:keepLines w:val="1"/>
+              <w:ind w:left="0" w:right="-1.6535433070862382" w:firstLine="0"/>
               <w:jc w:val="center"/>
               <w:rPr/>
             </w:pPr>
@@ -4636,6 +4779,7 @@
           <w:p>
             <w:pPr>
               <w:keepLines w:val="1"/>
+              <w:ind w:left="0" w:right="-1.6535433070862382" w:firstLine="0"/>
               <w:jc w:val="center"/>
               <w:rPr>
                 <w:b w:val="1"/>
@@ -4678,6 +4822,7 @@
           <w:p>
             <w:pPr>
               <w:keepLines w:val="1"/>
+              <w:ind w:left="0" w:right="-1.6535433070862382" w:firstLine="0"/>
               <w:jc w:val="center"/>
               <w:rPr>
                 <w:b w:val="1"/>
@@ -4713,6 +4858,7 @@
           <w:p>
             <w:pPr>
               <w:keepLines w:val="1"/>
+              <w:ind w:left="0" w:right="-1.6535433070862382" w:firstLine="0"/>
               <w:jc w:val="center"/>
               <w:rPr/>
             </w:pPr>
@@ -4743,6 +4889,7 @@
           <w:p>
             <w:pPr>
               <w:keepLines w:val="1"/>
+              <w:ind w:left="0" w:right="-1.6535433070862382" w:firstLine="0"/>
               <w:jc w:val="center"/>
               <w:rPr>
                 <w:b w:val="1"/>
@@ -4785,6 +4932,7 @@
           <w:p>
             <w:pPr>
               <w:keepLines w:val="1"/>
+              <w:ind w:left="0" w:right="-1.6535433070862382" w:firstLine="0"/>
               <w:jc w:val="center"/>
               <w:rPr>
                 <w:b w:val="1"/>
@@ -4820,6 +4968,7 @@
           <w:p>
             <w:pPr>
               <w:keepLines w:val="1"/>
+              <w:ind w:left="0" w:right="-1.6535433070862382" w:firstLine="0"/>
               <w:jc w:val="center"/>
               <w:rPr>
                 <w:b w:val="1"/>
@@ -4875,6 +5024,7 @@
           <w:p>
             <w:pPr>
               <w:keepLines w:val="1"/>
+              <w:ind w:left="0" w:right="-1.6535433070862382" w:firstLine="0"/>
               <w:jc w:val="center"/>
               <w:rPr>
                 <w:b w:val="1"/>
@@ -4917,6 +5067,7 @@
           <w:p>
             <w:pPr>
               <w:keepLines w:val="1"/>
+              <w:ind w:left="0" w:right="-1.6535433070862382" w:firstLine="0"/>
               <w:jc w:val="center"/>
               <w:rPr>
                 <w:b w:val="1"/>
@@ -4952,6 +5103,7 @@
           <w:p>
             <w:pPr>
               <w:keepLines w:val="1"/>
+              <w:ind w:left="0" w:right="-1.6535433070862382" w:firstLine="0"/>
               <w:jc w:val="center"/>
               <w:rPr/>
             </w:pPr>
@@ -4982,6 +5134,7 @@
           <w:p>
             <w:pPr>
               <w:keepLines w:val="1"/>
+              <w:ind w:left="0" w:right="-1.6535433070862382" w:firstLine="0"/>
               <w:jc w:val="center"/>
               <w:rPr>
                 <w:b w:val="1"/>
@@ -5024,6 +5177,7 @@
           <w:p>
             <w:pPr>
               <w:keepLines w:val="1"/>
+              <w:ind w:left="0" w:right="-1.6535433070862382" w:firstLine="0"/>
               <w:jc w:val="center"/>
               <w:rPr>
                 <w:b w:val="1"/>
@@ -5059,6 +5213,7 @@
           <w:p>
             <w:pPr>
               <w:keepLines w:val="1"/>
+              <w:ind w:left="0" w:right="-1.6535433070862382" w:firstLine="0"/>
               <w:jc w:val="center"/>
               <w:rPr/>
             </w:pPr>
@@ -5089,6 +5244,7 @@
           <w:p>
             <w:pPr>
               <w:keepLines w:val="1"/>
+              <w:ind w:left="0" w:right="-1.6535433070862382" w:firstLine="0"/>
               <w:jc w:val="center"/>
               <w:rPr>
                 <w:b w:val="1"/>
@@ -5131,6 +5287,7 @@
           <w:p>
             <w:pPr>
               <w:keepLines w:val="1"/>
+              <w:ind w:left="0" w:right="-1.6535433070862382" w:firstLine="0"/>
               <w:jc w:val="center"/>
               <w:rPr>
                 <w:b w:val="1"/>
@@ -5166,6 +5323,7 @@
           <w:p>
             <w:pPr>
               <w:keepLines w:val="1"/>
+              <w:ind w:left="0" w:right="-1.6535433070862382" w:firstLine="0"/>
               <w:jc w:val="center"/>
               <w:rPr/>
             </w:pPr>
@@ -5196,6 +5354,7 @@
           <w:p>
             <w:pPr>
               <w:keepLines w:val="1"/>
+              <w:ind w:left="0" w:right="-1.6535433070862382" w:firstLine="0"/>
               <w:jc w:val="center"/>
               <w:rPr>
                 <w:b w:val="1"/>
@@ -5238,6 +5397,7 @@
           <w:p>
             <w:pPr>
               <w:keepLines w:val="1"/>
+              <w:ind w:left="0" w:right="-1.6535433070862382" w:firstLine="0"/>
               <w:jc w:val="center"/>
               <w:rPr>
                 <w:b w:val="1"/>
@@ -5273,6 +5433,7 @@
           <w:p>
             <w:pPr>
               <w:keepLines w:val="1"/>
+              <w:ind w:left="0" w:right="-1.6535433070862382" w:firstLine="0"/>
               <w:jc w:val="center"/>
               <w:rPr>
                 <w:b w:val="1"/>
@@ -5328,6 +5489,7 @@
           <w:p>
             <w:pPr>
               <w:keepLines w:val="1"/>
+              <w:ind w:left="0" w:right="-1.6535433070862382" w:firstLine="0"/>
               <w:jc w:val="center"/>
               <w:rPr>
                 <w:b w:val="1"/>
@@ -5370,6 +5532,7 @@
           <w:p>
             <w:pPr>
               <w:keepLines w:val="1"/>
+              <w:ind w:left="0" w:right="-1.6535433070862382" w:firstLine="0"/>
               <w:jc w:val="center"/>
               <w:rPr>
                 <w:b w:val="1"/>
@@ -5405,6 +5568,7 @@
           <w:p>
             <w:pPr>
               <w:keepLines w:val="1"/>
+              <w:ind w:left="0" w:right="-1.6535433070862382" w:firstLine="0"/>
               <w:jc w:val="center"/>
               <w:rPr/>
             </w:pPr>
@@ -5435,6 +5599,7 @@
           <w:p>
             <w:pPr>
               <w:keepLines w:val="1"/>
+              <w:ind w:left="0" w:right="-1.6535433070862382" w:firstLine="0"/>
               <w:jc w:val="center"/>
               <w:rPr>
                 <w:b w:val="1"/>
@@ -5477,6 +5642,7 @@
           <w:p>
             <w:pPr>
               <w:keepLines w:val="1"/>
+              <w:ind w:left="0" w:right="-1.6535433070862382" w:firstLine="0"/>
               <w:jc w:val="center"/>
               <w:rPr>
                 <w:b w:val="1"/>
@@ -5512,6 +5678,7 @@
           <w:p>
             <w:pPr>
               <w:keepLines w:val="1"/>
+              <w:ind w:left="0" w:right="-1.6535433070862382" w:firstLine="0"/>
               <w:jc w:val="center"/>
               <w:rPr/>
             </w:pPr>
@@ -5542,6 +5709,7 @@
           <w:p>
             <w:pPr>
               <w:keepLines w:val="1"/>
+              <w:ind w:left="0" w:right="-1.6535433070862382" w:firstLine="0"/>
               <w:jc w:val="center"/>
               <w:rPr>
                 <w:b w:val="1"/>
@@ -5584,6 +5752,7 @@
           <w:p>
             <w:pPr>
               <w:keepLines w:val="1"/>
+              <w:ind w:left="0" w:right="-1.6535433070862382" w:firstLine="0"/>
               <w:jc w:val="center"/>
               <w:rPr>
                 <w:b w:val="1"/>
@@ -5619,6 +5788,7 @@
           <w:p>
             <w:pPr>
               <w:keepLines w:val="1"/>
+              <w:ind w:left="0" w:right="-1.6535433070862382" w:firstLine="0"/>
               <w:jc w:val="center"/>
               <w:rPr/>
             </w:pPr>
@@ -5649,6 +5819,7 @@
           <w:p>
             <w:pPr>
               <w:keepLines w:val="1"/>
+              <w:ind w:left="0" w:right="-1.6535433070862382" w:firstLine="0"/>
               <w:jc w:val="center"/>
               <w:rPr>
                 <w:b w:val="1"/>
@@ -5691,6 +5862,7 @@
           <w:p>
             <w:pPr>
               <w:keepLines w:val="1"/>
+              <w:ind w:left="0" w:right="-1.6535433070862382" w:firstLine="0"/>
               <w:jc w:val="center"/>
               <w:rPr>
                 <w:b w:val="1"/>
@@ -5726,6 +5898,7 @@
           <w:p>
             <w:pPr>
               <w:keepLines w:val="1"/>
+              <w:ind w:left="0" w:right="-1.6535433070862382" w:firstLine="0"/>
               <w:jc w:val="center"/>
               <w:rPr/>
             </w:pPr>
@@ -5756,6 +5929,7 @@
           <w:p>
             <w:pPr>
               <w:keepLines w:val="1"/>
+              <w:ind w:left="0" w:right="-1.6535433070862382" w:firstLine="0"/>
               <w:jc w:val="center"/>
               <w:rPr>
                 <w:b w:val="1"/>
@@ -5798,6 +5972,7 @@
           <w:p>
             <w:pPr>
               <w:keepLines w:val="1"/>
+              <w:ind w:left="0" w:right="-1.6535433070862382" w:firstLine="0"/>
               <w:jc w:val="center"/>
               <w:rPr>
                 <w:b w:val="1"/>
@@ -5833,6 +6008,7 @@
           <w:p>
             <w:pPr>
               <w:keepLines w:val="1"/>
+              <w:ind w:left="0" w:right="-1.6535433070862382" w:firstLine="0"/>
               <w:jc w:val="center"/>
               <w:rPr/>
             </w:pPr>
@@ -5863,6 +6039,7 @@
           <w:p>
             <w:pPr>
               <w:keepLines w:val="1"/>
+              <w:ind w:left="0" w:right="-1.6535433070862382" w:firstLine="0"/>
               <w:jc w:val="center"/>
               <w:rPr>
                 <w:b w:val="1"/>
@@ -5905,6 +6082,7 @@
           <w:p>
             <w:pPr>
               <w:keepLines w:val="1"/>
+              <w:ind w:left="0" w:right="-1.6535433070862382" w:firstLine="0"/>
               <w:jc w:val="center"/>
               <w:rPr>
                 <w:b w:val="1"/>
@@ -5940,6 +6118,7 @@
           <w:p>
             <w:pPr>
               <w:keepLines w:val="1"/>
+              <w:ind w:left="0" w:right="-1.6535433070862382" w:firstLine="0"/>
               <w:jc w:val="center"/>
               <w:rPr/>
             </w:pPr>
@@ -5970,6 +6149,7 @@
           <w:p>
             <w:pPr>
               <w:keepLines w:val="1"/>
+              <w:ind w:left="0" w:right="-1.6535433070862382" w:firstLine="0"/>
               <w:jc w:val="center"/>
               <w:rPr>
                 <w:b w:val="1"/>
@@ -6012,6 +6192,7 @@
           <w:p>
             <w:pPr>
               <w:keepLines w:val="1"/>
+              <w:ind w:left="0" w:right="-1.6535433070862382" w:firstLine="0"/>
               <w:jc w:val="center"/>
               <w:rPr>
                 <w:b w:val="1"/>
@@ -6047,6 +6228,7 @@
           <w:p>
             <w:pPr>
               <w:keepLines w:val="1"/>
+              <w:ind w:left="0" w:right="-1.6535433070862382" w:firstLine="0"/>
               <w:jc w:val="center"/>
               <w:rPr/>
             </w:pPr>
@@ -6077,6 +6259,7 @@
           <w:p>
             <w:pPr>
               <w:keepLines w:val="1"/>
+              <w:ind w:left="0" w:right="-1.6535433070862382" w:firstLine="0"/>
               <w:jc w:val="center"/>
               <w:rPr>
                 <w:b w:val="1"/>
@@ -6119,6 +6302,7 @@
           <w:p>
             <w:pPr>
               <w:keepLines w:val="1"/>
+              <w:ind w:left="0" w:right="-1.6535433070862382" w:firstLine="0"/>
               <w:jc w:val="center"/>
               <w:rPr>
                 <w:b w:val="1"/>
@@ -6154,6 +6338,7 @@
           <w:p>
             <w:pPr>
               <w:keepLines w:val="1"/>
+              <w:ind w:left="0" w:right="-1.6535433070862382" w:firstLine="0"/>
               <w:jc w:val="center"/>
               <w:rPr/>
             </w:pPr>
@@ -6184,6 +6369,7 @@
           <w:p>
             <w:pPr>
               <w:keepLines w:val="1"/>
+              <w:ind w:left="0" w:right="-1.6535433070862382" w:firstLine="0"/>
               <w:jc w:val="center"/>
               <w:rPr>
                 <w:b w:val="1"/>
@@ -6226,6 +6412,7 @@
           <w:p>
             <w:pPr>
               <w:keepLines w:val="1"/>
+              <w:ind w:left="0" w:right="-1.6535433070862382" w:firstLine="0"/>
               <w:jc w:val="center"/>
               <w:rPr>
                 <w:b w:val="1"/>
@@ -6261,6 +6448,7 @@
           <w:p>
             <w:pPr>
               <w:keepLines w:val="1"/>
+              <w:ind w:left="0" w:right="-1.6535433070862382" w:firstLine="0"/>
               <w:jc w:val="center"/>
               <w:rPr/>
             </w:pPr>
@@ -6291,6 +6479,7 @@
           <w:p>
             <w:pPr>
               <w:keepLines w:val="1"/>
+              <w:ind w:left="0" w:right="-1.6535433070862382" w:firstLine="0"/>
               <w:jc w:val="center"/>
               <w:rPr>
                 <w:b w:val="1"/>
@@ -6333,6 +6522,7 @@
           <w:p>
             <w:pPr>
               <w:keepLines w:val="1"/>
+              <w:ind w:left="0" w:right="-1.6535433070862382" w:firstLine="0"/>
               <w:jc w:val="center"/>
               <w:rPr>
                 <w:b w:val="1"/>
@@ -6368,6 +6558,7 @@
           <w:p>
             <w:pPr>
               <w:keepLines w:val="1"/>
+              <w:ind w:left="0" w:right="-1.6535433070862382" w:firstLine="0"/>
               <w:jc w:val="center"/>
               <w:rPr/>
             </w:pPr>
@@ -6398,6 +6589,7 @@
           <w:p>
             <w:pPr>
               <w:keepLines w:val="1"/>
+              <w:ind w:left="0" w:right="-1.6535433070862382" w:firstLine="0"/>
               <w:jc w:val="center"/>
               <w:rPr>
                 <w:b w:val="1"/>
@@ -6440,6 +6632,7 @@
           <w:p>
             <w:pPr>
               <w:keepLines w:val="1"/>
+              <w:ind w:left="0" w:right="-1.6535433070862382" w:firstLine="0"/>
               <w:jc w:val="center"/>
               <w:rPr>
                 <w:b w:val="1"/>
@@ -6475,6 +6668,7 @@
           <w:p>
             <w:pPr>
               <w:keepLines w:val="1"/>
+              <w:ind w:left="0" w:right="-1.6535433070862382" w:firstLine="0"/>
               <w:jc w:val="center"/>
               <w:rPr/>
             </w:pPr>
@@ -6505,6 +6699,7 @@
           <w:p>
             <w:pPr>
               <w:keepLines w:val="1"/>
+              <w:ind w:left="0" w:right="-1.6535433070862382" w:firstLine="0"/>
               <w:jc w:val="center"/>
               <w:rPr>
                 <w:b w:val="1"/>
@@ -6547,6 +6742,7 @@
           <w:p>
             <w:pPr>
               <w:keepLines w:val="1"/>
+              <w:ind w:left="0" w:right="-1.6535433070862382" w:firstLine="0"/>
               <w:jc w:val="center"/>
               <w:rPr>
                 <w:b w:val="1"/>
@@ -6582,6 +6778,7 @@
           <w:p>
             <w:pPr>
               <w:keepLines w:val="1"/>
+              <w:ind w:left="0" w:right="-1.6535433070862382" w:firstLine="0"/>
               <w:jc w:val="center"/>
               <w:rPr/>
             </w:pPr>
@@ -6612,6 +6809,7 @@
           <w:p>
             <w:pPr>
               <w:keepLines w:val="1"/>
+              <w:ind w:left="0" w:right="-1.6535433070862382" w:firstLine="0"/>
               <w:jc w:val="center"/>
               <w:rPr>
                 <w:b w:val="1"/>
@@ -6654,6 +6852,7 @@
           <w:p>
             <w:pPr>
               <w:keepLines w:val="1"/>
+              <w:ind w:left="0" w:right="-1.6535433070862382" w:firstLine="0"/>
               <w:jc w:val="center"/>
               <w:rPr>
                 <w:b w:val="1"/>
@@ -6689,6 +6888,7 @@
           <w:p>
             <w:pPr>
               <w:keepLines w:val="1"/>
+              <w:ind w:left="0" w:right="-1.6535433070862382" w:firstLine="0"/>
               <w:jc w:val="center"/>
               <w:rPr/>
             </w:pPr>
@@ -6719,6 +6919,7 @@
           <w:p>
             <w:pPr>
               <w:keepLines w:val="1"/>
+              <w:ind w:left="0" w:right="-1.6535433070862382" w:firstLine="0"/>
               <w:jc w:val="center"/>
               <w:rPr>
                 <w:b w:val="1"/>
@@ -6761,6 +6962,7 @@
           <w:p>
             <w:pPr>
               <w:keepLines w:val="1"/>
+              <w:ind w:left="0" w:right="-1.6535433070862382" w:firstLine="0"/>
               <w:jc w:val="center"/>
               <w:rPr>
                 <w:b w:val="1"/>
@@ -6796,6 +6998,7 @@
           <w:p>
             <w:pPr>
               <w:keepLines w:val="1"/>
+              <w:ind w:left="0" w:right="-1.6535433070862382" w:firstLine="0"/>
               <w:jc w:val="center"/>
               <w:rPr/>
             </w:pPr>
@@ -6826,6 +7029,7 @@
           <w:p>
             <w:pPr>
               <w:keepLines w:val="1"/>
+              <w:ind w:left="0" w:right="-1.6535433070862382" w:firstLine="0"/>
               <w:jc w:val="center"/>
               <w:rPr>
                 <w:b w:val="1"/>
@@ -6868,6 +7072,7 @@
           <w:p>
             <w:pPr>
               <w:keepLines w:val="1"/>
+              <w:ind w:left="0" w:right="-1.6535433070862382" w:firstLine="0"/>
               <w:jc w:val="center"/>
               <w:rPr>
                 <w:b w:val="1"/>
@@ -6903,6 +7108,7 @@
           <w:p>
             <w:pPr>
               <w:keepLines w:val="1"/>
+              <w:ind w:left="0" w:right="-1.6535433070862382" w:firstLine="0"/>
               <w:jc w:val="center"/>
               <w:rPr/>
             </w:pPr>
@@ -6933,6 +7139,7 @@
           <w:p>
             <w:pPr>
               <w:keepLines w:val="1"/>
+              <w:ind w:left="0" w:right="-1.6535433070862382" w:firstLine="0"/>
               <w:jc w:val="center"/>
               <w:rPr>
                 <w:b w:val="1"/>
@@ -6975,6 +7182,7 @@
           <w:p>
             <w:pPr>
               <w:keepLines w:val="1"/>
+              <w:ind w:left="0" w:right="-1.6535433070862382" w:firstLine="0"/>
               <w:jc w:val="center"/>
               <w:rPr>
                 <w:b w:val="1"/>
@@ -7010,6 +7218,7 @@
           <w:p>
             <w:pPr>
               <w:keepLines w:val="1"/>
+              <w:ind w:left="0" w:right="-1.6535433070862382" w:firstLine="0"/>
               <w:jc w:val="center"/>
               <w:rPr/>
             </w:pPr>
@@ -7040,6 +7249,7 @@
           <w:p>
             <w:pPr>
               <w:keepLines w:val="1"/>
+              <w:ind w:left="0" w:right="-1.6535433070862382" w:firstLine="0"/>
               <w:jc w:val="center"/>
               <w:rPr>
                 <w:b w:val="1"/>
@@ -7061,6 +7271,7 @@
     <w:p>
       <w:pPr>
         <w:keepLines w:val="1"/>
+        <w:ind w:left="0" w:right="-1.6535433070862382" w:firstLine="0"/>
         <w:jc w:val="left"/>
         <w:rPr/>
       </w:pPr>
@@ -7073,6 +7284,7 @@
     <w:p>
       <w:pPr>
         <w:keepLines w:val="1"/>
+        <w:ind w:left="0" w:right="-1.6535433070862382" w:firstLine="0"/>
         <w:jc w:val="center"/>
         <w:rPr/>
       </w:pPr>
@@ -7085,6 +7297,7 @@
     <w:p>
       <w:pPr>
         <w:pStyle w:val="Heading3"/>
+        <w:ind w:left="0" w:right="-1.6535433070862382" w:firstLine="0"/>
         <w:rPr>
           <w:b w:val="1"/>
           <w:bCs w:val="1"/>
@@ -7113,6 +7326,7 @@
     <w:p>
       <w:pPr>
         <w:keepLines w:val="1"/>
+        <w:ind w:left="0" w:right="-1.6535433070862382" w:firstLine="0"/>
         <w:jc w:val="center"/>
         <w:rPr/>
       </w:pPr>
@@ -7125,6 +7339,7 @@
     <w:p>
       <w:pPr>
         <w:keepLines w:val="1"/>
+        <w:ind w:left="0" w:right="-1.6535433070862382" w:firstLine="0"/>
         <w:jc w:val="center"/>
         <w:rPr/>
       </w:pPr>
@@ -7189,6 +7404,7 @@
           <w:p>
             <w:pPr>
               <w:keepLines w:val="1"/>
+              <w:ind w:left="0" w:right="-1.6535433070862382" w:firstLine="0"/>
               <w:jc w:val="center"/>
               <w:rPr>
                 <w:b w:val="1"/>
@@ -7227,6 +7443,7 @@
           <w:p>
             <w:pPr>
               <w:keepLines w:val="1"/>
+              <w:ind w:left="0" w:right="-1.6535433070862382" w:firstLine="0"/>
               <w:jc w:val="center"/>
               <w:rPr>
                 <w:color w:val="ffffff"/>
@@ -7268,6 +7485,7 @@
           <w:p>
             <w:pPr>
               <w:keepLines w:val="1"/>
+              <w:ind w:left="0" w:right="-1.6535433070862382" w:firstLine="0"/>
               <w:jc w:val="center"/>
               <w:rPr>
                 <w:color w:val="ffffff"/>
@@ -7315,6 +7533,7 @@
           <w:p>
             <w:pPr>
               <w:keepLines w:val="1"/>
+              <w:ind w:left="0" w:right="-1.6535433070862382" w:firstLine="0"/>
               <w:jc w:val="center"/>
               <w:rPr>
                 <w:b w:val="1"/>
@@ -7350,6 +7569,7 @@
           <w:p>
             <w:pPr>
               <w:keepLines w:val="1"/>
+              <w:ind w:left="0" w:right="-1.6535433070862382" w:firstLine="0"/>
               <w:jc w:val="center"/>
               <w:rPr/>
             </w:pPr>
@@ -7380,6 +7600,7 @@
           <w:p>
             <w:pPr>
               <w:keepLines w:val="1"/>
+              <w:ind w:left="0" w:right="-1.6535433070862382" w:firstLine="0"/>
               <w:jc w:val="center"/>
               <w:rPr>
                 <w:b w:val="1"/>
@@ -7422,6 +7643,7 @@
           <w:p>
             <w:pPr>
               <w:keepLines w:val="1"/>
+              <w:ind w:left="0" w:right="-1.6535433070862382" w:firstLine="0"/>
               <w:jc w:val="center"/>
               <w:rPr>
                 <w:b w:val="1"/>
@@ -7457,6 +7679,7 @@
           <w:p>
             <w:pPr>
               <w:keepLines w:val="1"/>
+              <w:ind w:left="0" w:right="-1.6535433070862382" w:firstLine="0"/>
               <w:jc w:val="center"/>
               <w:rPr/>
             </w:pPr>
@@ -7487,6 +7710,7 @@
           <w:p>
             <w:pPr>
               <w:keepLines w:val="1"/>
+              <w:ind w:left="0" w:right="-1.6535433070862382" w:firstLine="0"/>
               <w:jc w:val="center"/>
               <w:rPr>
                 <w:b w:val="1"/>
@@ -7529,6 +7753,7 @@
           <w:p>
             <w:pPr>
               <w:keepLines w:val="1"/>
+              <w:ind w:left="0" w:right="-1.6535433070862382" w:firstLine="0"/>
               <w:jc w:val="center"/>
               <w:rPr>
                 <w:b w:val="1"/>
@@ -7564,6 +7789,7 @@
           <w:p>
             <w:pPr>
               <w:keepLines w:val="1"/>
+              <w:ind w:left="0" w:right="-1.6535433070862382" w:firstLine="0"/>
               <w:jc w:val="center"/>
               <w:rPr/>
             </w:pPr>
@@ -7594,6 +7820,7 @@
           <w:p>
             <w:pPr>
               <w:keepLines w:val="1"/>
+              <w:ind w:left="0" w:right="-1.6535433070862382" w:firstLine="0"/>
               <w:jc w:val="center"/>
               <w:rPr>
                 <w:b w:val="1"/>
@@ -7636,6 +7863,7 @@
           <w:p>
             <w:pPr>
               <w:keepLines w:val="1"/>
+              <w:ind w:left="0" w:right="-1.6535433070862382" w:firstLine="0"/>
               <w:jc w:val="center"/>
               <w:rPr>
                 <w:b w:val="1"/>
@@ -7671,6 +7899,7 @@
           <w:p>
             <w:pPr>
               <w:keepLines w:val="1"/>
+              <w:ind w:left="0" w:right="-1.6535433070862382" w:firstLine="0"/>
               <w:jc w:val="center"/>
               <w:rPr/>
             </w:pPr>
@@ -7701,6 +7930,7 @@
           <w:p>
             <w:pPr>
               <w:keepLines w:val="1"/>
+              <w:ind w:left="0" w:right="-1.6535433070862382" w:firstLine="0"/>
               <w:jc w:val="center"/>
               <w:rPr>
                 <w:b w:val="1"/>
@@ -7743,6 +7973,7 @@
           <w:p>
             <w:pPr>
               <w:keepLines w:val="1"/>
+              <w:ind w:left="0" w:right="-1.6535433070862382" w:firstLine="0"/>
               <w:jc w:val="center"/>
               <w:rPr>
                 <w:b w:val="1"/>
@@ -7778,6 +8009,7 @@
           <w:p>
             <w:pPr>
               <w:keepLines w:val="1"/>
+              <w:ind w:left="0" w:right="-1.6535433070862382" w:firstLine="0"/>
               <w:jc w:val="center"/>
               <w:rPr/>
             </w:pPr>
@@ -7808,6 +8040,7 @@
           <w:p>
             <w:pPr>
               <w:keepLines w:val="1"/>
+              <w:ind w:left="0" w:right="-1.6535433070862382" w:firstLine="0"/>
               <w:jc w:val="center"/>
               <w:rPr>
                 <w:b w:val="1"/>
@@ -7850,6 +8083,7 @@
           <w:p>
             <w:pPr>
               <w:keepLines w:val="1"/>
+              <w:ind w:left="0" w:right="-1.6535433070862382" w:firstLine="0"/>
               <w:jc w:val="center"/>
               <w:rPr>
                 <w:b w:val="1"/>
@@ -7885,6 +8119,7 @@
           <w:p>
             <w:pPr>
               <w:keepLines w:val="1"/>
+              <w:ind w:left="0" w:right="-1.6535433070862382" w:firstLine="0"/>
               <w:jc w:val="center"/>
               <w:rPr/>
             </w:pPr>
@@ -7915,6 +8150,7 @@
           <w:p>
             <w:pPr>
               <w:keepLines w:val="1"/>
+              <w:ind w:left="0" w:right="-1.6535433070862382" w:firstLine="0"/>
               <w:jc w:val="center"/>
               <w:rPr>
                 <w:b w:val="1"/>
@@ -7957,6 +8193,7 @@
           <w:p>
             <w:pPr>
               <w:keepLines w:val="1"/>
+              <w:ind w:left="0" w:right="-1.6535433070862382" w:firstLine="0"/>
               <w:jc w:val="center"/>
               <w:rPr>
                 <w:b w:val="1"/>
@@ -7992,6 +8229,7 @@
           <w:p>
             <w:pPr>
               <w:keepLines w:val="1"/>
+              <w:ind w:left="0" w:right="-1.6535433070862382" w:firstLine="0"/>
               <w:jc w:val="center"/>
               <w:rPr/>
             </w:pPr>
@@ -8022,6 +8260,7 @@
           <w:p>
             <w:pPr>
               <w:keepLines w:val="1"/>
+              <w:ind w:left="0" w:right="-1.6535433070862382" w:firstLine="0"/>
               <w:jc w:val="center"/>
               <w:rPr>
                 <w:b w:val="1"/>
@@ -8064,6 +8303,7 @@
           <w:p>
             <w:pPr>
               <w:keepLines w:val="1"/>
+              <w:ind w:left="0" w:right="-1.6535433070862382" w:firstLine="0"/>
               <w:jc w:val="center"/>
               <w:rPr>
                 <w:b w:val="1"/>
@@ -8099,6 +8339,7 @@
           <w:p>
             <w:pPr>
               <w:keepLines w:val="1"/>
+              <w:ind w:left="0" w:right="-1.6535433070862382" w:firstLine="0"/>
               <w:jc w:val="center"/>
               <w:rPr/>
             </w:pPr>
@@ -8129,6 +8370,7 @@
           <w:p>
             <w:pPr>
               <w:keepLines w:val="1"/>
+              <w:ind w:left="0" w:right="-1.6535433070862382" w:firstLine="0"/>
               <w:jc w:val="center"/>
               <w:rPr>
                 <w:b w:val="1"/>
@@ -8171,6 +8413,7 @@
           <w:p>
             <w:pPr>
               <w:keepLines w:val="1"/>
+              <w:ind w:left="0" w:right="-1.6535433070862382" w:firstLine="0"/>
               <w:jc w:val="center"/>
               <w:rPr>
                 <w:b w:val="1"/>
@@ -8206,6 +8449,7 @@
           <w:p>
             <w:pPr>
               <w:keepLines w:val="1"/>
+              <w:ind w:left="0" w:right="-1.6535433070862382" w:firstLine="0"/>
               <w:jc w:val="center"/>
               <w:rPr/>
             </w:pPr>
@@ -8236,6 +8480,7 @@
           <w:p>
             <w:pPr>
               <w:keepLines w:val="1"/>
+              <w:ind w:left="0" w:right="-1.6535433070862382" w:firstLine="0"/>
               <w:jc w:val="center"/>
               <w:rPr>
                 <w:b w:val="1"/>
@@ -8278,6 +8523,7 @@
           <w:p>
             <w:pPr>
               <w:keepLines w:val="1"/>
+              <w:ind w:left="0" w:right="-1.6535433070862382" w:firstLine="0"/>
               <w:jc w:val="center"/>
               <w:rPr>
                 <w:b w:val="1"/>
@@ -8313,6 +8559,7 @@
           <w:p>
             <w:pPr>
               <w:keepLines w:val="1"/>
+              <w:ind w:left="0" w:right="-1.6535433070862382" w:firstLine="0"/>
               <w:jc w:val="center"/>
               <w:rPr/>
             </w:pPr>
@@ -8343,6 +8590,7 @@
           <w:p>
             <w:pPr>
               <w:keepLines w:val="1"/>
+              <w:ind w:left="0" w:right="-1.6535433070862382" w:firstLine="0"/>
               <w:jc w:val="center"/>
               <w:rPr>
                 <w:b w:val="1"/>
@@ -8364,6 +8612,7 @@
     <w:p>
       <w:pPr>
         <w:pStyle w:val="Heading1"/>
+        <w:ind w:left="0" w:right="-1.6535433070862382" w:firstLine="0"/>
         <w:rPr>
           <w:i w:val="1"/>
           <w:iCs w:val="1"/>
@@ -8383,6 +8632,7 @@
     <w:p>
       <w:pPr>
         <w:pStyle w:val="Heading2"/>
+        <w:ind w:left="0" w:right="-1.6535433070862382" w:firstLine="0"/>
         <w:rPr/>
       </w:pPr>
       <w:bookmarkStart w:colFirst="0" w:colLast="0" w:name="_jlxw7vfw5iyq" w:id="15"/>
@@ -8406,6 +8656,7 @@
     </w:p>
     <w:p>
       <w:pPr>
+        <w:ind w:left="0" w:right="-1.6535433070862382" w:firstLine="0"/>
         <w:rPr/>
       </w:pPr>
       <w:r>
@@ -8465,6 +8716,7 @@
     <w:p>
       <w:pPr>
         <w:pStyle w:val="Heading2"/>
+        <w:ind w:left="0" w:right="-1.6535433070862382" w:firstLine="0"/>
         <w:rPr>
           <w:b w:val="1"/>
           <w:bCs w:val="1"/>
@@ -8489,6 +8741,7 @@
     </w:p>
     <w:p>
       <w:pPr>
+        <w:ind w:left="0" w:right="-1.6535433070862382" w:firstLine="0"/>
         <w:jc w:val="center"/>
         <w:rPr/>
       </w:pPr>
@@ -8550,6 +8803,7 @@
           </w:tcPr>
           <w:p>
             <w:pPr>
+              <w:ind w:left="0" w:right="-1.6535433070862382" w:firstLine="0"/>
               <w:jc w:val="center"/>
               <w:rPr>
                 <w:b w:val="1"/>
@@ -8587,6 +8841,7 @@
           </w:tcPr>
           <w:p>
             <w:pPr>
+              <w:ind w:left="0" w:right="-1.6535433070862382" w:firstLine="0"/>
               <w:jc w:val="center"/>
               <w:rPr>
                 <w:color w:val="ffffff"/>
@@ -8633,6 +8888,7 @@
           </w:tcPr>
           <w:p>
             <w:pPr>
+              <w:ind w:left="0" w:right="-1.6535433070862382" w:firstLine="0"/>
               <w:jc w:val="center"/>
               <w:rPr>
                 <w:b w:val="1"/>
@@ -8667,6 +8923,7 @@
           </w:tcPr>
           <w:p>
             <w:pPr>
+              <w:ind w:left="0" w:right="-1.6535433070862382" w:firstLine="0"/>
               <w:jc w:val="center"/>
               <w:rPr/>
             </w:pPr>
@@ -8703,6 +8960,7 @@
           </w:tcPr>
           <w:p>
             <w:pPr>
+              <w:ind w:left="0" w:right="-1.6535433070862382" w:firstLine="0"/>
               <w:jc w:val="center"/>
               <w:rPr>
                 <w:b w:val="1"/>
@@ -8737,6 +8995,7 @@
           </w:tcPr>
           <w:p>
             <w:pPr>
+              <w:ind w:left="0" w:right="-1.6535433070862382" w:firstLine="0"/>
               <w:jc w:val="center"/>
               <w:rPr/>
             </w:pPr>
@@ -8773,6 +9032,7 @@
           </w:tcPr>
           <w:p>
             <w:pPr>
+              <w:ind w:left="0" w:right="-1.6535433070862382" w:firstLine="0"/>
               <w:jc w:val="center"/>
               <w:rPr>
                 <w:b w:val="1"/>
@@ -8807,6 +9067,7 @@
           </w:tcPr>
           <w:p>
             <w:pPr>
+              <w:ind w:left="0" w:right="-1.6535433070862382" w:firstLine="0"/>
               <w:jc w:val="center"/>
               <w:rPr/>
             </w:pPr>
@@ -8843,6 +9104,7 @@
           </w:tcPr>
           <w:p>
             <w:pPr>
+              <w:ind w:left="0" w:right="-1.6535433070862382" w:firstLine="0"/>
               <w:jc w:val="center"/>
               <w:rPr>
                 <w:b w:val="1"/>
@@ -8877,6 +9139,7 @@
           </w:tcPr>
           <w:p>
             <w:pPr>
+              <w:ind w:left="0" w:right="-1.6535433070862382" w:firstLine="0"/>
               <w:jc w:val="center"/>
               <w:rPr/>
             </w:pPr>
@@ -8913,6 +9176,7 @@
           </w:tcPr>
           <w:p>
             <w:pPr>
+              <w:ind w:left="0" w:right="-1.6535433070862382" w:firstLine="0"/>
               <w:jc w:val="center"/>
               <w:rPr>
                 <w:b w:val="1"/>
@@ -8947,6 +9211,7 @@
           </w:tcPr>
           <w:p>
             <w:pPr>
+              <w:ind w:left="0" w:right="-1.6535433070862382" w:firstLine="0"/>
               <w:jc w:val="center"/>
               <w:rPr/>
             </w:pPr>
@@ -8983,6 +9248,7 @@
           </w:tcPr>
           <w:p>
             <w:pPr>
+              <w:ind w:left="0" w:right="-1.6535433070862382" w:firstLine="0"/>
               <w:jc w:val="center"/>
               <w:rPr>
                 <w:b w:val="1"/>
@@ -9017,6 +9283,7 @@
           </w:tcPr>
           <w:p>
             <w:pPr>
+              <w:ind w:left="0" w:right="-1.6535433070862382" w:firstLine="0"/>
               <w:jc w:val="center"/>
               <w:rPr/>
             </w:pPr>
@@ -9053,6 +9320,7 @@
           </w:tcPr>
           <w:p>
             <w:pPr>
+              <w:ind w:left="0" w:right="-1.6535433070862382" w:firstLine="0"/>
               <w:jc w:val="center"/>
               <w:rPr>
                 <w:b w:val="1"/>
@@ -9087,6 +9355,7 @@
           </w:tcPr>
           <w:p>
             <w:pPr>
+              <w:ind w:left="0" w:right="-1.6535433070862382" w:firstLine="0"/>
               <w:jc w:val="center"/>
               <w:rPr/>
             </w:pPr>
@@ -9123,6 +9392,7 @@
           </w:tcPr>
           <w:p>
             <w:pPr>
+              <w:ind w:left="0" w:right="-1.6535433070862382" w:firstLine="0"/>
               <w:jc w:val="center"/>
               <w:rPr>
                 <w:b w:val="1"/>
@@ -9157,6 +9427,7 @@
           </w:tcPr>
           <w:p>
             <w:pPr>
+              <w:ind w:left="0" w:right="-1.6535433070862382" w:firstLine="0"/>
               <w:jc w:val="center"/>
               <w:rPr/>
             </w:pPr>
@@ -9205,6 +9476,7 @@
           </w:tcPr>
           <w:p>
             <w:pPr>
+              <w:ind w:left="0" w:right="-1.6535433070862382" w:firstLine="0"/>
               <w:jc w:val="center"/>
               <w:rPr>
                 <w:b w:val="1"/>
@@ -9239,6 +9511,7 @@
           </w:tcPr>
           <w:p>
             <w:pPr>
+              <w:ind w:left="0" w:right="-1.6535433070862382" w:firstLine="0"/>
               <w:jc w:val="center"/>
               <w:rPr/>
             </w:pPr>
@@ -9275,6 +9548,7 @@
           </w:tcPr>
           <w:p>
             <w:pPr>
+              <w:ind w:left="0" w:right="-1.6535433070862382" w:firstLine="0"/>
               <w:jc w:val="center"/>
               <w:rPr>
                 <w:b w:val="1"/>
@@ -9309,6 +9583,7 @@
           </w:tcPr>
           <w:p>
             <w:pPr>
+              <w:ind w:left="0" w:right="-1.6535433070862382" w:firstLine="0"/>
               <w:jc w:val="center"/>
               <w:rPr/>
             </w:pPr>
@@ -9345,6 +9620,7 @@
           </w:tcPr>
           <w:p>
             <w:pPr>
+              <w:ind w:left="0" w:right="-1.6535433070862382" w:firstLine="0"/>
               <w:jc w:val="center"/>
               <w:rPr>
                 <w:b w:val="1"/>
@@ -9379,6 +9655,7 @@
           </w:tcPr>
           <w:p>
             <w:pPr>
+              <w:ind w:left="0" w:right="-1.6535433070862382" w:firstLine="0"/>
               <w:jc w:val="center"/>
               <w:rPr/>
             </w:pPr>
@@ -9415,6 +9692,7 @@
           </w:tcPr>
           <w:p>
             <w:pPr>
+              <w:ind w:left="0" w:right="-1.6535433070862382" w:firstLine="0"/>
               <w:jc w:val="center"/>
               <w:rPr>
                 <w:b w:val="1"/>
@@ -9449,6 +9727,7 @@
           </w:tcPr>
           <w:p>
             <w:pPr>
+              <w:ind w:left="0" w:right="-1.6535433070862382" w:firstLine="0"/>
               <w:jc w:val="center"/>
               <w:rPr/>
             </w:pPr>
@@ -9485,6 +9764,7 @@
           </w:tcPr>
           <w:p>
             <w:pPr>
+              <w:ind w:left="0" w:right="-1.6535433070862382" w:firstLine="0"/>
               <w:jc w:val="center"/>
               <w:rPr>
                 <w:b w:val="1"/>
@@ -9519,6 +9799,7 @@
           </w:tcPr>
           <w:p>
             <w:pPr>
+              <w:ind w:left="0" w:right="-1.6535433070862382" w:firstLine="0"/>
               <w:jc w:val="center"/>
               <w:rPr/>
             </w:pPr>
@@ -9555,6 +9836,7 @@
           </w:tcPr>
           <w:p>
             <w:pPr>
+              <w:ind w:left="0" w:right="-1.6535433070862382" w:firstLine="0"/>
               <w:jc w:val="center"/>
               <w:rPr>
                 <w:b w:val="1"/>
@@ -9589,6 +9871,7 @@
           </w:tcPr>
           <w:p>
             <w:pPr>
+              <w:ind w:left="0" w:right="-1.6535433070862382" w:firstLine="0"/>
               <w:jc w:val="center"/>
               <w:rPr/>
             </w:pPr>
@@ -9625,6 +9908,7 @@
           </w:tcPr>
           <w:p>
             <w:pPr>
+              <w:ind w:left="0" w:right="-1.6535433070862382" w:firstLine="0"/>
               <w:jc w:val="center"/>
               <w:rPr>
                 <w:b w:val="1"/>
@@ -9659,6 +9943,7 @@
           </w:tcPr>
           <w:p>
             <w:pPr>
+              <w:ind w:left="0" w:right="-1.6535433070862382" w:firstLine="0"/>
               <w:jc w:val="center"/>
               <w:rPr/>
             </w:pPr>
@@ -9695,6 +9980,7 @@
           </w:tcPr>
           <w:p>
             <w:pPr>
+              <w:ind w:left="0" w:right="-1.6535433070862382" w:firstLine="0"/>
               <w:jc w:val="center"/>
               <w:rPr>
                 <w:b w:val="1"/>
@@ -9729,6 +10015,7 @@
           </w:tcPr>
           <w:p>
             <w:pPr>
+              <w:ind w:left="0" w:right="-1.6535433070862382" w:firstLine="0"/>
               <w:jc w:val="center"/>
               <w:rPr/>
             </w:pPr>
@@ -9765,6 +10052,7 @@
           </w:tcPr>
           <w:p>
             <w:pPr>
+              <w:ind w:left="0" w:right="-1.6535433070862382" w:firstLine="0"/>
               <w:jc w:val="center"/>
               <w:rPr>
                 <w:b w:val="1"/>
@@ -9799,6 +10087,7 @@
           </w:tcPr>
           <w:p>
             <w:pPr>
+              <w:ind w:left="0" w:right="-1.6535433070862382" w:firstLine="0"/>
               <w:jc w:val="center"/>
               <w:rPr/>
             </w:pPr>
@@ -9835,6 +10124,7 @@
           </w:tcPr>
           <w:p>
             <w:pPr>
+              <w:ind w:left="0" w:right="-1.6535433070862382" w:firstLine="0"/>
               <w:jc w:val="center"/>
               <w:rPr>
                 <w:b w:val="1"/>
@@ -9869,6 +10159,7 @@
           </w:tcPr>
           <w:p>
             <w:pPr>
+              <w:ind w:left="0" w:right="-1.6535433070862382" w:firstLine="0"/>
               <w:jc w:val="center"/>
               <w:rPr/>
             </w:pPr>
@@ -9905,6 +10196,7 @@
           </w:tcPr>
           <w:p>
             <w:pPr>
+              <w:ind w:left="0" w:right="-1.6535433070862382" w:firstLine="0"/>
               <w:jc w:val="center"/>
               <w:rPr>
                 <w:b w:val="1"/>
@@ -9939,6 +10231,7 @@
           </w:tcPr>
           <w:p>
             <w:pPr>
+              <w:ind w:left="0" w:right="-1.6535433070862382" w:firstLine="0"/>
               <w:jc w:val="center"/>
               <w:rPr/>
             </w:pPr>
@@ -9975,6 +10268,7 @@
           </w:tcPr>
           <w:p>
             <w:pPr>
+              <w:ind w:left="0" w:right="-1.6535433070862382" w:firstLine="0"/>
               <w:jc w:val="center"/>
               <w:rPr>
                 <w:b w:val="1"/>
@@ -10009,6 +10303,7 @@
           </w:tcPr>
           <w:p>
             <w:pPr>
+              <w:ind w:left="0" w:right="-1.6535433070862382" w:firstLine="0"/>
               <w:jc w:val="center"/>
               <w:rPr/>
             </w:pPr>
@@ -10045,6 +10340,7 @@
           </w:tcPr>
           <w:p>
             <w:pPr>
+              <w:ind w:left="0" w:right="-1.6535433070862382" w:firstLine="0"/>
               <w:jc w:val="center"/>
               <w:rPr>
                 <w:b w:val="1"/>
@@ -10079,6 +10375,7 @@
           </w:tcPr>
           <w:p>
             <w:pPr>
+              <w:ind w:left="0" w:right="-1.6535433070862382" w:firstLine="0"/>
               <w:jc w:val="center"/>
               <w:rPr/>
             </w:pPr>
@@ -10115,6 +10412,7 @@
           </w:tcPr>
           <w:p>
             <w:pPr>
+              <w:ind w:left="0" w:right="-1.6535433070862382" w:firstLine="0"/>
               <w:jc w:val="center"/>
               <w:rPr>
                 <w:b w:val="1"/>
@@ -10149,6 +10447,7 @@
           </w:tcPr>
           <w:p>
             <w:pPr>
+              <w:ind w:left="0" w:right="-1.6535433070862382" w:firstLine="0"/>
               <w:jc w:val="center"/>
               <w:rPr/>
             </w:pPr>
@@ -10185,6 +10484,7 @@
           </w:tcPr>
           <w:p>
             <w:pPr>
+              <w:ind w:left="0" w:right="-1.6535433070862382" w:firstLine="0"/>
               <w:jc w:val="center"/>
               <w:rPr>
                 <w:b w:val="1"/>
@@ -10219,6 +10519,7 @@
           </w:tcPr>
           <w:p>
             <w:pPr>
+              <w:ind w:left="0" w:right="-1.6535433070862382" w:firstLine="0"/>
               <w:jc w:val="center"/>
               <w:rPr/>
             </w:pPr>
@@ -10255,6 +10556,7 @@
           </w:tcPr>
           <w:p>
             <w:pPr>
+              <w:ind w:left="0" w:right="-1.6535433070862382" w:firstLine="0"/>
               <w:jc w:val="center"/>
               <w:rPr>
                 <w:b w:val="1"/>
@@ -10289,6 +10591,7 @@
           </w:tcPr>
           <w:p>
             <w:pPr>
+              <w:ind w:left="0" w:right="-1.6535433070862382" w:firstLine="0"/>
               <w:jc w:val="center"/>
               <w:rPr/>
             </w:pPr>
@@ -10325,6 +10628,7 @@
           </w:tcPr>
           <w:p>
             <w:pPr>
+              <w:ind w:left="0" w:right="-1.6535433070862382" w:firstLine="0"/>
               <w:jc w:val="center"/>
               <w:rPr>
                 <w:b w:val="1"/>
@@ -10359,6 +10663,7 @@
           </w:tcPr>
           <w:p>
             <w:pPr>
+              <w:ind w:left="0" w:right="-1.6535433070862382" w:firstLine="0"/>
               <w:jc w:val="center"/>
               <w:rPr/>
             </w:pPr>
@@ -10395,6 +10700,7 @@
           </w:tcPr>
           <w:p>
             <w:pPr>
+              <w:ind w:left="0" w:right="-1.6535433070862382" w:firstLine="0"/>
               <w:jc w:val="center"/>
               <w:rPr>
                 <w:b w:val="1"/>
@@ -10429,6 +10735,7 @@
           </w:tcPr>
           <w:p>
             <w:pPr>
+              <w:ind w:left="0" w:right="-1.6535433070862382" w:firstLine="0"/>
               <w:jc w:val="center"/>
               <w:rPr/>
             </w:pPr>
@@ -10444,6 +10751,7 @@
     </w:tbl>
     <w:p>
       <w:pPr>
+        <w:ind w:left="0" w:right="-1.6535433070862382" w:firstLine="0"/>
         <w:rPr/>
       </w:pPr>
       <w:r>
@@ -10455,6 +10763,7 @@
     <w:p>
       <w:pPr>
         <w:pStyle w:val="Heading1"/>
+        <w:ind w:left="0" w:right="-1.6535433070862382" w:firstLine="0"/>
         <w:rPr>
           <w:i w:val="1"/>
           <w:iCs w:val="1"/>
@@ -10474,6 +10783,7 @@
     <w:p>
       <w:pPr>
         <w:pStyle w:val="Heading2"/>
+        <w:ind w:left="0" w:right="-1.6535433070862382" w:firstLine="0"/>
         <w:rPr>
           <w:u w:val="single"/>
         </w:rPr>
@@ -10490,6 +10800,7 @@
     </w:p>
     <w:p>
       <w:pPr>
+        <w:ind w:left="0" w:right="-1.6535433070862382" w:firstLine="0"/>
         <w:rPr/>
       </w:pPr>
       <w:r>
@@ -10498,12 +10809,12 @@
           <wp:inline distB="114300" distT="114300" distL="114300" distR="114300">
             <wp:extent cx="6460763" cy="4781550"/>
             <wp:effectExtent b="0" l="0" r="0" t="0"/>
-            <wp:docPr id="6" name="image1.png"/>
+            <wp:docPr id="6" name="image4.png"/>
             <a:graphic>
               <a:graphicData uri="http://schemas.openxmlformats.org/drawingml/2006/picture">
                 <pic:pic>
                   <pic:nvPicPr>
-                    <pic:cNvPr id="0" name="image1.png"/>
+                    <pic:cNvPr id="0" name="image4.png"/>
                     <pic:cNvPicPr preferRelativeResize="0"/>
                   </pic:nvPicPr>
                   <pic:blipFill>
@@ -10535,6 +10846,7 @@
     </w:p>
     <w:p>
       <w:pPr>
+        <w:ind w:left="0" w:right="-1.6535433070862382" w:firstLine="0"/>
         <w:rPr/>
       </w:pPr>
       <w:r>
@@ -10594,6 +10906,7 @@
           </w:tcPr>
           <w:p>
             <w:pPr>
+              <w:ind w:left="0" w:right="-1.6535433070862382" w:firstLine="0"/>
               <w:jc w:val="center"/>
               <w:rPr>
                 <w:b w:val="1"/>
@@ -10631,6 +10944,7 @@
           </w:tcPr>
           <w:p>
             <w:pPr>
+              <w:ind w:left="0" w:right="-1.6535433070862382" w:firstLine="0"/>
               <w:jc w:val="center"/>
               <w:rPr>
                 <w:color w:val="ffffff"/>
@@ -10677,6 +10991,7 @@
           </w:tcPr>
           <w:p>
             <w:pPr>
+              <w:ind w:left="0" w:right="-1.6535433070862382" w:firstLine="0"/>
               <w:jc w:val="center"/>
               <w:rPr>
                 <w:b w:val="1"/>
@@ -10711,6 +11026,7 @@
           </w:tcPr>
           <w:p>
             <w:pPr>
+              <w:ind w:left="0" w:right="-1.6535433070862382" w:firstLine="0"/>
               <w:rPr/>
             </w:pPr>
             <w:r>
@@ -10746,6 +11062,7 @@
           </w:tcPr>
           <w:p>
             <w:pPr>
+              <w:ind w:left="0" w:right="-1.6535433070862382" w:firstLine="0"/>
               <w:jc w:val="center"/>
               <w:rPr>
                 <w:b w:val="1"/>
@@ -10780,6 +11097,7 @@
           </w:tcPr>
           <w:p>
             <w:pPr>
+              <w:ind w:left="0" w:right="-1.6535433070862382" w:firstLine="0"/>
               <w:rPr/>
             </w:pPr>
             <w:r>
@@ -10815,6 +11133,7 @@
           </w:tcPr>
           <w:p>
             <w:pPr>
+              <w:ind w:left="0" w:right="-1.6535433070862382" w:firstLine="0"/>
               <w:jc w:val="center"/>
               <w:rPr>
                 <w:b w:val="1"/>
@@ -10849,6 +11168,7 @@
           </w:tcPr>
           <w:p>
             <w:pPr>
+              <w:ind w:left="0" w:right="-1.6535433070862382" w:firstLine="0"/>
               <w:rPr/>
             </w:pPr>
             <w:r>
@@ -10884,6 +11204,7 @@
           </w:tcPr>
           <w:p>
             <w:pPr>
+              <w:ind w:left="0" w:right="-1.6535433070862382" w:firstLine="0"/>
               <w:jc w:val="center"/>
               <w:rPr>
                 <w:b w:val="1"/>
@@ -10918,6 +11239,7 @@
           </w:tcPr>
           <w:p>
             <w:pPr>
+              <w:ind w:left="0" w:right="-1.6535433070862382" w:firstLine="0"/>
               <w:rPr/>
             </w:pPr>
             <w:r>
@@ -10953,6 +11275,7 @@
           </w:tcPr>
           <w:p>
             <w:pPr>
+              <w:ind w:left="0" w:right="-1.6535433070862382" w:firstLine="0"/>
               <w:jc w:val="center"/>
               <w:rPr>
                 <w:b w:val="1"/>
@@ -10992,6 +11315,7 @@
           </w:tcPr>
           <w:p>
             <w:pPr>
+              <w:ind w:left="0" w:right="-1.6535433070862382" w:firstLine="0"/>
               <w:rPr/>
             </w:pPr>
             <w:r>
@@ -11027,6 +11351,7 @@
           </w:tcPr>
           <w:p>
             <w:pPr>
+              <w:ind w:left="0" w:right="-1.6535433070862382" w:firstLine="0"/>
               <w:jc w:val="center"/>
               <w:rPr>
                 <w:b w:val="1"/>
@@ -11066,6 +11391,7 @@
           </w:tcPr>
           <w:p>
             <w:pPr>
+              <w:ind w:left="0" w:right="-1.6535433070862382" w:firstLine="0"/>
               <w:rPr/>
             </w:pPr>
             <w:r>
@@ -11085,6 +11411,7 @@
           </w:p>
           <w:p>
             <w:pPr>
+              <w:ind w:left="0" w:right="-1.6535433070862382" w:firstLine="0"/>
               <w:rPr/>
             </w:pPr>
             <w:r>
@@ -11104,6 +11431,7 @@
           </w:p>
           <w:p>
             <w:pPr>
+              <w:ind w:left="0" w:right="-1.6535433070862382" w:firstLine="0"/>
               <w:rPr/>
             </w:pPr>
             <w:r>
@@ -11123,6 +11451,7 @@
           </w:p>
           <w:p>
             <w:pPr>
+              <w:ind w:left="0" w:right="-1.6535433070862382" w:firstLine="0"/>
               <w:rPr/>
             </w:pPr>
             <w:r>
@@ -11142,6 +11471,7 @@
           </w:p>
           <w:p>
             <w:pPr>
+              <w:ind w:left="0" w:right="-1.6535433070862382" w:firstLine="0"/>
               <w:rPr/>
             </w:pPr>
             <w:r>
@@ -11161,6 +11491,7 @@
           </w:p>
           <w:p>
             <w:pPr>
+              <w:ind w:left="0" w:right="-1.6535433070862382" w:firstLine="0"/>
               <w:rPr/>
             </w:pPr>
             <w:r>
@@ -11204,6 +11535,7 @@
           </w:tcPr>
           <w:p>
             <w:pPr>
+              <w:ind w:left="0" w:right="-1.6535433070862382" w:firstLine="0"/>
               <w:jc w:val="center"/>
               <w:rPr>
                 <w:b w:val="1"/>
@@ -11238,6 +11570,7 @@
           </w:tcPr>
           <w:p>
             <w:pPr>
+              <w:ind w:left="0" w:right="-1.6535433070862382" w:firstLine="0"/>
               <w:rPr/>
             </w:pPr>
             <w:r>
@@ -11272,6 +11605,7 @@
           </w:p>
           <w:p>
             <w:pPr>
+              <w:ind w:left="0" w:right="-1.6535433070862382" w:firstLine="0"/>
               <w:rPr/>
             </w:pPr>
             <w:r>
@@ -11292,6 +11626,7 @@
           </w:p>
           <w:p>
             <w:pPr>
+              <w:ind w:left="0" w:right="-1.6535433070862382" w:firstLine="0"/>
               <w:rPr/>
             </w:pPr>
             <w:r>
@@ -11336,6 +11671,7 @@
           </w:tcPr>
           <w:p>
             <w:pPr>
+              <w:ind w:left="0" w:right="-1.6535433070862382" w:firstLine="0"/>
               <w:jc w:val="center"/>
               <w:rPr>
                 <w:b w:val="1"/>
@@ -11370,6 +11706,7 @@
           </w:tcPr>
           <w:p>
             <w:pPr>
+              <w:ind w:left="0" w:right="-1.6535433070862382" w:firstLine="0"/>
               <w:rPr/>
             </w:pPr>
             <w:r>
@@ -11405,6 +11742,7 @@
           </w:tcPr>
           <w:p>
             <w:pPr>
+              <w:ind w:left="0" w:right="-1.6535433070862382" w:firstLine="0"/>
               <w:jc w:val="center"/>
               <w:rPr>
                 <w:b w:val="1"/>
@@ -11439,6 +11777,7 @@
           </w:tcPr>
           <w:p>
             <w:pPr>
+              <w:ind w:left="0" w:right="-1.6535433070862382" w:firstLine="0"/>
               <w:rPr/>
             </w:pPr>
             <w:r>
@@ -11454,6 +11793,7 @@
     <w:p>
       <w:pPr>
         <w:pStyle w:val="Heading2"/>
+        <w:ind w:left="0" w:right="-1.6535433070862382" w:firstLine="0"/>
         <w:rPr>
           <w:u w:val="single"/>
         </w:rPr>
@@ -11471,6 +11811,7 @@
     <w:p>
       <w:pPr>
         <w:pStyle w:val="Heading2"/>
+        <w:ind w:left="0" w:right="-1.6535433070862382" w:firstLine="0"/>
         <w:jc w:val="center"/>
         <w:rPr/>
       </w:pPr>
@@ -11482,12 +11823,12 @@
           <wp:inline distB="114300" distT="114300" distL="114300" distR="114300">
             <wp:extent cx="5989350" cy="4238625"/>
             <wp:effectExtent b="0" l="0" r="0" t="0"/>
-            <wp:docPr id="9" name="image7.png"/>
+            <wp:docPr id="9" name="image8.png"/>
             <a:graphic>
               <a:graphicData uri="http://schemas.openxmlformats.org/drawingml/2006/picture">
                 <pic:pic>
                   <pic:nvPicPr>
-                    <pic:cNvPr id="0" name="image7.png"/>
+                    <pic:cNvPr id="0" name="image8.png"/>
                     <pic:cNvPicPr preferRelativeResize="0"/>
                   </pic:nvPicPr>
                   <pic:blipFill>
@@ -11519,6 +11860,7 @@
     </w:p>
     <w:p>
       <w:pPr>
+        <w:ind w:left="0" w:right="-1.6535433070862382" w:firstLine="0"/>
         <w:rPr/>
       </w:pPr>
       <w:r>
@@ -11529,6 +11871,7 @@
     </w:p>
     <w:p>
       <w:pPr>
+        <w:ind w:left="0" w:right="-1.6535433070862382" w:firstLine="0"/>
         <w:rPr/>
       </w:pPr>
       <w:r>
@@ -11539,6 +11882,7 @@
     </w:p>
     <w:p>
       <w:pPr>
+        <w:ind w:left="0" w:right="-1.6535433070862382" w:firstLine="0"/>
         <w:rPr/>
       </w:pPr>
       <w:r>
@@ -11549,6 +11893,7 @@
     </w:p>
     <w:p>
       <w:pPr>
+        <w:ind w:left="0" w:right="-1.6535433070862382" w:firstLine="0"/>
         <w:rPr/>
       </w:pPr>
       <w:r>
@@ -11609,6 +11954,7 @@
           </w:tcPr>
           <w:p>
             <w:pPr>
+              <w:ind w:left="0" w:right="-1.6535433070862382" w:firstLine="0"/>
               <w:jc w:val="center"/>
               <w:rPr>
                 <w:color w:val="ffffff"/>
@@ -11649,6 +11995,7 @@
           </w:tcPr>
           <w:p>
             <w:pPr>
+              <w:ind w:left="0" w:right="-1.6535433070862382" w:firstLine="0"/>
               <w:jc w:val="center"/>
               <w:rPr>
                 <w:color w:val="ffffff"/>
@@ -11695,6 +12042,7 @@
           </w:tcPr>
           <w:p>
             <w:pPr>
+              <w:ind w:left="0" w:right="-1.6535433070862382" w:firstLine="0"/>
               <w:jc w:val="center"/>
               <w:rPr/>
             </w:pPr>
@@ -11731,6 +12079,7 @@
           </w:tcPr>
           <w:p>
             <w:pPr>
+              <w:ind w:left="0" w:right="-1.6535433070862382" w:firstLine="0"/>
               <w:rPr/>
             </w:pPr>
             <w:r>
@@ -11766,6 +12115,7 @@
           </w:tcPr>
           <w:p>
             <w:pPr>
+              <w:ind w:left="0" w:right="-1.6535433070862382" w:firstLine="0"/>
               <w:jc w:val="center"/>
               <w:rPr/>
             </w:pPr>
@@ -11802,6 +12152,7 @@
           </w:tcPr>
           <w:p>
             <w:pPr>
+              <w:ind w:left="0" w:right="-1.6535433070862382" w:firstLine="0"/>
               <w:rPr/>
             </w:pPr>
             <w:r>
@@ -11837,6 +12188,7 @@
           </w:tcPr>
           <w:p>
             <w:pPr>
+              <w:ind w:left="0" w:right="-1.6535433070862382" w:firstLine="0"/>
               <w:jc w:val="center"/>
               <w:rPr/>
             </w:pPr>
@@ -11873,6 +12225,7 @@
           </w:tcPr>
           <w:p>
             <w:pPr>
+              <w:ind w:left="0" w:right="-1.6535433070862382" w:firstLine="0"/>
               <w:rPr/>
             </w:pPr>
             <w:r>
@@ -11908,6 +12261,7 @@
           </w:tcPr>
           <w:p>
             <w:pPr>
+              <w:ind w:left="0" w:right="-1.6535433070862382" w:firstLine="0"/>
               <w:jc w:val="center"/>
               <w:rPr/>
             </w:pPr>
@@ -11944,6 +12298,7 @@
           </w:tcPr>
           <w:p>
             <w:pPr>
+              <w:ind w:left="0" w:right="-1.6535433070862382" w:firstLine="0"/>
               <w:rPr/>
             </w:pPr>
             <w:r>
@@ -11979,6 +12334,7 @@
           </w:tcPr>
           <w:p>
             <w:pPr>
+              <w:ind w:left="0" w:right="-1.6535433070862382" w:firstLine="0"/>
               <w:jc w:val="center"/>
               <w:rPr/>
             </w:pPr>
@@ -12015,6 +12371,7 @@
           </w:tcPr>
           <w:p>
             <w:pPr>
+              <w:ind w:left="0" w:right="-1.6535433070862382" w:firstLine="0"/>
               <w:rPr/>
             </w:pPr>
             <w:r>
@@ -12050,6 +12407,7 @@
           </w:tcPr>
           <w:p>
             <w:pPr>
+              <w:ind w:left="0" w:right="-1.6535433070862382" w:firstLine="0"/>
               <w:jc w:val="center"/>
               <w:rPr/>
             </w:pPr>
@@ -12086,6 +12444,7 @@
           </w:tcPr>
           <w:p>
             <w:pPr>
+              <w:ind w:left="0" w:right="-1.6535433070862382" w:firstLine="0"/>
               <w:rPr/>
             </w:pPr>
             <w:r>
@@ -12105,6 +12464,7 @@
           </w:p>
           <w:p>
             <w:pPr>
+              <w:ind w:left="0" w:right="-1.6535433070862382" w:firstLine="0"/>
               <w:rPr/>
             </w:pPr>
             <w:r>
@@ -12124,6 +12484,7 @@
           </w:p>
           <w:p>
             <w:pPr>
+              <w:ind w:left="0" w:right="-1.6535433070862382" w:firstLine="0"/>
               <w:rPr/>
             </w:pPr>
             <w:r>
@@ -12143,6 +12504,7 @@
           </w:p>
           <w:p>
             <w:pPr>
+              <w:ind w:left="0" w:right="-1.6535433070862382" w:firstLine="0"/>
               <w:rPr/>
             </w:pPr>
             <w:r>
@@ -12162,6 +12524,7 @@
           </w:p>
           <w:p>
             <w:pPr>
+              <w:ind w:left="0" w:right="-1.6535433070862382" w:firstLine="0"/>
               <w:rPr/>
             </w:pPr>
             <w:r>
@@ -12181,6 +12544,7 @@
           </w:p>
           <w:p>
             <w:pPr>
+              <w:ind w:left="0" w:right="-1.6535433070862382" w:firstLine="0"/>
               <w:rPr/>
             </w:pPr>
             <w:r>
@@ -12200,6 +12564,7 @@
           </w:p>
           <w:p>
             <w:pPr>
+              <w:ind w:left="0" w:right="-1.6535433070862382" w:firstLine="0"/>
               <w:rPr/>
             </w:pPr>
             <w:r>
@@ -12243,6 +12608,7 @@
           </w:tcPr>
           <w:p>
             <w:pPr>
+              <w:ind w:left="0" w:right="-1.6535433070862382" w:firstLine="0"/>
               <w:jc w:val="center"/>
               <w:rPr/>
             </w:pPr>
@@ -12279,6 +12645,7 @@
           </w:tcPr>
           <w:p>
             <w:pPr>
+              <w:ind w:left="0" w:right="-1.6535433070862382" w:firstLine="0"/>
               <w:rPr/>
             </w:pPr>
             <w:r>
@@ -12299,6 +12666,7 @@
           </w:p>
           <w:p>
             <w:pPr>
+              <w:ind w:left="0" w:right="-1.6535433070862382" w:firstLine="0"/>
               <w:rPr/>
             </w:pPr>
             <w:r>
@@ -12319,6 +12687,7 @@
           </w:p>
           <w:p>
             <w:pPr>
+              <w:ind w:left="0" w:right="-1.6535433070862382" w:firstLine="0"/>
               <w:rPr/>
             </w:pPr>
             <w:r>
@@ -12363,6 +12732,7 @@
           </w:tcPr>
           <w:p>
             <w:pPr>
+              <w:ind w:left="0" w:right="-1.6535433070862382" w:firstLine="0"/>
               <w:jc w:val="center"/>
               <w:rPr/>
             </w:pPr>
@@ -12399,6 +12769,7 @@
           </w:tcPr>
           <w:p>
             <w:pPr>
+              <w:ind w:left="0" w:right="-1.6535433070862382" w:firstLine="0"/>
               <w:rPr/>
             </w:pPr>
             <w:r>
@@ -12434,6 +12805,7 @@
           </w:tcPr>
           <w:p>
             <w:pPr>
+              <w:ind w:left="0" w:right="-1.6535433070862382" w:firstLine="0"/>
               <w:jc w:val="center"/>
               <w:rPr/>
             </w:pPr>
@@ -12470,6 +12842,7 @@
           </w:tcPr>
           <w:p>
             <w:pPr>
+              <w:ind w:left="0" w:right="-1.6535433070862382" w:firstLine="0"/>
               <w:rPr/>
             </w:pPr>
             <w:r>
@@ -12484,6 +12857,7 @@
     </w:tbl>
     <w:p>
       <w:pPr>
+        <w:ind w:left="0" w:right="-1.6535433070862382" w:firstLine="0"/>
         <w:rPr/>
       </w:pPr>
       <w:r>
@@ -12494,6 +12868,7 @@
     </w:p>
     <w:p>
       <w:pPr>
+        <w:ind w:left="0" w:right="-1.6535433070862382" w:firstLine="0"/>
         <w:rPr>
           <w:b w:val="1"/>
           <w:bCs w:val="1"/>
@@ -12511,6 +12886,7 @@
     </w:p>
     <w:p>
       <w:pPr>
+        <w:ind w:left="0" w:right="-1.6535433070862382" w:firstLine="0"/>
         <w:rPr>
           <w:b w:val="1"/>
           <w:bCs w:val="1"/>
@@ -12528,6 +12904,7 @@
     </w:p>
     <w:p>
       <w:pPr>
+        <w:ind w:left="0" w:right="-1.6535433070862382" w:firstLine="0"/>
         <w:rPr>
           <w:b w:val="1"/>
           <w:bCs w:val="1"/>
@@ -12545,6 +12922,7 @@
     </w:p>
     <w:p>
       <w:pPr>
+        <w:ind w:left="0" w:right="-1.6535433070862382" w:firstLine="0"/>
         <w:rPr>
           <w:b w:val="1"/>
           <w:bCs w:val="1"/>
@@ -12562,6 +12940,7 @@
     </w:p>
     <w:p>
       <w:pPr>
+        <w:ind w:left="0" w:right="-1.6535433070862382" w:firstLine="0"/>
         <w:rPr>
           <w:b w:val="1"/>
           <w:bCs w:val="1"/>
@@ -12579,6 +12958,7 @@
     </w:p>
     <w:p>
       <w:pPr>
+        <w:ind w:left="0" w:right="-1.6535433070862382" w:firstLine="0"/>
         <w:rPr>
           <w:b w:val="1"/>
           <w:bCs w:val="1"/>
@@ -12596,6 +12976,7 @@
     </w:p>
     <w:p>
       <w:pPr>
+        <w:ind w:left="0" w:right="-1.6535433070862382" w:firstLine="0"/>
         <w:rPr>
           <w:b w:val="1"/>
           <w:bCs w:val="1"/>
@@ -12613,6 +12994,7 @@
     </w:p>
     <w:p>
       <w:pPr>
+        <w:ind w:left="0" w:right="-1.6535433070862382" w:firstLine="0"/>
         <w:rPr>
           <w:b w:val="1"/>
           <w:bCs w:val="1"/>
@@ -12630,6 +13012,7 @@
     </w:p>
     <w:p>
       <w:pPr>
+        <w:ind w:left="0" w:right="-1.6535433070862382" w:firstLine="0"/>
         <w:rPr>
           <w:b w:val="1"/>
           <w:bCs w:val="1"/>
@@ -12647,6 +13030,7 @@
     </w:p>
     <w:p>
       <w:pPr>
+        <w:ind w:left="0" w:right="-1.6535433070862382" w:firstLine="0"/>
         <w:rPr>
           <w:b w:val="1"/>
           <w:bCs w:val="1"/>
@@ -12665,6 +13049,7 @@
     <w:p>
       <w:pPr>
         <w:pStyle w:val="Heading2"/>
+        <w:ind w:left="0" w:right="-1.6535433070862382" w:firstLine="0"/>
         <w:rPr>
           <w:u w:val="single"/>
         </w:rPr>
@@ -12681,6 +13066,7 @@
     </w:p>
     <w:p>
       <w:pPr>
+        <w:ind w:left="0" w:right="-1.6535433070862382" w:firstLine="0"/>
         <w:rPr/>
       </w:pPr>
       <w:r>
@@ -12691,6 +13077,7 @@
     </w:p>
     <w:p>
       <w:pPr>
+        <w:ind w:left="0" w:right="-1.6535433070862382" w:firstLine="0"/>
         <w:rPr/>
       </w:pPr>
       <w:r>
@@ -12701,6 +13088,7 @@
     </w:p>
     <w:p>
       <w:pPr>
+        <w:ind w:left="0" w:right="-1.6535433070862382" w:firstLine="0"/>
         <w:rPr/>
       </w:pPr>
       <w:r>
@@ -12711,6 +13099,7 @@
     </w:p>
     <w:p>
       <w:pPr>
+        <w:ind w:left="0" w:right="-1.6535433070862382" w:firstLine="0"/>
         <w:jc w:val="center"/>
         <w:rPr/>
       </w:pPr>
@@ -12757,6 +13146,7 @@
     </w:p>
     <w:p>
       <w:pPr>
+        <w:ind w:left="0" w:right="-1.6535433070862382" w:firstLine="0"/>
         <w:rPr/>
       </w:pPr>
       <w:r>
@@ -12767,6 +13157,7 @@
     </w:p>
     <w:p>
       <w:pPr>
+        <w:ind w:left="0" w:right="-1.6535433070862382" w:firstLine="0"/>
         <w:rPr/>
       </w:pPr>
       <w:r>
@@ -12777,6 +13168,7 @@
     </w:p>
     <w:p>
       <w:pPr>
+        <w:ind w:left="0" w:right="-1.6535433070862382" w:firstLine="0"/>
         <w:rPr/>
       </w:pPr>
       <w:r>
@@ -12787,6 +13179,7 @@
     </w:p>
     <w:p>
       <w:pPr>
+        <w:ind w:left="0" w:right="-1.6535433070862382" w:firstLine="0"/>
         <w:rPr/>
       </w:pPr>
       <w:r>
@@ -12797,6 +13190,7 @@
     </w:p>
     <w:p>
       <w:pPr>
+        <w:ind w:left="0" w:right="-1.6535433070862382" w:firstLine="0"/>
         <w:rPr/>
       </w:pPr>
       <w:r>
@@ -12807,6 +13201,7 @@
     </w:p>
     <w:p>
       <w:pPr>
+        <w:ind w:left="0" w:right="-1.6535433070862382" w:firstLine="0"/>
         <w:rPr/>
       </w:pPr>
       <w:r>
@@ -12817,6 +13212,7 @@
     </w:p>
     <w:p>
       <w:pPr>
+        <w:ind w:left="0" w:right="-1.6535433070862382" w:firstLine="0"/>
         <w:rPr/>
       </w:pPr>
       <w:r>
@@ -12827,6 +13223,7 @@
     </w:p>
     <w:p>
       <w:pPr>
+        <w:ind w:left="0" w:right="-1.6535433070862382" w:firstLine="0"/>
         <w:rPr/>
       </w:pPr>
       <w:r>
@@ -12886,6 +13283,7 @@
           </w:tcPr>
           <w:p>
             <w:pPr>
+              <w:ind w:left="0" w:right="-1.6535433070862382" w:firstLine="0"/>
               <w:jc w:val="center"/>
               <w:rPr>
                 <w:color w:val="ffffff"/>
@@ -12926,6 +13324,7 @@
           </w:tcPr>
           <w:p>
             <w:pPr>
+              <w:ind w:left="0" w:right="-1.6535433070862382" w:firstLine="0"/>
               <w:jc w:val="center"/>
               <w:rPr>
                 <w:color w:val="ffffff"/>
@@ -12972,6 +13371,7 @@
           </w:tcPr>
           <w:p>
             <w:pPr>
+              <w:ind w:left="0" w:right="-1.6535433070862382" w:firstLine="0"/>
               <w:jc w:val="center"/>
               <w:rPr/>
             </w:pPr>
@@ -13008,6 +13408,7 @@
           </w:tcPr>
           <w:p>
             <w:pPr>
+              <w:ind w:left="0" w:right="-1.6535433070862382" w:firstLine="0"/>
               <w:rPr/>
             </w:pPr>
             <w:r>
@@ -13043,6 +13444,7 @@
           </w:tcPr>
           <w:p>
             <w:pPr>
+              <w:ind w:left="0" w:right="-1.6535433070862382" w:firstLine="0"/>
               <w:jc w:val="center"/>
               <w:rPr/>
             </w:pPr>
@@ -13079,6 +13481,7 @@
           </w:tcPr>
           <w:p>
             <w:pPr>
+              <w:ind w:left="0" w:right="-1.6535433070862382" w:firstLine="0"/>
               <w:rPr/>
             </w:pPr>
             <w:r>
@@ -13114,6 +13517,7 @@
           </w:tcPr>
           <w:p>
             <w:pPr>
+              <w:ind w:left="0" w:right="-1.6535433070862382" w:firstLine="0"/>
               <w:jc w:val="center"/>
               <w:rPr/>
             </w:pPr>
@@ -13150,6 +13554,7 @@
           </w:tcPr>
           <w:p>
             <w:pPr>
+              <w:ind w:left="0" w:right="-1.6535433070862382" w:firstLine="0"/>
               <w:rPr/>
             </w:pPr>
             <w:r>
@@ -13185,6 +13590,7 @@
           </w:tcPr>
           <w:p>
             <w:pPr>
+              <w:ind w:left="0" w:right="-1.6535433070862382" w:firstLine="0"/>
               <w:jc w:val="center"/>
               <w:rPr/>
             </w:pPr>
@@ -13221,6 +13627,7 @@
           </w:tcPr>
           <w:p>
             <w:pPr>
+              <w:ind w:left="0" w:right="-1.6535433070862382" w:firstLine="0"/>
               <w:rPr/>
             </w:pPr>
             <w:r>
@@ -13256,6 +13663,7 @@
           </w:tcPr>
           <w:p>
             <w:pPr>
+              <w:ind w:left="0" w:right="-1.6535433070862382" w:firstLine="0"/>
               <w:jc w:val="center"/>
               <w:rPr/>
             </w:pPr>
@@ -13292,6 +13700,7 @@
           </w:tcPr>
           <w:p>
             <w:pPr>
+              <w:ind w:left="0" w:right="-1.6535433070862382" w:firstLine="0"/>
               <w:rPr/>
             </w:pPr>
             <w:r>
@@ -13327,6 +13736,7 @@
           </w:tcPr>
           <w:p>
             <w:pPr>
+              <w:ind w:left="0" w:right="-1.6535433070862382" w:firstLine="0"/>
               <w:jc w:val="center"/>
               <w:rPr/>
             </w:pPr>
@@ -13363,6 +13773,7 @@
           </w:tcPr>
           <w:p>
             <w:pPr>
+              <w:ind w:left="0" w:right="-1.6535433070862382" w:firstLine="0"/>
               <w:rPr/>
             </w:pPr>
             <w:r>
@@ -13382,6 +13793,7 @@
           </w:p>
           <w:p>
             <w:pPr>
+              <w:ind w:left="0" w:right="-1.6535433070862382" w:firstLine="0"/>
               <w:rPr/>
             </w:pPr>
             <w:r>
@@ -13401,6 +13813,7 @@
           </w:p>
           <w:p>
             <w:pPr>
+              <w:ind w:left="0" w:right="-1.6535433070862382" w:firstLine="0"/>
               <w:rPr/>
             </w:pPr>
             <w:r>
@@ -13420,6 +13833,7 @@
           </w:p>
           <w:p>
             <w:pPr>
+              <w:ind w:left="0" w:right="-1.6535433070862382" w:firstLine="0"/>
               <w:rPr/>
             </w:pPr>
             <w:r>
@@ -13444,6 +13858,7 @@
           </w:p>
           <w:p>
             <w:pPr>
+              <w:ind w:left="0" w:right="-1.6535433070862382" w:firstLine="0"/>
               <w:rPr/>
             </w:pPr>
             <w:r>
@@ -13463,6 +13878,7 @@
           </w:p>
           <w:p>
             <w:pPr>
+              <w:ind w:left="0" w:right="-1.6535433070862382" w:firstLine="0"/>
               <w:rPr/>
             </w:pPr>
             <w:r>
@@ -13482,6 +13898,7 @@
           </w:p>
           <w:p>
             <w:pPr>
+              <w:ind w:left="0" w:right="-1.6535433070862382" w:firstLine="0"/>
               <w:rPr/>
             </w:pPr>
             <w:r>
@@ -13501,6 +13918,7 @@
           </w:p>
           <w:p>
             <w:pPr>
+              <w:ind w:left="0" w:right="-1.6535433070862382" w:firstLine="0"/>
               <w:rPr/>
             </w:pPr>
             <w:r>
@@ -13520,6 +13938,7 @@
           </w:p>
           <w:p>
             <w:pPr>
+              <w:ind w:left="0" w:right="-1.6535433070862382" w:firstLine="0"/>
               <w:rPr/>
             </w:pPr>
             <w:r>
@@ -13539,6 +13958,7 @@
           </w:p>
           <w:p>
             <w:pPr>
+              <w:ind w:left="0" w:right="-1.6535433070862382" w:firstLine="0"/>
               <w:rPr/>
             </w:pPr>
             <w:r>
@@ -13558,6 +13978,7 @@
           </w:p>
           <w:p>
             <w:pPr>
+              <w:ind w:left="0" w:right="-1.6535433070862382" w:firstLine="0"/>
               <w:rPr/>
             </w:pPr>
             <w:r>
@@ -13577,6 +13998,7 @@
           </w:p>
           <w:p>
             <w:pPr>
+              <w:ind w:left="0" w:right="-1.6535433070862382" w:firstLine="0"/>
               <w:rPr/>
             </w:pPr>
             <w:r>
@@ -13620,6 +14042,7 @@
           </w:tcPr>
           <w:p>
             <w:pPr>
+              <w:ind w:left="0" w:right="-1.6535433070862382" w:firstLine="0"/>
               <w:jc w:val="center"/>
               <w:rPr/>
             </w:pPr>
@@ -13656,6 +14079,7 @@
           </w:tcPr>
           <w:p>
             <w:pPr>
+              <w:ind w:left="0" w:right="-1.6535433070862382" w:firstLine="0"/>
               <w:rPr/>
             </w:pPr>
             <w:r>
@@ -13676,6 +14100,7 @@
           </w:p>
           <w:p>
             <w:pPr>
+              <w:ind w:left="0" w:right="-1.6535433070862382" w:firstLine="0"/>
               <w:rPr/>
             </w:pPr>
             <w:r>
@@ -13696,6 +14121,7 @@
           </w:p>
           <w:p>
             <w:pPr>
+              <w:ind w:left="0" w:right="-1.6535433070862382" w:firstLine="0"/>
               <w:rPr/>
             </w:pPr>
             <w:r>
@@ -13716,6 +14142,7 @@
           </w:p>
           <w:p>
             <w:pPr>
+              <w:ind w:left="0" w:right="-1.6535433070862382" w:firstLine="0"/>
               <w:rPr/>
             </w:pPr>
             <w:r>
@@ -13736,6 +14163,7 @@
           </w:p>
           <w:p>
             <w:pPr>
+              <w:ind w:left="0" w:right="-1.6535433070862382" w:firstLine="0"/>
               <w:rPr/>
             </w:pPr>
             <w:r>
@@ -13756,6 +14184,7 @@
           </w:p>
           <w:p>
             <w:pPr>
+              <w:ind w:left="0" w:right="-1.6535433070862382" w:firstLine="0"/>
               <w:rPr/>
             </w:pPr>
             <w:r>
@@ -13800,6 +14229,7 @@
           </w:tcPr>
           <w:p>
             <w:pPr>
+              <w:ind w:left="0" w:right="-1.6535433070862382" w:firstLine="0"/>
               <w:jc w:val="center"/>
               <w:rPr/>
             </w:pPr>
@@ -13836,6 +14266,7 @@
           </w:tcPr>
           <w:p>
             <w:pPr>
+              <w:ind w:left="0" w:right="-1.6535433070862382" w:firstLine="0"/>
               <w:rPr/>
             </w:pPr>
             <w:r>
@@ -13871,6 +14302,7 @@
           </w:tcPr>
           <w:p>
             <w:pPr>
+              <w:ind w:left="0" w:right="-1.6535433070862382" w:firstLine="0"/>
               <w:jc w:val="center"/>
               <w:rPr/>
             </w:pPr>
@@ -13907,6 +14339,7 @@
           </w:tcPr>
           <w:p>
             <w:pPr>
+              <w:ind w:left="0" w:right="-1.6535433070862382" w:firstLine="0"/>
               <w:rPr/>
             </w:pPr>
             <w:r>
@@ -13921,6 +14354,7 @@
     </w:tbl>
     <w:p>
       <w:pPr>
+        <w:ind w:left="0" w:right="-1.6535433070862382" w:firstLine="0"/>
         <w:rPr/>
       </w:pPr>
       <w:r>
@@ -13931,6 +14365,7 @@
     </w:p>
     <w:p>
       <w:pPr>
+        <w:ind w:left="0" w:right="-1.6535433070862382" w:firstLine="0"/>
         <w:rPr/>
       </w:pPr>
       <w:r>
@@ -13941,6 +14376,7 @@
     </w:p>
     <w:p>
       <w:pPr>
+        <w:ind w:left="0" w:right="-1.6535433070862382" w:firstLine="0"/>
         <w:rPr/>
       </w:pPr>
       <w:r>
@@ -13952,6 +14388,7 @@
     <w:p>
       <w:pPr>
         <w:pStyle w:val="Heading2"/>
+        <w:ind w:left="0" w:right="-1.6535433070862382" w:firstLine="0"/>
         <w:rPr>
           <w:u w:val="single"/>
         </w:rPr>
@@ -13968,6 +14405,7 @@
     </w:p>
     <w:p>
       <w:pPr>
+        <w:ind w:left="0" w:right="-1.6535433070862382" w:firstLine="0"/>
         <w:jc w:val="center"/>
         <w:rPr/>
       </w:pPr>
@@ -13977,12 +14415,12 @@
           <wp:inline distB="114300" distT="114300" distL="114300" distR="114300">
             <wp:extent cx="6507450" cy="3800475"/>
             <wp:effectExtent b="0" l="0" r="0" t="0"/>
-            <wp:docPr id="7" name="image3.png"/>
+            <wp:docPr id="7" name="image1.png"/>
             <a:graphic>
               <a:graphicData uri="http://schemas.openxmlformats.org/drawingml/2006/picture">
                 <pic:pic>
                   <pic:nvPicPr>
-                    <pic:cNvPr id="0" name="image3.png"/>
+                    <pic:cNvPr id="0" name="image1.png"/>
                     <pic:cNvPicPr preferRelativeResize="0"/>
                   </pic:nvPicPr>
                   <pic:blipFill>
@@ -14014,6 +14452,7 @@
     </w:p>
     <w:p>
       <w:pPr>
+        <w:ind w:left="0" w:right="-1.6535433070862382" w:firstLine="0"/>
         <w:rPr/>
       </w:pPr>
       <w:r>
@@ -14024,6 +14463,7 @@
     </w:p>
     <w:p>
       <w:pPr>
+        <w:ind w:left="0" w:right="-1.6535433070862382" w:firstLine="0"/>
         <w:rPr/>
       </w:pPr>
       <w:r>
@@ -14034,6 +14474,7 @@
     </w:p>
     <w:p>
       <w:pPr>
+        <w:ind w:left="0" w:right="-1.6535433070862382" w:firstLine="0"/>
         <w:rPr/>
       </w:pPr>
       <w:r>
@@ -14094,6 +14535,7 @@
           </w:tcPr>
           <w:p>
             <w:pPr>
+              <w:ind w:left="0" w:right="-1.6535433070862382" w:firstLine="0"/>
               <w:jc w:val="center"/>
               <w:rPr>
                 <w:color w:val="ffffff"/>
@@ -14134,6 +14576,7 @@
           </w:tcPr>
           <w:p>
             <w:pPr>
+              <w:ind w:left="0" w:right="-1.6535433070862382" w:firstLine="0"/>
               <w:jc w:val="center"/>
               <w:rPr>
                 <w:color w:val="ffffff"/>
@@ -14180,6 +14623,7 @@
           </w:tcPr>
           <w:p>
             <w:pPr>
+              <w:ind w:left="0" w:right="-1.6535433070862382" w:firstLine="0"/>
               <w:jc w:val="center"/>
               <w:rPr/>
             </w:pPr>
@@ -14216,6 +14660,7 @@
           </w:tcPr>
           <w:p>
             <w:pPr>
+              <w:ind w:left="0" w:right="-1.6535433070862382" w:firstLine="0"/>
               <w:rPr/>
             </w:pPr>
             <w:r>
@@ -14251,6 +14696,7 @@
           </w:tcPr>
           <w:p>
             <w:pPr>
+              <w:ind w:left="0" w:right="-1.6535433070862382" w:firstLine="0"/>
               <w:jc w:val="center"/>
               <w:rPr/>
             </w:pPr>
@@ -14287,6 +14733,7 @@
           </w:tcPr>
           <w:p>
             <w:pPr>
+              <w:ind w:left="0" w:right="-1.6535433070862382" w:firstLine="0"/>
               <w:rPr/>
             </w:pPr>
             <w:r>
@@ -14322,6 +14769,7 @@
           </w:tcPr>
           <w:p>
             <w:pPr>
+              <w:ind w:left="0" w:right="-1.6535433070862382" w:firstLine="0"/>
               <w:jc w:val="center"/>
               <w:rPr/>
             </w:pPr>
@@ -14358,6 +14806,7 @@
           </w:tcPr>
           <w:p>
             <w:pPr>
+              <w:ind w:left="0" w:right="-1.6535433070862382" w:firstLine="0"/>
               <w:rPr/>
             </w:pPr>
             <w:r>
@@ -14393,6 +14842,7 @@
           </w:tcPr>
           <w:p>
             <w:pPr>
+              <w:ind w:left="0" w:right="-1.6535433070862382" w:firstLine="0"/>
               <w:jc w:val="center"/>
               <w:rPr/>
             </w:pPr>
@@ -14429,6 +14879,7 @@
           </w:tcPr>
           <w:p>
             <w:pPr>
+              <w:ind w:left="0" w:right="-1.6535433070862382" w:firstLine="0"/>
               <w:rPr/>
             </w:pPr>
             <w:r>
@@ -14464,6 +14915,7 @@
           </w:tcPr>
           <w:p>
             <w:pPr>
+              <w:ind w:left="0" w:right="-1.6535433070862382" w:firstLine="0"/>
               <w:jc w:val="center"/>
               <w:rPr/>
             </w:pPr>
@@ -14500,6 +14952,7 @@
           </w:tcPr>
           <w:p>
             <w:pPr>
+              <w:ind w:left="0" w:right="-1.6535433070862382" w:firstLine="0"/>
               <w:rPr/>
             </w:pPr>
             <w:r>
@@ -14535,6 +14988,7 @@
           </w:tcPr>
           <w:p>
             <w:pPr>
+              <w:ind w:left="0" w:right="-1.6535433070862382" w:firstLine="0"/>
               <w:jc w:val="center"/>
               <w:rPr/>
             </w:pPr>
@@ -14571,6 +15025,7 @@
           </w:tcPr>
           <w:p>
             <w:pPr>
+              <w:ind w:left="0" w:right="-1.6535433070862382" w:firstLine="0"/>
               <w:rPr/>
             </w:pPr>
             <w:r>
@@ -14590,6 +15045,7 @@
           </w:p>
           <w:p>
             <w:pPr>
+              <w:ind w:left="0" w:right="-1.6535433070862382" w:firstLine="0"/>
               <w:rPr/>
             </w:pPr>
             <w:r>
@@ -14609,6 +15065,7 @@
           </w:p>
           <w:p>
             <w:pPr>
+              <w:ind w:left="0" w:right="-1.6535433070862382" w:firstLine="0"/>
               <w:rPr/>
             </w:pPr>
             <w:r>
@@ -14628,6 +15085,7 @@
           </w:p>
           <w:p>
             <w:pPr>
+              <w:ind w:left="0" w:right="-1.6535433070862382" w:firstLine="0"/>
               <w:rPr/>
             </w:pPr>
             <w:r>
@@ -14653,6 +15111,7 @@
           </w:p>
           <w:p>
             <w:pPr>
+              <w:ind w:left="0" w:right="-1.6535433070862382" w:firstLine="0"/>
               <w:rPr/>
             </w:pPr>
             <w:r>
@@ -14677,6 +15136,7 @@
           </w:p>
           <w:p>
             <w:pPr>
+              <w:ind w:left="0" w:right="-1.6535433070862382" w:firstLine="0"/>
               <w:rPr/>
             </w:pPr>
             <w:r>
@@ -14696,6 +15156,7 @@
           </w:p>
           <w:p>
             <w:pPr>
+              <w:ind w:left="0" w:right="-1.6535433070862382" w:firstLine="0"/>
               <w:rPr/>
             </w:pPr>
             <w:r>
@@ -14720,6 +15181,7 @@
           </w:p>
           <w:p>
             <w:pPr>
+              <w:ind w:left="0" w:right="-1.6535433070862382" w:firstLine="0"/>
               <w:rPr/>
             </w:pPr>
             <w:r>
@@ -14739,6 +15201,7 @@
           </w:p>
           <w:p>
             <w:pPr>
+              <w:ind w:left="0" w:right="-1.6535433070862382" w:firstLine="0"/>
               <w:rPr/>
             </w:pPr>
             <w:r>
@@ -14758,6 +15221,7 @@
           </w:p>
           <w:p>
             <w:pPr>
+              <w:ind w:left="0" w:right="-1.6535433070862382" w:firstLine="0"/>
               <w:rPr/>
             </w:pPr>
             <w:r>
@@ -14777,6 +15241,7 @@
           </w:p>
           <w:p>
             <w:pPr>
+              <w:ind w:left="0" w:right="-1.6535433070862382" w:firstLine="0"/>
               <w:rPr/>
             </w:pPr>
             <w:r>
@@ -14802,6 +15267,7 @@
           </w:p>
           <w:p>
             <w:pPr>
+              <w:ind w:left="0" w:right="-1.6535433070862382" w:firstLine="0"/>
               <w:rPr/>
             </w:pPr>
             <w:r>
@@ -14845,6 +15311,7 @@
           </w:tcPr>
           <w:p>
             <w:pPr>
+              <w:ind w:left="0" w:right="-1.6535433070862382" w:firstLine="0"/>
               <w:jc w:val="center"/>
               <w:rPr/>
             </w:pPr>
@@ -14881,6 +15348,7 @@
           </w:tcPr>
           <w:p>
             <w:pPr>
+              <w:ind w:left="0" w:right="-1.6535433070862382" w:firstLine="0"/>
               <w:rPr/>
             </w:pPr>
             <w:r>
@@ -14901,6 +15369,7 @@
           </w:p>
           <w:p>
             <w:pPr>
+              <w:ind w:left="0" w:right="-1.6535433070862382" w:firstLine="0"/>
               <w:rPr/>
             </w:pPr>
             <w:r>
@@ -14921,6 +15390,7 @@
           </w:p>
           <w:p>
             <w:pPr>
+              <w:ind w:left="0" w:right="-1.6535433070862382" w:firstLine="0"/>
               <w:rPr/>
             </w:pPr>
             <w:r>
@@ -14941,6 +15411,7 @@
           </w:p>
           <w:p>
             <w:pPr>
+              <w:ind w:left="0" w:right="-1.6535433070862382" w:firstLine="0"/>
               <w:rPr/>
             </w:pPr>
             <w:r>
@@ -14961,6 +15432,7 @@
           </w:p>
           <w:p>
             <w:pPr>
+              <w:ind w:left="0" w:right="-1.6535433070862382" w:firstLine="0"/>
               <w:rPr/>
             </w:pPr>
             <w:r>
@@ -15005,6 +15477,7 @@
           </w:tcPr>
           <w:p>
             <w:pPr>
+              <w:ind w:left="0" w:right="-1.6535433070862382" w:firstLine="0"/>
               <w:jc w:val="center"/>
               <w:rPr/>
             </w:pPr>
@@ -15041,6 +15514,7 @@
           </w:tcPr>
           <w:p>
             <w:pPr>
+              <w:ind w:left="0" w:right="-1.6535433070862382" w:firstLine="0"/>
               <w:rPr/>
             </w:pPr>
             <w:r>
@@ -15076,6 +15550,7 @@
           </w:tcPr>
           <w:p>
             <w:pPr>
+              <w:ind w:left="0" w:right="-1.6535433070862382" w:firstLine="0"/>
               <w:jc w:val="center"/>
               <w:rPr/>
             </w:pPr>
@@ -15112,6 +15587,7 @@
           </w:tcPr>
           <w:p>
             <w:pPr>
+              <w:ind w:left="0" w:right="-1.6535433070862382" w:firstLine="0"/>
               <w:rPr/>
             </w:pPr>
             <w:r>
@@ -15126,6 +15602,7 @@
     </w:tbl>
     <w:p>
       <w:pPr>
+        <w:ind w:left="0" w:right="-1.6535433070862382" w:firstLine="0"/>
         <w:rPr/>
       </w:pPr>
       <w:r>
@@ -15136,6 +15613,7 @@
     </w:p>
     <w:p>
       <w:pPr>
+        <w:ind w:left="0" w:right="-1.6535433070862382" w:firstLine="0"/>
         <w:rPr>
           <w:b w:val="1"/>
           <w:bCs w:val="1"/>
@@ -15154,6 +15632,7 @@
     <w:p>
       <w:pPr>
         <w:pStyle w:val="Heading2"/>
+        <w:ind w:left="0" w:right="-1.6535433070862382" w:firstLine="0"/>
         <w:rPr>
           <w:u w:val="single"/>
         </w:rPr>
@@ -15170,6 +15649,7 @@
     </w:p>
     <w:p>
       <w:pPr>
+        <w:ind w:left="0" w:right="-1.6535433070862382" w:firstLine="0"/>
         <w:jc w:val="center"/>
         <w:rPr>
           <w:b w:val="1"/>
@@ -15193,12 +15673,12 @@
           <wp:inline distB="114300" distT="114300" distL="114300" distR="114300">
             <wp:extent cx="5227350" cy="4705350"/>
             <wp:effectExtent b="0" l="0" r="0" t="0"/>
-            <wp:docPr id="5" name="image8.png"/>
+            <wp:docPr id="5" name="image7.png"/>
             <a:graphic>
               <a:graphicData uri="http://schemas.openxmlformats.org/drawingml/2006/picture">
                 <pic:pic>
                   <pic:nvPicPr>
-                    <pic:cNvPr id="0" name="image8.png"/>
+                    <pic:cNvPr id="0" name="image7.png"/>
                     <pic:cNvPicPr preferRelativeResize="0"/>
                   </pic:nvPicPr>
                   <pic:blipFill>
@@ -15230,6 +15710,7 @@
     </w:p>
     <w:p>
       <w:pPr>
+        <w:ind w:left="0" w:right="-1.6535433070862382" w:firstLine="0"/>
         <w:rPr>
           <w:b w:val="1"/>
           <w:bCs w:val="1"/>
@@ -15247,6 +15728,7 @@
     </w:p>
     <w:p>
       <w:pPr>
+        <w:ind w:left="0" w:right="-1.6535433070862382" w:firstLine="0"/>
         <w:rPr>
           <w:b w:val="1"/>
           <w:bCs w:val="1"/>
@@ -15264,6 +15746,7 @@
     </w:p>
     <w:p>
       <w:pPr>
+        <w:ind w:left="0" w:right="-1.6535433070862382" w:firstLine="0"/>
         <w:rPr/>
       </w:pPr>
       <w:r>
@@ -15324,6 +15807,7 @@
           </w:tcPr>
           <w:p>
             <w:pPr>
+              <w:ind w:left="0" w:right="-1.6535433070862382" w:firstLine="0"/>
               <w:jc w:val="center"/>
               <w:rPr>
                 <w:color w:val="ffffff"/>
@@ -15364,6 +15848,7 @@
           </w:tcPr>
           <w:p>
             <w:pPr>
+              <w:ind w:left="0" w:right="-1.6535433070862382" w:firstLine="0"/>
               <w:jc w:val="center"/>
               <w:rPr>
                 <w:color w:val="ffffff"/>
@@ -15410,6 +15895,7 @@
           </w:tcPr>
           <w:p>
             <w:pPr>
+              <w:ind w:left="0" w:right="-1.6535433070862382" w:firstLine="0"/>
               <w:jc w:val="center"/>
               <w:rPr/>
             </w:pPr>
@@ -15446,6 +15932,7 @@
           </w:tcPr>
           <w:p>
             <w:pPr>
+              <w:ind w:left="0" w:right="-1.6535433070862382" w:firstLine="0"/>
               <w:rPr/>
             </w:pPr>
             <w:r>
@@ -15481,6 +15968,7 @@
           </w:tcPr>
           <w:p>
             <w:pPr>
+              <w:ind w:left="0" w:right="-1.6535433070862382" w:firstLine="0"/>
               <w:jc w:val="center"/>
               <w:rPr/>
             </w:pPr>
@@ -15517,6 +16005,7 @@
           </w:tcPr>
           <w:p>
             <w:pPr>
+              <w:ind w:left="0" w:right="-1.6535433070862382" w:firstLine="0"/>
               <w:rPr/>
             </w:pPr>
             <w:r>
@@ -15552,6 +16041,7 @@
           </w:tcPr>
           <w:p>
             <w:pPr>
+              <w:ind w:left="0" w:right="-1.6535433070862382" w:firstLine="0"/>
               <w:jc w:val="center"/>
               <w:rPr/>
             </w:pPr>
@@ -15588,6 +16078,7 @@
           </w:tcPr>
           <w:p>
             <w:pPr>
+              <w:ind w:left="0" w:right="-1.6535433070862382" w:firstLine="0"/>
               <w:rPr/>
             </w:pPr>
             <w:r>
@@ -15623,6 +16114,7 @@
           </w:tcPr>
           <w:p>
             <w:pPr>
+              <w:ind w:left="0" w:right="-1.6535433070862382" w:firstLine="0"/>
               <w:jc w:val="center"/>
               <w:rPr/>
             </w:pPr>
@@ -15659,6 +16151,7 @@
           </w:tcPr>
           <w:p>
             <w:pPr>
+              <w:ind w:left="0" w:right="-1.6535433070862382" w:firstLine="0"/>
               <w:rPr/>
             </w:pPr>
             <w:r>
@@ -15694,6 +16187,7 @@
           </w:tcPr>
           <w:p>
             <w:pPr>
+              <w:ind w:left="0" w:right="-1.6535433070862382" w:firstLine="0"/>
               <w:jc w:val="center"/>
               <w:rPr/>
             </w:pPr>
@@ -15730,6 +16224,7 @@
           </w:tcPr>
           <w:p>
             <w:pPr>
+              <w:ind w:left="0" w:right="-1.6535433070862382" w:firstLine="0"/>
               <w:rPr/>
             </w:pPr>
             <w:r>
@@ -15765,6 +16260,7 @@
           </w:tcPr>
           <w:p>
             <w:pPr>
+              <w:ind w:left="0" w:right="-1.6535433070862382" w:firstLine="0"/>
               <w:jc w:val="center"/>
               <w:rPr/>
             </w:pPr>
@@ -15801,6 +16297,7 @@
           </w:tcPr>
           <w:p>
             <w:pPr>
+              <w:ind w:left="0" w:right="-1.6535433070862382" w:firstLine="0"/>
               <w:rPr/>
             </w:pPr>
             <w:r>
@@ -15820,6 +16317,7 @@
           </w:p>
           <w:p>
             <w:pPr>
+              <w:ind w:left="0" w:right="-1.6535433070862382" w:firstLine="0"/>
               <w:rPr/>
             </w:pPr>
             <w:r>
@@ -15839,6 +16337,7 @@
           </w:p>
           <w:p>
             <w:pPr>
+              <w:ind w:left="0" w:right="-1.6535433070862382" w:firstLine="0"/>
               <w:rPr/>
             </w:pPr>
             <w:r>
@@ -15858,6 +16357,7 @@
           </w:p>
           <w:p>
             <w:pPr>
+              <w:ind w:left="0" w:right="-1.6535433070862382" w:firstLine="0"/>
               <w:rPr/>
             </w:pPr>
             <w:r>
@@ -15877,6 +16377,7 @@
           </w:p>
           <w:p>
             <w:pPr>
+              <w:ind w:left="0" w:right="-1.6535433070862382" w:firstLine="0"/>
               <w:rPr/>
             </w:pPr>
             <w:r>
@@ -15896,6 +16397,7 @@
           </w:p>
           <w:p>
             <w:pPr>
+              <w:ind w:left="0" w:right="-1.6535433070862382" w:firstLine="0"/>
               <w:rPr/>
             </w:pPr>
             <w:r>
@@ -15915,6 +16417,7 @@
           </w:p>
           <w:p>
             <w:pPr>
+              <w:ind w:left="0" w:right="-1.6535433070862382" w:firstLine="0"/>
               <w:rPr/>
             </w:pPr>
             <w:r>
@@ -15934,6 +16437,7 @@
           </w:p>
           <w:p>
             <w:pPr>
+              <w:ind w:left="0" w:right="-1.6535433070862382" w:firstLine="0"/>
               <w:rPr/>
             </w:pPr>
             <w:r>
@@ -15953,6 +16457,7 @@
           </w:p>
           <w:p>
             <w:pPr>
+              <w:ind w:left="0" w:right="-1.6535433070862382" w:firstLine="0"/>
               <w:rPr/>
             </w:pPr>
             <w:r>
@@ -15972,6 +16477,7 @@
           </w:p>
           <w:p>
             <w:pPr>
+              <w:ind w:left="0" w:right="-1.6535433070862382" w:firstLine="0"/>
               <w:rPr/>
             </w:pPr>
             <w:r>
@@ -15991,6 +16497,7 @@
           </w:p>
           <w:p>
             <w:pPr>
+              <w:ind w:left="0" w:right="-1.6535433070862382" w:firstLine="0"/>
               <w:rPr/>
             </w:pPr>
             <w:r>
@@ -16010,6 +16517,7 @@
           </w:p>
           <w:p>
             <w:pPr>
+              <w:ind w:left="0" w:right="-1.6535433070862382" w:firstLine="0"/>
               <w:rPr/>
             </w:pPr>
             <w:r>
@@ -16053,6 +16561,7 @@
           </w:tcPr>
           <w:p>
             <w:pPr>
+              <w:ind w:left="0" w:right="-1.6535433070862382" w:firstLine="0"/>
               <w:jc w:val="center"/>
               <w:rPr/>
             </w:pPr>
@@ -16089,6 +16598,7 @@
           </w:tcPr>
           <w:p>
             <w:pPr>
+              <w:ind w:left="0" w:right="-1.6535433070862382" w:firstLine="0"/>
               <w:rPr/>
             </w:pPr>
             <w:r>
@@ -16109,6 +16619,7 @@
           </w:p>
           <w:p>
             <w:pPr>
+              <w:ind w:left="0" w:right="-1.6535433070862382" w:firstLine="0"/>
               <w:rPr/>
             </w:pPr>
             <w:r>
@@ -16129,6 +16640,7 @@
           </w:p>
           <w:p>
             <w:pPr>
+              <w:ind w:left="0" w:right="-1.6535433070862382" w:firstLine="0"/>
               <w:rPr/>
             </w:pPr>
             <w:r>
@@ -16149,6 +16661,7 @@
           </w:p>
           <w:p>
             <w:pPr>
+              <w:ind w:left="0" w:right="-1.6535433070862382" w:firstLine="0"/>
               <w:rPr/>
             </w:pPr>
             <w:r>
@@ -16169,6 +16682,7 @@
           </w:p>
           <w:p>
             <w:pPr>
+              <w:ind w:left="0" w:right="-1.6535433070862382" w:firstLine="0"/>
               <w:rPr/>
             </w:pPr>
             <w:r>
@@ -16213,6 +16727,7 @@
           </w:tcPr>
           <w:p>
             <w:pPr>
+              <w:ind w:left="0" w:right="-1.6535433070862382" w:firstLine="0"/>
               <w:jc w:val="center"/>
               <w:rPr/>
             </w:pPr>
@@ -16249,6 +16764,7 @@
           </w:tcPr>
           <w:p>
             <w:pPr>
+              <w:ind w:left="0" w:right="-1.6535433070862382" w:firstLine="0"/>
               <w:rPr/>
             </w:pPr>
             <w:r>
@@ -16284,6 +16800,7 @@
           </w:tcPr>
           <w:p>
             <w:pPr>
+              <w:ind w:left="0" w:right="-1.6535433070862382" w:firstLine="0"/>
               <w:jc w:val="center"/>
               <w:rPr/>
             </w:pPr>
@@ -16320,6 +16837,7 @@
           </w:tcPr>
           <w:p>
             <w:pPr>
+              <w:ind w:left="0" w:right="-1.6535433070862382" w:firstLine="0"/>
               <w:rPr/>
             </w:pPr>
             <w:r>
@@ -16334,6 +16852,7 @@
     </w:tbl>
     <w:p>
       <w:pPr>
+        <w:ind w:left="0" w:right="-1.6535433070862382" w:firstLine="0"/>
         <w:rPr/>
       </w:pPr>
       <w:r>
@@ -16344,6 +16863,7 @@
     </w:p>
     <w:p>
       <w:pPr>
+        <w:ind w:left="0" w:right="-1.6535433070862382" w:firstLine="0"/>
         <w:rPr>
           <w:b w:val="1"/>
           <w:bCs w:val="1"/>
@@ -16362,6 +16882,7 @@
     <w:p>
       <w:pPr>
         <w:pStyle w:val="Heading2"/>
+        <w:ind w:left="0" w:right="-1.6535433070862382" w:firstLine="0"/>
         <w:rPr>
           <w:u w:val="single"/>
         </w:rPr>
@@ -16378,6 +16899,7 @@
     </w:p>
     <w:p>
       <w:pPr>
+        <w:ind w:left="0" w:right="-1.6535433070862382" w:firstLine="0"/>
         <w:jc w:val="center"/>
         <w:rPr/>
       </w:pPr>
@@ -16387,12 +16909,12 @@
           <wp:inline distB="114300" distT="114300" distL="114300" distR="114300">
             <wp:extent cx="6070238" cy="3771900"/>
             <wp:effectExtent b="0" l="0" r="0" t="0"/>
-            <wp:docPr id="3" name="image4.png"/>
+            <wp:docPr id="3" name="image2.png"/>
             <a:graphic>
               <a:graphicData uri="http://schemas.openxmlformats.org/drawingml/2006/picture">
                 <pic:pic>
                   <pic:nvPicPr>
-                    <pic:cNvPr id="0" name="image4.png"/>
+                    <pic:cNvPr id="0" name="image2.png"/>
                     <pic:cNvPicPr preferRelativeResize="0"/>
                   </pic:nvPicPr>
                   <pic:blipFill>
@@ -16424,6 +16946,7 @@
     </w:p>
     <w:p>
       <w:pPr>
+        <w:ind w:left="0" w:right="-1.6535433070862382" w:firstLine="0"/>
         <w:rPr>
           <w:b w:val="1"/>
           <w:bCs w:val="1"/>
@@ -16441,6 +16964,7 @@
     </w:p>
     <w:p>
       <w:pPr>
+        <w:ind w:left="0" w:right="-1.6535433070862382" w:firstLine="0"/>
         <w:rPr/>
       </w:pPr>
       <w:r>
@@ -16501,6 +17025,7 @@
           </w:tcPr>
           <w:p>
             <w:pPr>
+              <w:ind w:left="0" w:right="-1.6535433070862382" w:firstLine="0"/>
               <w:jc w:val="center"/>
               <w:rPr>
                 <w:color w:val="ffffff"/>
@@ -16541,6 +17066,7 @@
           </w:tcPr>
           <w:p>
             <w:pPr>
+              <w:ind w:left="0" w:right="-1.6535433070862382" w:firstLine="0"/>
               <w:jc w:val="center"/>
               <w:rPr>
                 <w:color w:val="ffffff"/>
@@ -16587,6 +17113,7 @@
           </w:tcPr>
           <w:p>
             <w:pPr>
+              <w:ind w:left="0" w:right="-1.6535433070862382" w:firstLine="0"/>
               <w:jc w:val="center"/>
               <w:rPr/>
             </w:pPr>
@@ -16623,6 +17150,7 @@
           </w:tcPr>
           <w:p>
             <w:pPr>
+              <w:ind w:left="0" w:right="-1.6535433070862382" w:firstLine="0"/>
               <w:rPr/>
             </w:pPr>
             <w:r>
@@ -16658,6 +17186,7 @@
           </w:tcPr>
           <w:p>
             <w:pPr>
+              <w:ind w:left="0" w:right="-1.6535433070862382" w:firstLine="0"/>
               <w:jc w:val="center"/>
               <w:rPr/>
             </w:pPr>
@@ -16694,6 +17223,7 @@
           </w:tcPr>
           <w:p>
             <w:pPr>
+              <w:ind w:left="0" w:right="-1.6535433070862382" w:firstLine="0"/>
               <w:rPr/>
             </w:pPr>
             <w:r>
@@ -16729,6 +17259,7 @@
           </w:tcPr>
           <w:p>
             <w:pPr>
+              <w:ind w:left="0" w:right="-1.6535433070862382" w:firstLine="0"/>
               <w:jc w:val="center"/>
               <w:rPr/>
             </w:pPr>
@@ -16765,6 +17296,7 @@
           </w:tcPr>
           <w:p>
             <w:pPr>
+              <w:ind w:left="0" w:right="-1.6535433070862382" w:firstLine="0"/>
               <w:rPr/>
             </w:pPr>
             <w:r>
@@ -16800,6 +17332,7 @@
           </w:tcPr>
           <w:p>
             <w:pPr>
+              <w:ind w:left="0" w:right="-1.6535433070862382" w:firstLine="0"/>
               <w:jc w:val="center"/>
               <w:rPr/>
             </w:pPr>
@@ -16836,6 +17369,7 @@
           </w:tcPr>
           <w:p>
             <w:pPr>
+              <w:ind w:left="0" w:right="-1.6535433070862382" w:firstLine="0"/>
               <w:rPr/>
             </w:pPr>
             <w:r>
@@ -16871,6 +17405,7 @@
           </w:tcPr>
           <w:p>
             <w:pPr>
+              <w:ind w:left="0" w:right="-1.6535433070862382" w:firstLine="0"/>
               <w:jc w:val="center"/>
               <w:rPr/>
             </w:pPr>
@@ -16907,6 +17442,7 @@
           </w:tcPr>
           <w:p>
             <w:pPr>
+              <w:ind w:left="0" w:right="-1.6535433070862382" w:firstLine="0"/>
               <w:rPr/>
             </w:pPr>
             <w:r>
@@ -16942,6 +17478,7 @@
           </w:tcPr>
           <w:p>
             <w:pPr>
+              <w:ind w:left="0" w:right="-1.6535433070862382" w:firstLine="0"/>
               <w:jc w:val="center"/>
               <w:rPr/>
             </w:pPr>
@@ -16978,6 +17515,7 @@
           </w:tcPr>
           <w:p>
             <w:pPr>
+              <w:ind w:left="0" w:right="-1.6535433070862382" w:firstLine="0"/>
               <w:rPr/>
             </w:pPr>
             <w:r>
@@ -16997,6 +17535,7 @@
           </w:p>
           <w:p>
             <w:pPr>
+              <w:ind w:left="0" w:right="-1.6535433070862382" w:firstLine="0"/>
               <w:rPr/>
             </w:pPr>
             <w:r>
@@ -17016,6 +17555,7 @@
           </w:p>
           <w:p>
             <w:pPr>
+              <w:ind w:left="0" w:right="-1.6535433070862382" w:firstLine="0"/>
               <w:rPr/>
             </w:pPr>
             <w:r>
@@ -17035,6 +17575,7 @@
           </w:p>
           <w:p>
             <w:pPr>
+              <w:ind w:left="0" w:right="-1.6535433070862382" w:firstLine="0"/>
               <w:rPr/>
             </w:pPr>
             <w:r>
@@ -17054,6 +17595,7 @@
           </w:p>
           <w:p>
             <w:pPr>
+              <w:ind w:left="0" w:right="-1.6535433070862382" w:firstLine="0"/>
               <w:rPr/>
             </w:pPr>
             <w:r>
@@ -17073,6 +17615,7 @@
           </w:p>
           <w:p>
             <w:pPr>
+              <w:ind w:left="0" w:right="-1.6535433070862382" w:firstLine="0"/>
               <w:rPr/>
             </w:pPr>
             <w:r>
@@ -17092,6 +17635,7 @@
           </w:p>
           <w:p>
             <w:pPr>
+              <w:ind w:left="0" w:right="-1.6535433070862382" w:firstLine="0"/>
               <w:rPr/>
             </w:pPr>
             <w:r>
@@ -17111,6 +17655,7 @@
           </w:p>
           <w:p>
             <w:pPr>
+              <w:ind w:left="0" w:right="-1.6535433070862382" w:firstLine="0"/>
               <w:rPr/>
             </w:pPr>
             <w:r>
@@ -17130,6 +17675,7 @@
           </w:p>
           <w:p>
             <w:pPr>
+              <w:ind w:left="0" w:right="-1.6535433070862382" w:firstLine="0"/>
               <w:rPr/>
             </w:pPr>
             <w:r>
@@ -17141,6 +17687,7 @@
           </w:p>
           <w:p>
             <w:pPr>
+              <w:ind w:left="0" w:right="-1.6535433070862382" w:firstLine="0"/>
               <w:rPr/>
             </w:pPr>
             <w:r>
@@ -17160,6 +17707,7 @@
           </w:p>
           <w:p>
             <w:pPr>
+              <w:ind w:left="0" w:right="-1.6535433070862382" w:firstLine="0"/>
               <w:rPr/>
             </w:pPr>
             <w:r>
@@ -17179,6 +17727,7 @@
           </w:p>
           <w:p>
             <w:pPr>
+              <w:ind w:left="0" w:right="-1.6535433070862382" w:firstLine="0"/>
               <w:rPr/>
             </w:pPr>
             <w:r>
@@ -17222,6 +17771,7 @@
           </w:tcPr>
           <w:p>
             <w:pPr>
+              <w:ind w:left="0" w:right="-1.6535433070862382" w:firstLine="0"/>
               <w:jc w:val="center"/>
               <w:rPr/>
             </w:pPr>
@@ -17258,6 +17808,7 @@
           </w:tcPr>
           <w:p>
             <w:pPr>
+              <w:ind w:left="0" w:right="-1.6535433070862382" w:firstLine="0"/>
               <w:rPr/>
             </w:pPr>
             <w:r>
@@ -17284,6 +17835,7 @@
           </w:p>
           <w:p>
             <w:pPr>
+              <w:ind w:left="0" w:right="-1.6535433070862382" w:firstLine="0"/>
               <w:rPr/>
             </w:pPr>
             <w:r>
@@ -17310,6 +17862,7 @@
           </w:p>
           <w:p>
             <w:pPr>
+              <w:ind w:left="0" w:right="-1.6535433070862382" w:firstLine="0"/>
               <w:rPr/>
             </w:pPr>
             <w:r>
@@ -17330,6 +17883,7 @@
           </w:p>
           <w:p>
             <w:pPr>
+              <w:ind w:left="0" w:right="-1.6535433070862382" w:firstLine="0"/>
               <w:rPr/>
             </w:pPr>
             <w:r>
@@ -17350,6 +17904,7 @@
           </w:p>
           <w:p>
             <w:pPr>
+              <w:ind w:left="0" w:right="-1.6535433070862382" w:firstLine="0"/>
               <w:rPr/>
             </w:pPr>
             <w:r>
@@ -17370,6 +17925,7 @@
           </w:p>
           <w:p>
             <w:pPr>
+              <w:ind w:left="0" w:right="-1.6535433070862382" w:firstLine="0"/>
               <w:rPr/>
             </w:pPr>
             <w:r>
@@ -17414,6 +17970,7 @@
           </w:tcPr>
           <w:p>
             <w:pPr>
+              <w:ind w:left="0" w:right="-1.6535433070862382" w:firstLine="0"/>
               <w:jc w:val="center"/>
               <w:rPr/>
             </w:pPr>
@@ -17450,6 +18007,7 @@
           </w:tcPr>
           <w:p>
             <w:pPr>
+              <w:ind w:left="0" w:right="-1.6535433070862382" w:firstLine="0"/>
               <w:rPr/>
             </w:pPr>
             <w:r>
@@ -17485,6 +18043,7 @@
           </w:tcPr>
           <w:p>
             <w:pPr>
+              <w:ind w:left="0" w:right="-1.6535433070862382" w:firstLine="0"/>
               <w:jc w:val="center"/>
               <w:rPr/>
             </w:pPr>
@@ -17521,6 +18080,7 @@
           </w:tcPr>
           <w:p>
             <w:pPr>
+              <w:ind w:left="0" w:right="-1.6535433070862382" w:firstLine="0"/>
               <w:rPr/>
             </w:pPr>
             <w:r>
@@ -17535,6 +18095,7 @@
     </w:tbl>
     <w:p>
       <w:pPr>
+        <w:ind w:left="0" w:right="-1.6535433070862382" w:firstLine="0"/>
         <w:rPr/>
       </w:pPr>
       <w:r>
@@ -17545,6 +18106,7 @@
     </w:p>
     <w:p>
       <w:pPr>
+        <w:ind w:left="0" w:right="-1.6535433070862382" w:firstLine="0"/>
         <w:rPr/>
       </w:pPr>
       <w:r>
@@ -17556,6 +18118,7 @@
     <w:p>
       <w:pPr>
         <w:pStyle w:val="Heading2"/>
+        <w:ind w:left="0" w:right="-1.6535433070862382" w:firstLine="0"/>
         <w:rPr>
           <w:u w:val="single"/>
         </w:rPr>
@@ -17572,6 +18135,7 @@
     </w:p>
     <w:p>
       <w:pPr>
+        <w:ind w:left="0" w:right="-1.6535433070862382" w:firstLine="0"/>
         <w:rPr/>
       </w:pPr>
       <w:r>
@@ -17580,12 +18144,12 @@
           <wp:inline distB="114300" distT="114300" distL="114300" distR="114300">
             <wp:extent cx="6381750" cy="4365203"/>
             <wp:effectExtent b="0" l="0" r="0" t="0"/>
-            <wp:docPr id="1" name="image5.png"/>
+            <wp:docPr id="1" name="image3.png"/>
             <a:graphic>
               <a:graphicData uri="http://schemas.openxmlformats.org/drawingml/2006/picture">
                 <pic:pic>
                   <pic:nvPicPr>
-                    <pic:cNvPr id="0" name="image5.png"/>
+                    <pic:cNvPr id="0" name="image3.png"/>
                     <pic:cNvPicPr preferRelativeResize="0"/>
                   </pic:nvPicPr>
                   <pic:blipFill>
@@ -17617,6 +18181,7 @@
     </w:p>
     <w:p>
       <w:pPr>
+        <w:ind w:left="0" w:right="-1.6535433070862382" w:firstLine="0"/>
         <w:jc w:val="center"/>
         <w:rPr/>
       </w:pPr>
@@ -17628,6 +18193,7 @@
     </w:p>
     <w:p>
       <w:pPr>
+        <w:ind w:left="0" w:right="-1.6535433070862382" w:firstLine="0"/>
         <w:rPr/>
       </w:pPr>
       <w:r>
@@ -17638,6 +18204,7 @@
     </w:p>
     <w:p>
       <w:pPr>
+        <w:ind w:left="0" w:right="-1.6535433070862382" w:firstLine="0"/>
         <w:rPr/>
       </w:pPr>
       <w:r>
@@ -17698,6 +18265,7 @@
           </w:tcPr>
           <w:p>
             <w:pPr>
+              <w:ind w:left="0" w:right="-1.6535433070862382" w:firstLine="0"/>
               <w:jc w:val="center"/>
               <w:rPr>
                 <w:color w:val="ffffff"/>
@@ -17738,6 +18306,7 @@
           </w:tcPr>
           <w:p>
             <w:pPr>
+              <w:ind w:left="0" w:right="-1.6535433070862382" w:firstLine="0"/>
               <w:jc w:val="center"/>
               <w:rPr>
                 <w:color w:val="ffffff"/>
@@ -17784,6 +18353,7 @@
           </w:tcPr>
           <w:p>
             <w:pPr>
+              <w:ind w:left="0" w:right="-1.6535433070862382" w:firstLine="0"/>
               <w:jc w:val="center"/>
               <w:rPr/>
             </w:pPr>
@@ -17820,6 +18390,7 @@
           </w:tcPr>
           <w:p>
             <w:pPr>
+              <w:ind w:left="0" w:right="-1.6535433070862382" w:firstLine="0"/>
               <w:rPr/>
             </w:pPr>
             <w:r>
@@ -17855,6 +18426,7 @@
           </w:tcPr>
           <w:p>
             <w:pPr>
+              <w:ind w:left="0" w:right="-1.6535433070862382" w:firstLine="0"/>
               <w:jc w:val="center"/>
               <w:rPr/>
             </w:pPr>
@@ -17891,6 +18463,7 @@
           </w:tcPr>
           <w:p>
             <w:pPr>
+              <w:ind w:left="0" w:right="-1.6535433070862382" w:firstLine="0"/>
               <w:rPr/>
             </w:pPr>
             <w:r>
@@ -17926,6 +18499,7 @@
           </w:tcPr>
           <w:p>
             <w:pPr>
+              <w:ind w:left="0" w:right="-1.6535433070862382" w:firstLine="0"/>
               <w:jc w:val="center"/>
               <w:rPr/>
             </w:pPr>
@@ -17962,6 +18536,7 @@
           </w:tcPr>
           <w:p>
             <w:pPr>
+              <w:ind w:left="0" w:right="-1.6535433070862382" w:firstLine="0"/>
               <w:rPr/>
             </w:pPr>
             <w:r>
@@ -17997,6 +18572,7 @@
           </w:tcPr>
           <w:p>
             <w:pPr>
+              <w:ind w:left="0" w:right="-1.6535433070862382" w:firstLine="0"/>
               <w:jc w:val="center"/>
               <w:rPr/>
             </w:pPr>
@@ -18033,6 +18609,7 @@
           </w:tcPr>
           <w:p>
             <w:pPr>
+              <w:ind w:left="0" w:right="-1.6535433070862382" w:firstLine="0"/>
               <w:rPr/>
             </w:pPr>
             <w:r>
@@ -18068,6 +18645,7 @@
           </w:tcPr>
           <w:p>
             <w:pPr>
+              <w:ind w:left="0" w:right="-1.6535433070862382" w:firstLine="0"/>
               <w:jc w:val="center"/>
               <w:rPr/>
             </w:pPr>
@@ -18104,6 +18682,7 @@
           </w:tcPr>
           <w:p>
             <w:pPr>
+              <w:ind w:left="0" w:right="-1.6535433070862382" w:firstLine="0"/>
               <w:rPr/>
             </w:pPr>
             <w:r>
@@ -18139,6 +18718,7 @@
           </w:tcPr>
           <w:p>
             <w:pPr>
+              <w:ind w:left="0" w:right="-1.6535433070862382" w:firstLine="0"/>
               <w:jc w:val="center"/>
               <w:rPr/>
             </w:pPr>
@@ -18175,6 +18755,7 @@
           </w:tcPr>
           <w:p>
             <w:pPr>
+              <w:ind w:left="0" w:right="-1.6535433070862382" w:firstLine="0"/>
               <w:rPr/>
             </w:pPr>
             <w:r>
@@ -18194,6 +18775,7 @@
           </w:p>
           <w:p>
             <w:pPr>
+              <w:ind w:left="0" w:right="-1.6535433070862382" w:firstLine="0"/>
               <w:rPr/>
             </w:pPr>
             <w:r>
@@ -18213,6 +18795,7 @@
           </w:p>
           <w:p>
             <w:pPr>
+              <w:ind w:left="0" w:right="-1.6535433070862382" w:firstLine="0"/>
               <w:rPr/>
             </w:pPr>
             <w:r>
@@ -18232,6 +18815,7 @@
           </w:p>
           <w:p>
             <w:pPr>
+              <w:ind w:left="0" w:right="-1.6535433070862382" w:firstLine="0"/>
               <w:rPr/>
             </w:pPr>
             <w:r>
@@ -18251,6 +18835,7 @@
           </w:p>
           <w:p>
             <w:pPr>
+              <w:ind w:left="0" w:right="-1.6535433070862382" w:firstLine="0"/>
               <w:rPr/>
             </w:pPr>
             <w:r>
@@ -18270,6 +18855,7 @@
           </w:p>
           <w:p>
             <w:pPr>
+              <w:ind w:left="0" w:right="-1.6535433070862382" w:firstLine="0"/>
               <w:rPr/>
             </w:pPr>
             <w:r>
@@ -18289,6 +18875,7 @@
           </w:p>
           <w:p>
             <w:pPr>
+              <w:ind w:left="0" w:right="-1.6535433070862382" w:firstLine="0"/>
               <w:rPr/>
             </w:pPr>
             <w:r>
@@ -18308,6 +18895,7 @@
           </w:p>
           <w:p>
             <w:pPr>
+              <w:ind w:left="0" w:right="-1.6535433070862382" w:firstLine="0"/>
               <w:rPr/>
             </w:pPr>
             <w:r>
@@ -18327,6 +18915,7 @@
           </w:p>
           <w:p>
             <w:pPr>
+              <w:ind w:left="0" w:right="-1.6535433070862382" w:firstLine="0"/>
               <w:rPr/>
             </w:pPr>
             <w:r>
@@ -18346,6 +18935,7 @@
           </w:p>
           <w:p>
             <w:pPr>
+              <w:ind w:left="0" w:right="-1.6535433070862382" w:firstLine="0"/>
               <w:rPr/>
             </w:pPr>
             <w:r>
@@ -18365,6 +18955,7 @@
           </w:p>
           <w:p>
             <w:pPr>
+              <w:ind w:left="0" w:right="-1.6535433070862382" w:firstLine="0"/>
               <w:rPr/>
             </w:pPr>
             <w:r>
@@ -18384,6 +18975,7 @@
           </w:p>
           <w:p>
             <w:pPr>
+              <w:ind w:left="0" w:right="-1.6535433070862382" w:firstLine="0"/>
               <w:rPr/>
             </w:pPr>
             <w:r>
@@ -18427,6 +19019,7 @@
           </w:tcPr>
           <w:p>
             <w:pPr>
+              <w:ind w:left="0" w:right="-1.6535433070862382" w:firstLine="0"/>
               <w:jc w:val="center"/>
               <w:rPr/>
             </w:pPr>
@@ -18463,6 +19056,7 @@
           </w:tcPr>
           <w:p>
             <w:pPr>
+              <w:ind w:left="0" w:right="-1.6535433070862382" w:firstLine="0"/>
               <w:rPr/>
             </w:pPr>
             <w:r>
@@ -18483,6 +19077,7 @@
           </w:p>
           <w:p>
             <w:pPr>
+              <w:ind w:left="0" w:right="-1.6535433070862382" w:firstLine="0"/>
               <w:rPr/>
             </w:pPr>
             <w:r>
@@ -18503,6 +19098,7 @@
           </w:p>
           <w:p>
             <w:pPr>
+              <w:ind w:left="0" w:right="-1.6535433070862382" w:firstLine="0"/>
               <w:rPr/>
             </w:pPr>
             <w:r>
@@ -18523,6 +19119,7 @@
           </w:p>
           <w:p>
             <w:pPr>
+              <w:ind w:left="0" w:right="-1.6535433070862382" w:firstLine="0"/>
               <w:rPr/>
             </w:pPr>
             <w:r>
@@ -18567,6 +19164,7 @@
           </w:tcPr>
           <w:p>
             <w:pPr>
+              <w:ind w:left="0" w:right="-1.6535433070862382" w:firstLine="0"/>
               <w:jc w:val="center"/>
               <w:rPr/>
             </w:pPr>
@@ -18603,6 +19201,7 @@
           </w:tcPr>
           <w:p>
             <w:pPr>
+              <w:ind w:left="0" w:right="-1.6535433070862382" w:firstLine="0"/>
               <w:rPr/>
             </w:pPr>
             <w:r>
@@ -18638,6 +19237,7 @@
           </w:tcPr>
           <w:p>
             <w:pPr>
+              <w:ind w:left="0" w:right="-1.6535433070862382" w:firstLine="0"/>
               <w:jc w:val="center"/>
               <w:rPr/>
             </w:pPr>
@@ -18674,6 +19274,7 @@
           </w:tcPr>
           <w:p>
             <w:pPr>
+              <w:ind w:left="0" w:right="-1.6535433070862382" w:firstLine="0"/>
               <w:rPr/>
             </w:pPr>
             <w:r>
@@ -18688,6 +19289,7 @@
     </w:tbl>
     <w:p>
       <w:pPr>
+        <w:ind w:left="0" w:right="-1.6535433070862382" w:firstLine="0"/>
         <w:rPr/>
       </w:pPr>
       <w:r>
@@ -18698,6 +19300,7 @@
     </w:p>
     <w:p>
       <w:pPr>
+        <w:ind w:left="0" w:right="-1.6535433070862382" w:firstLine="0"/>
         <w:rPr/>
       </w:pPr>
       <w:r>
@@ -18709,6 +19312,7 @@
     <w:p>
       <w:pPr>
         <w:pStyle w:val="Heading2"/>
+        <w:ind w:left="0" w:right="-1.6535433070862382" w:firstLine="0"/>
         <w:rPr>
           <w:u w:val="single"/>
         </w:rPr>
@@ -18725,6 +19329,7 @@
     </w:p>
     <w:p>
       <w:pPr>
+        <w:ind w:left="0" w:right="-1.6535433070862382" w:firstLine="0"/>
         <w:jc w:val="center"/>
         <w:rPr/>
       </w:pPr>
@@ -18771,6 +19376,7 @@
     </w:p>
     <w:p>
       <w:pPr>
+        <w:ind w:left="0" w:right="-1.6535433070862382" w:firstLine="0"/>
         <w:jc w:val="center"/>
         <w:rPr/>
       </w:pPr>
@@ -18782,6 +19388,7 @@
     </w:p>
     <w:p>
       <w:pPr>
+        <w:ind w:left="0" w:right="-1.6535433070862382" w:firstLine="0"/>
         <w:jc w:val="left"/>
         <w:rPr/>
       </w:pPr>
@@ -18793,6 +19400,7 @@
     </w:p>
     <w:p>
       <w:pPr>
+        <w:ind w:left="0" w:right="-1.6535433070862382" w:firstLine="0"/>
         <w:jc w:val="center"/>
         <w:rPr/>
       </w:pPr>
@@ -18855,6 +19463,7 @@
           </w:tcPr>
           <w:p>
             <w:pPr>
+              <w:ind w:left="0" w:right="-1.6535433070862382" w:firstLine="0"/>
               <w:jc w:val="center"/>
               <w:rPr>
                 <w:color w:val="ffffff"/>
@@ -18895,6 +19504,7 @@
           </w:tcPr>
           <w:p>
             <w:pPr>
+              <w:ind w:left="0" w:right="-1.6535433070862382" w:firstLine="0"/>
               <w:jc w:val="center"/>
               <w:rPr>
                 <w:color w:val="ffffff"/>
@@ -18941,6 +19551,7 @@
           </w:tcPr>
           <w:p>
             <w:pPr>
+              <w:ind w:left="0" w:right="-1.6535433070862382" w:firstLine="0"/>
               <w:jc w:val="center"/>
               <w:rPr>
                 <w:b w:val="1"/>
@@ -18975,6 +19586,7 @@
           </w:tcPr>
           <w:p>
             <w:pPr>
+              <w:ind w:left="0" w:right="-1.6535433070862382" w:firstLine="0"/>
               <w:rPr/>
             </w:pPr>
             <w:r>
@@ -19010,6 +19622,7 @@
           </w:tcPr>
           <w:p>
             <w:pPr>
+              <w:ind w:left="0" w:right="-1.6535433070862382" w:firstLine="0"/>
               <w:jc w:val="center"/>
               <w:rPr>
                 <w:b w:val="1"/>
@@ -19044,6 +19657,7 @@
           </w:tcPr>
           <w:p>
             <w:pPr>
+              <w:ind w:left="0" w:right="-1.6535433070862382" w:firstLine="0"/>
               <w:rPr/>
             </w:pPr>
             <w:r>
@@ -19079,6 +19693,7 @@
           </w:tcPr>
           <w:p>
             <w:pPr>
+              <w:ind w:left="0" w:right="-1.6535433070862382" w:firstLine="0"/>
               <w:jc w:val="center"/>
               <w:rPr>
                 <w:b w:val="1"/>
@@ -19113,6 +19728,7 @@
           </w:tcPr>
           <w:p>
             <w:pPr>
+              <w:ind w:left="0" w:right="-1.6535433070862382" w:firstLine="0"/>
               <w:rPr/>
             </w:pPr>
             <w:r>
@@ -19148,6 +19764,7 @@
           </w:tcPr>
           <w:p>
             <w:pPr>
+              <w:ind w:left="0" w:right="-1.6535433070862382" w:firstLine="0"/>
               <w:jc w:val="center"/>
               <w:rPr>
                 <w:b w:val="1"/>
@@ -19182,6 +19799,7 @@
           </w:tcPr>
           <w:p>
             <w:pPr>
+              <w:ind w:left="0" w:right="-1.6535433070862382" w:firstLine="0"/>
               <w:rPr/>
             </w:pPr>
             <w:r>
@@ -19217,6 +19835,7 @@
           </w:tcPr>
           <w:p>
             <w:pPr>
+              <w:ind w:left="0" w:right="-1.6535433070862382" w:firstLine="0"/>
               <w:jc w:val="center"/>
               <w:rPr>
                 <w:b w:val="1"/>
@@ -19251,6 +19870,7 @@
           </w:tcPr>
           <w:p>
             <w:pPr>
+              <w:ind w:left="0" w:right="-1.6535433070862382" w:firstLine="0"/>
               <w:rPr/>
             </w:pPr>
             <w:r>
@@ -19286,6 +19906,7 @@
           </w:tcPr>
           <w:p>
             <w:pPr>
+              <w:ind w:left="0" w:right="-1.6535433070862382" w:firstLine="0"/>
               <w:jc w:val="center"/>
               <w:rPr>
                 <w:b w:val="1"/>
@@ -19320,6 +19941,7 @@
           </w:tcPr>
           <w:p>
             <w:pPr>
+              <w:ind w:left="0" w:right="-1.6535433070862382" w:firstLine="0"/>
               <w:rPr/>
             </w:pPr>
             <w:r>
@@ -19339,6 +19961,7 @@
           </w:p>
           <w:p>
             <w:pPr>
+              <w:ind w:left="0" w:right="-1.6535433070862382" w:firstLine="0"/>
               <w:rPr/>
             </w:pPr>
             <w:r>
@@ -19358,6 +19981,7 @@
           </w:p>
           <w:p>
             <w:pPr>
+              <w:ind w:left="0" w:right="-1.6535433070862382" w:firstLine="0"/>
               <w:rPr/>
             </w:pPr>
             <w:r>
@@ -19377,6 +20001,7 @@
           </w:p>
           <w:p>
             <w:pPr>
+              <w:ind w:left="0" w:right="-1.6535433070862382" w:firstLine="0"/>
               <w:rPr/>
             </w:pPr>
             <w:r>
@@ -19396,6 +20021,7 @@
           </w:p>
           <w:p>
             <w:pPr>
+              <w:ind w:left="0" w:right="-1.6535433070862382" w:firstLine="0"/>
               <w:rPr/>
             </w:pPr>
             <w:r>
@@ -19415,6 +20041,7 @@
           </w:p>
           <w:p>
             <w:pPr>
+              <w:ind w:left="0" w:right="-1.6535433070862382" w:firstLine="0"/>
               <w:rPr/>
             </w:pPr>
             <w:r>
@@ -19434,6 +20061,7 @@
           </w:p>
           <w:p>
             <w:pPr>
+              <w:ind w:left="0" w:right="-1.6535433070862382" w:firstLine="0"/>
               <w:rPr/>
             </w:pPr>
             <w:r>
@@ -19453,6 +20081,7 @@
           </w:p>
           <w:p>
             <w:pPr>
+              <w:ind w:left="0" w:right="-1.6535433070862382" w:firstLine="0"/>
               <w:rPr/>
             </w:pPr>
             <w:r>
@@ -19472,6 +20101,7 @@
           </w:p>
           <w:p>
             <w:pPr>
+              <w:ind w:left="0" w:right="-1.6535433070862382" w:firstLine="0"/>
               <w:rPr/>
             </w:pPr>
             <w:r>
@@ -19515,6 +20145,7 @@
           </w:tcPr>
           <w:p>
             <w:pPr>
+              <w:ind w:left="0" w:right="-1.6535433070862382" w:firstLine="0"/>
               <w:jc w:val="center"/>
               <w:rPr>
                 <w:b w:val="1"/>
@@ -19549,6 +20180,7 @@
           </w:tcPr>
           <w:p>
             <w:pPr>
+              <w:ind w:left="0" w:right="-1.6535433070862382" w:firstLine="0"/>
               <w:rPr/>
             </w:pPr>
             <w:r>
@@ -19575,6 +20207,7 @@
           </w:p>
           <w:p>
             <w:pPr>
+              <w:ind w:left="0" w:right="-1.6535433070862382" w:firstLine="0"/>
               <w:rPr/>
             </w:pPr>
             <w:r>
@@ -19601,6 +20234,7 @@
           </w:p>
           <w:p>
             <w:pPr>
+              <w:ind w:left="0" w:right="-1.6535433070862382" w:firstLine="0"/>
               <w:rPr/>
             </w:pPr>
             <w:r>
@@ -19627,6 +20261,7 @@
           </w:p>
           <w:p>
             <w:pPr>
+              <w:ind w:left="0" w:right="-1.6535433070862382" w:firstLine="0"/>
               <w:rPr/>
             </w:pPr>
             <w:r>
@@ -19671,6 +20306,7 @@
           </w:tcPr>
           <w:p>
             <w:pPr>
+              <w:ind w:left="0" w:right="-1.6535433070862382" w:firstLine="0"/>
               <w:jc w:val="center"/>
               <w:rPr>
                 <w:b w:val="1"/>
@@ -19705,6 +20341,7 @@
           </w:tcPr>
           <w:p>
             <w:pPr>
+              <w:ind w:left="0" w:right="-1.6535433070862382" w:firstLine="0"/>
               <w:rPr/>
             </w:pPr>
             <w:r>
@@ -19740,6 +20377,7 @@
           </w:tcPr>
           <w:p>
             <w:pPr>
+              <w:ind w:left="0" w:right="-1.6535433070862382" w:firstLine="0"/>
               <w:jc w:val="center"/>
               <w:rPr>
                 <w:b w:val="1"/>
@@ -19774,6 +20412,7 @@
           </w:tcPr>
           <w:p>
             <w:pPr>
+              <w:ind w:left="0" w:right="-1.6535433070862382" w:firstLine="0"/>
               <w:rPr/>
             </w:pPr>
             <w:r>
@@ -19788,6 +20427,7 @@
     </w:tbl>
     <w:p>
       <w:pPr>
+        <w:ind w:left="0" w:right="-1.6535433070862382" w:firstLine="0"/>
         <w:rPr/>
       </w:pPr>
       <w:r>
@@ -19798,6 +20438,7 @@
     </w:p>
     <w:p>
       <w:pPr>
+        <w:ind w:left="0" w:right="-1.6535433070862382" w:firstLine="0"/>
         <w:rPr/>
       </w:pPr>
       <w:r>
@@ -19809,6 +20450,7 @@
     <w:p>
       <w:pPr>
         <w:pStyle w:val="Heading2"/>
+        <w:ind w:left="0" w:right="-1.6535433070862382" w:firstLine="0"/>
         <w:rPr>
           <w:b w:val="1"/>
           <w:bCs w:val="1"/>
@@ -19824,6 +20466,7 @@
     </w:p>
     <w:p>
       <w:pPr>
+        <w:ind w:left="0" w:right="-1.6535433070862382" w:firstLine="0"/>
         <w:rPr/>
       </w:pPr>
       <w:r>
@@ -19834,6 +20477,7 @@
     </w:p>
     <w:p>
       <w:pPr>
+        <w:ind w:left="0" w:right="-1.6535433070862382" w:firstLine="0"/>
         <w:rPr/>
       </w:pPr>
       <w:r>
@@ -19845,6 +20489,7 @@
     <w:p>
       <w:pPr>
         <w:pStyle w:val="Heading2"/>
+        <w:ind w:left="0" w:right="-1.6535433070862382" w:firstLine="0"/>
         <w:rPr>
           <w:b w:val="1"/>
           <w:bCs w:val="1"/>
@@ -19860,6 +20505,7 @@
     </w:p>
     <w:p>
       <w:pPr>
+        <w:ind w:left="0" w:right="-1.6535433070862382" w:firstLine="0"/>
         <w:rPr/>
       </w:pPr>
       <w:r>
@@ -19870,6 +20516,7 @@
     </w:p>
     <w:p>
       <w:pPr>
+        <w:ind w:left="0" w:right="-1.6535433070862382" w:firstLine="0"/>
         <w:rPr/>
       </w:pPr>
       <w:r>
@@ -19880,6 +20527,7 @@
     </w:p>
     <w:p>
       <w:pPr>
+        <w:ind w:left="0" w:right="-1.6535433070862382" w:firstLine="0"/>
         <w:rPr/>
       </w:pPr>
       <w:r>
@@ -19890,6 +20538,7 @@
     </w:p>
     <w:p>
       <w:pPr>
+        <w:ind w:left="0" w:right="-1.6535433070862382" w:firstLine="0"/>
         <w:rPr/>
       </w:pPr>
       <w:r>
@@ -19900,6 +20549,7 @@
     </w:p>
     <w:p>
       <w:pPr>
+        <w:ind w:left="0" w:right="-1.6535433070862382" w:firstLine="0"/>
         <w:rPr/>
       </w:pPr>
       <w:r>
@@ -19911,6 +20561,7 @@
     <w:p>
       <w:pPr>
         <w:pStyle w:val="Heading2"/>
+        <w:ind w:left="0" w:right="-1.6535433070862382" w:firstLine="0"/>
         <w:rPr>
           <w:b w:val="1"/>
           <w:bCs w:val="1"/>
@@ -19930,6 +20581,7 @@
     <w:p>
       <w:pPr>
         <w:pStyle w:val="Heading3"/>
+        <w:ind w:left="0" w:right="-1.6535433070862382" w:firstLine="0"/>
         <w:rPr>
           <w:b w:val="1"/>
           <w:bCs w:val="1"/>
@@ -19954,6 +20606,7 @@
     </w:p>
     <w:p>
       <w:pPr>
+        <w:ind w:left="0" w:right="-1.6535433070862382" w:firstLine="0"/>
         <w:rPr/>
       </w:pPr>
       <w:r>
@@ -20014,6 +20667,7 @@
           </w:tcPr>
           <w:p>
             <w:pPr>
+              <w:ind w:left="0" w:right="-1.6535433070862382" w:firstLine="0"/>
               <w:jc w:val="center"/>
               <w:rPr>
                 <w:color w:val="ffffff"/>
@@ -20054,6 +20708,7 @@
           </w:tcPr>
           <w:p>
             <w:pPr>
+              <w:ind w:left="0" w:right="-1.6535433070862382" w:firstLine="0"/>
               <w:jc w:val="center"/>
               <w:rPr>
                 <w:color w:val="ffffff"/>
@@ -20101,6 +20756,7 @@
           <w:p>
             <w:pPr>
               <w:spacing w:line="240" w:lineRule="auto"/>
+              <w:ind w:left="0" w:right="-1.6535433070862382" w:firstLine="0"/>
               <w:jc w:val="center"/>
               <w:rPr/>
             </w:pPr>
@@ -20138,6 +20794,7 @@
           <w:p>
             <w:pPr>
               <w:spacing w:line="240" w:lineRule="auto"/>
+              <w:ind w:left="0" w:right="-1.6535433070862382" w:firstLine="0"/>
               <w:jc w:val="center"/>
               <w:rPr/>
             </w:pPr>
@@ -20175,6 +20832,7 @@
           <w:p>
             <w:pPr>
               <w:spacing w:line="240" w:lineRule="auto"/>
+              <w:ind w:left="0" w:right="-1.6535433070862382" w:firstLine="0"/>
               <w:jc w:val="center"/>
               <w:rPr/>
             </w:pPr>
@@ -20212,6 +20870,7 @@
           <w:p>
             <w:pPr>
               <w:spacing w:line="240" w:lineRule="auto"/>
+              <w:ind w:left="0" w:right="-1.6535433070862382" w:firstLine="0"/>
               <w:jc w:val="center"/>
               <w:rPr/>
             </w:pPr>
@@ -20249,6 +20908,7 @@
           <w:p>
             <w:pPr>
               <w:spacing w:line="240" w:lineRule="auto"/>
+              <w:ind w:left="0" w:right="-1.6535433070862382" w:firstLine="0"/>
               <w:jc w:val="center"/>
               <w:rPr/>
             </w:pPr>
@@ -20286,6 +20946,7 @@
           <w:p>
             <w:pPr>
               <w:spacing w:line="240" w:lineRule="auto"/>
+              <w:ind w:left="0" w:right="-1.6535433070862382" w:firstLine="0"/>
               <w:jc w:val="center"/>
               <w:rPr/>
             </w:pPr>
@@ -20323,6 +20984,7 @@
           <w:p>
             <w:pPr>
               <w:spacing w:line="240" w:lineRule="auto"/>
+              <w:ind w:left="0" w:right="-1.6535433070862382" w:firstLine="0"/>
               <w:jc w:val="center"/>
               <w:rPr/>
             </w:pPr>
@@ -20360,6 +21022,7 @@
           <w:p>
             <w:pPr>
               <w:spacing w:line="240" w:lineRule="auto"/>
+              <w:ind w:left="0" w:right="-1.6535433070862382" w:firstLine="0"/>
               <w:jc w:val="center"/>
               <w:rPr/>
             </w:pPr>
@@ -20397,6 +21060,7 @@
           <w:p>
             <w:pPr>
               <w:spacing w:line="240" w:lineRule="auto"/>
+              <w:ind w:left="0" w:right="-1.6535433070862382" w:firstLine="0"/>
               <w:jc w:val="center"/>
               <w:rPr/>
             </w:pPr>
@@ -20434,6 +21098,7 @@
           <w:p>
             <w:pPr>
               <w:spacing w:line="240" w:lineRule="auto"/>
+              <w:ind w:left="0" w:right="-1.6535433070862382" w:firstLine="0"/>
               <w:jc w:val="center"/>
               <w:rPr/>
             </w:pPr>
@@ -20471,6 +21136,7 @@
           <w:p>
             <w:pPr>
               <w:spacing w:line="240" w:lineRule="auto"/>
+              <w:ind w:left="0" w:right="-1.6535433070862382" w:firstLine="0"/>
               <w:jc w:val="center"/>
               <w:rPr/>
             </w:pPr>
@@ -20508,6 +21174,7 @@
           <w:p>
             <w:pPr>
               <w:spacing w:line="240" w:lineRule="auto"/>
+              <w:ind w:left="0" w:right="-1.6535433070862382" w:firstLine="0"/>
               <w:jc w:val="center"/>
               <w:rPr/>
             </w:pPr>
@@ -20545,6 +21212,7 @@
           <w:p>
             <w:pPr>
               <w:spacing w:line="240" w:lineRule="auto"/>
+              <w:ind w:left="0" w:right="-1.6535433070862382" w:firstLine="0"/>
               <w:jc w:val="center"/>
               <w:rPr/>
             </w:pPr>
@@ -20582,6 +21250,7 @@
           <w:p>
             <w:pPr>
               <w:spacing w:line="240" w:lineRule="auto"/>
+              <w:ind w:left="0" w:right="-1.6535433070862382" w:firstLine="0"/>
               <w:jc w:val="center"/>
               <w:rPr/>
             </w:pPr>
@@ -20619,6 +21288,7 @@
           <w:p>
             <w:pPr>
               <w:spacing w:line="240" w:lineRule="auto"/>
+              <w:ind w:left="0" w:right="-1.6535433070862382" w:firstLine="0"/>
               <w:jc w:val="center"/>
               <w:rPr/>
             </w:pPr>
@@ -20656,6 +21326,7 @@
           <w:p>
             <w:pPr>
               <w:spacing w:line="240" w:lineRule="auto"/>
+              <w:ind w:left="0" w:right="-1.6535433070862382" w:firstLine="0"/>
               <w:jc w:val="center"/>
               <w:rPr/>
             </w:pPr>
@@ -20671,6 +21342,7 @@
     </w:tbl>
     <w:p>
       <w:pPr>
+        <w:ind w:left="0" w:right="-1.6535433070862382" w:firstLine="0"/>
         <w:rPr/>
       </w:pPr>
       <w:r>
@@ -20681,6 +21353,7 @@
     </w:p>
     <w:p>
       <w:pPr>
+        <w:ind w:left="0" w:right="-1.6535433070862382" w:firstLine="0"/>
         <w:rPr/>
       </w:pPr>
       <w:r>
@@ -20691,6 +21364,7 @@
     </w:p>
     <w:p>
       <w:pPr>
+        <w:ind w:left="0" w:right="-1.6535433070862382" w:firstLine="0"/>
         <w:rPr/>
       </w:pPr>
       <w:r>
@@ -20701,6 +21375,7 @@
     </w:p>
     <w:p>
       <w:pPr>
+        <w:ind w:left="0" w:right="-1.6535433070862382" w:firstLine="0"/>
         <w:rPr/>
       </w:pPr>
       <w:r>
@@ -20711,6 +21386,7 @@
     </w:p>
     <w:p>
       <w:pPr>
+        <w:ind w:left="0" w:right="-1.6535433070862382" w:firstLine="0"/>
         <w:rPr/>
       </w:pPr>
       <w:r>
@@ -20721,6 +21397,7 @@
     </w:p>
     <w:p>
       <w:pPr>
+        <w:ind w:left="0" w:right="-1.6535433070862382" w:firstLine="0"/>
         <w:rPr/>
       </w:pPr>
       <w:r>
@@ -20731,6 +21408,7 @@
     </w:p>
     <w:p>
       <w:pPr>
+        <w:ind w:left="0" w:right="-1.6535433070862382" w:firstLine="0"/>
         <w:rPr/>
       </w:pPr>
       <w:r>
@@ -20742,6 +21420,7 @@
     <w:p>
       <w:pPr>
         <w:pStyle w:val="Heading3"/>
+        <w:ind w:left="0" w:right="-1.6535433070862382" w:firstLine="0"/>
         <w:rPr>
           <w:b w:val="1"/>
           <w:bCs w:val="1"/>
@@ -20766,6 +21445,7 @@
     </w:p>
     <w:p>
       <w:pPr>
+        <w:ind w:left="0" w:right="-1.6535433070862382" w:firstLine="0"/>
         <w:rPr/>
       </w:pPr>
       <w:r>
@@ -20826,6 +21506,7 @@
           </w:tcPr>
           <w:p>
             <w:pPr>
+              <w:ind w:left="0" w:right="-1.6535433070862382" w:firstLine="0"/>
               <w:jc w:val="center"/>
               <w:rPr>
                 <w:color w:val="ffffff"/>
@@ -20866,6 +21547,7 @@
           </w:tcPr>
           <w:p>
             <w:pPr>
+              <w:ind w:left="0" w:right="-1.6535433070862382" w:firstLine="0"/>
               <w:jc w:val="center"/>
               <w:rPr>
                 <w:color w:val="ffffff"/>
@@ -20912,6 +21594,7 @@
           </w:tcPr>
           <w:p>
             <w:pPr>
+              <w:ind w:left="0" w:right="-1.6535433070862382" w:firstLine="0"/>
               <w:jc w:val="center"/>
               <w:rPr/>
             </w:pPr>
@@ -20948,6 +21631,7 @@
           </w:tcPr>
           <w:p>
             <w:pPr>
+              <w:ind w:left="0" w:right="-1.6535433070862382" w:firstLine="0"/>
               <w:jc w:val="center"/>
               <w:rPr/>
             </w:pPr>
@@ -20984,6 +21668,7 @@
           </w:tcPr>
           <w:p>
             <w:pPr>
+              <w:ind w:left="0" w:right="-1.6535433070862382" w:firstLine="0"/>
               <w:jc w:val="center"/>
               <w:rPr/>
             </w:pPr>
@@ -21020,6 +21705,7 @@
           </w:tcPr>
           <w:p>
             <w:pPr>
+              <w:ind w:left="0" w:right="-1.6535433070862382" w:firstLine="0"/>
               <w:jc w:val="center"/>
               <w:rPr/>
             </w:pPr>
@@ -21056,6 +21742,7 @@
           </w:tcPr>
           <w:p>
             <w:pPr>
+              <w:ind w:left="0" w:right="-1.6535433070862382" w:firstLine="0"/>
               <w:jc w:val="center"/>
               <w:rPr/>
             </w:pPr>
@@ -21092,6 +21779,7 @@
           </w:tcPr>
           <w:p>
             <w:pPr>
+              <w:ind w:left="0" w:right="-1.6535433070862382" w:firstLine="0"/>
               <w:jc w:val="center"/>
               <w:rPr/>
             </w:pPr>
@@ -21128,6 +21816,7 @@
           </w:tcPr>
           <w:p>
             <w:pPr>
+              <w:ind w:left="0" w:right="-1.6535433070862382" w:firstLine="0"/>
               <w:jc w:val="center"/>
               <w:rPr/>
             </w:pPr>
@@ -21164,6 +21853,7 @@
           </w:tcPr>
           <w:p>
             <w:pPr>
+              <w:ind w:left="0" w:right="-1.6535433070862382" w:firstLine="0"/>
               <w:jc w:val="center"/>
               <w:rPr/>
             </w:pPr>
@@ -21200,6 +21890,7 @@
           </w:tcPr>
           <w:p>
             <w:pPr>
+              <w:ind w:left="0" w:right="-1.6535433070862382" w:firstLine="0"/>
               <w:jc w:val="center"/>
               <w:rPr/>
             </w:pPr>
@@ -21236,6 +21927,7 @@
           </w:tcPr>
           <w:p>
             <w:pPr>
+              <w:ind w:left="0" w:right="-1.6535433070862382" w:firstLine="0"/>
               <w:jc w:val="center"/>
               <w:rPr/>
             </w:pPr>
@@ -21272,6 +21964,7 @@
           </w:tcPr>
           <w:p>
             <w:pPr>
+              <w:ind w:left="0" w:right="-1.6535433070862382" w:firstLine="0"/>
               <w:jc w:val="center"/>
               <w:rPr/>
             </w:pPr>
@@ -21308,6 +22001,7 @@
           </w:tcPr>
           <w:p>
             <w:pPr>
+              <w:ind w:left="0" w:right="-1.6535433070862382" w:firstLine="0"/>
               <w:jc w:val="center"/>
               <w:rPr/>
             </w:pPr>
@@ -21344,6 +22038,7 @@
           </w:tcPr>
           <w:p>
             <w:pPr>
+              <w:ind w:left="0" w:right="-1.6535433070862382" w:firstLine="0"/>
               <w:jc w:val="center"/>
               <w:rPr/>
             </w:pPr>
@@ -21380,6 +22075,7 @@
           </w:tcPr>
           <w:p>
             <w:pPr>
+              <w:ind w:left="0" w:right="-1.6535433070862382" w:firstLine="0"/>
               <w:jc w:val="center"/>
               <w:rPr/>
             </w:pPr>
@@ -21416,6 +22112,7 @@
           </w:tcPr>
           <w:p>
             <w:pPr>
+              <w:ind w:left="0" w:right="-1.6535433070862382" w:firstLine="0"/>
               <w:jc w:val="center"/>
               <w:rPr/>
             </w:pPr>
@@ -21452,6 +22149,7 @@
           </w:tcPr>
           <w:p>
             <w:pPr>
+              <w:ind w:left="0" w:right="-1.6535433070862382" w:firstLine="0"/>
               <w:jc w:val="center"/>
               <w:rPr/>
             </w:pPr>
@@ -21467,6 +22165,7 @@
     </w:tbl>
     <w:p>
       <w:pPr>
+        <w:ind w:left="0" w:right="-1.6535433070862382" w:firstLine="0"/>
         <w:rPr/>
       </w:pPr>
       <w:r>
@@ -21478,6 +22177,7 @@
     <w:p>
       <w:pPr>
         <w:pStyle w:val="Heading3"/>
+        <w:ind w:left="0" w:right="-1.6535433070862382" w:firstLine="0"/>
         <w:rPr>
           <w:b w:val="1"/>
           <w:bCs w:val="1"/>
@@ -21502,6 +22202,7 @@
     </w:p>
     <w:p>
       <w:pPr>
+        <w:ind w:left="0" w:right="-1.6535433070862382" w:firstLine="0"/>
         <w:rPr/>
       </w:pPr>
       <w:r>
@@ -21562,6 +22263,7 @@
           </w:tcPr>
           <w:p>
             <w:pPr>
+              <w:ind w:left="0" w:right="-1.6535433070862382" w:firstLine="0"/>
               <w:jc w:val="center"/>
               <w:rPr>
                 <w:color w:val="ffffff"/>
@@ -21602,6 +22304,7 @@
           </w:tcPr>
           <w:p>
             <w:pPr>
+              <w:ind w:left="0" w:right="-1.6535433070862382" w:firstLine="0"/>
               <w:jc w:val="center"/>
               <w:rPr>
                 <w:color w:val="ffffff"/>
@@ -21648,6 +22351,7 @@
           </w:tcPr>
           <w:p>
             <w:pPr>
+              <w:ind w:left="0" w:right="-1.6535433070862382" w:firstLine="0"/>
               <w:jc w:val="center"/>
               <w:rPr/>
             </w:pPr>
@@ -21684,6 +22388,7 @@
           </w:tcPr>
           <w:p>
             <w:pPr>
+              <w:ind w:left="0" w:right="-1.6535433070862382" w:firstLine="0"/>
               <w:jc w:val="center"/>
               <w:rPr/>
             </w:pPr>
@@ -21720,6 +22425,7 @@
           </w:tcPr>
           <w:p>
             <w:pPr>
+              <w:ind w:left="0" w:right="-1.6535433070862382" w:firstLine="0"/>
               <w:jc w:val="center"/>
               <w:rPr/>
             </w:pPr>
@@ -21756,6 +22462,7 @@
           </w:tcPr>
           <w:p>
             <w:pPr>
+              <w:ind w:left="0" w:right="-1.6535433070862382" w:firstLine="0"/>
               <w:jc w:val="center"/>
               <w:rPr/>
             </w:pPr>
@@ -21792,6 +22499,7 @@
           </w:tcPr>
           <w:p>
             <w:pPr>
+              <w:ind w:left="0" w:right="-1.6535433070862382" w:firstLine="0"/>
               <w:jc w:val="center"/>
               <w:rPr/>
             </w:pPr>
@@ -21828,6 +22536,7 @@
           </w:tcPr>
           <w:p>
             <w:pPr>
+              <w:ind w:left="0" w:right="-1.6535433070862382" w:firstLine="0"/>
               <w:jc w:val="center"/>
               <w:rPr/>
             </w:pPr>
@@ -21864,6 +22573,7 @@
           </w:tcPr>
           <w:p>
             <w:pPr>
+              <w:ind w:left="0" w:right="-1.6535433070862382" w:firstLine="0"/>
               <w:jc w:val="center"/>
               <w:rPr/>
             </w:pPr>
@@ -21900,6 +22610,7 @@
           </w:tcPr>
           <w:p>
             <w:pPr>
+              <w:ind w:left="0" w:right="-1.6535433070862382" w:firstLine="0"/>
               <w:jc w:val="center"/>
               <w:rPr/>
             </w:pPr>
@@ -21936,6 +22647,7 @@
           </w:tcPr>
           <w:p>
             <w:pPr>
+              <w:ind w:left="0" w:right="-1.6535433070862382" w:firstLine="0"/>
               <w:jc w:val="center"/>
               <w:rPr/>
             </w:pPr>
@@ -21972,6 +22684,7 @@
           </w:tcPr>
           <w:p>
             <w:pPr>
+              <w:ind w:left="0" w:right="-1.6535433070862382" w:firstLine="0"/>
               <w:jc w:val="center"/>
               <w:rPr/>
             </w:pPr>
@@ -22008,6 +22721,7 @@
           </w:tcPr>
           <w:p>
             <w:pPr>
+              <w:ind w:left="0" w:right="-1.6535433070862382" w:firstLine="0"/>
               <w:jc w:val="center"/>
               <w:rPr/>
             </w:pPr>
@@ -22044,6 +22758,7 @@
           </w:tcPr>
           <w:p>
             <w:pPr>
+              <w:ind w:left="0" w:right="-1.6535433070862382" w:firstLine="0"/>
               <w:jc w:val="center"/>
               <w:rPr/>
             </w:pPr>
@@ -22080,6 +22795,7 @@
           </w:tcPr>
           <w:p>
             <w:pPr>
+              <w:ind w:left="0" w:right="-1.6535433070862382" w:firstLine="0"/>
               <w:jc w:val="center"/>
               <w:rPr/>
             </w:pPr>
@@ -22116,6 +22832,7 @@
           </w:tcPr>
           <w:p>
             <w:pPr>
+              <w:ind w:left="0" w:right="-1.6535433070862382" w:firstLine="0"/>
               <w:jc w:val="center"/>
               <w:rPr/>
             </w:pPr>
@@ -22152,6 +22869,7 @@
           </w:tcPr>
           <w:p>
             <w:pPr>
+              <w:ind w:left="0" w:right="-1.6535433070862382" w:firstLine="0"/>
               <w:jc w:val="center"/>
               <w:rPr/>
             </w:pPr>
@@ -22188,6 +22906,7 @@
           </w:tcPr>
           <w:p>
             <w:pPr>
+              <w:ind w:left="0" w:right="-1.6535433070862382" w:firstLine="0"/>
               <w:jc w:val="center"/>
               <w:rPr/>
             </w:pPr>
@@ -22203,6 +22922,7 @@
     </w:tbl>
     <w:p>
       <w:pPr>
+        <w:ind w:left="0" w:right="-1.6535433070862382" w:firstLine="0"/>
         <w:rPr/>
       </w:pPr>
       <w:r>
@@ -22213,6 +22933,7 @@
     </w:p>
     <w:p>
       <w:pPr>
+        <w:ind w:left="0" w:right="-1.6535433070862382" w:firstLine="0"/>
         <w:rPr/>
       </w:pPr>
       <w:r>
@@ -22224,6 +22945,7 @@
     <w:p>
       <w:pPr>
         <w:pStyle w:val="Heading3"/>
+        <w:ind w:left="0" w:right="-1.6535433070862382" w:firstLine="0"/>
         <w:rPr>
           <w:b w:val="1"/>
           <w:bCs w:val="1"/>
@@ -22240,6 +22962,7 @@
     <w:p>
       <w:pPr>
         <w:pStyle w:val="Heading3"/>
+        <w:ind w:left="0" w:right="-1.6535433070862382" w:firstLine="0"/>
         <w:rPr>
           <w:b w:val="1"/>
           <w:bCs w:val="1"/>
@@ -22256,6 +22979,7 @@
     <w:p>
       <w:pPr>
         <w:pStyle w:val="Heading3"/>
+        <w:ind w:left="0" w:right="-1.6535433070862382" w:firstLine="0"/>
         <w:rPr>
           <w:b w:val="1"/>
           <w:bCs w:val="1"/>
@@ -22280,6 +23004,7 @@
     </w:p>
     <w:p>
       <w:pPr>
+        <w:ind w:left="0" w:right="-1.6535433070862382" w:firstLine="0"/>
         <w:rPr/>
       </w:pPr>
       <w:r>
@@ -22340,6 +23065,7 @@
           </w:tcPr>
           <w:p>
             <w:pPr>
+              <w:ind w:left="0" w:right="-1.6535433070862382" w:firstLine="0"/>
               <w:jc w:val="center"/>
               <w:rPr>
                 <w:color w:val="ffffff"/>
@@ -22380,6 +23106,7 @@
           </w:tcPr>
           <w:p>
             <w:pPr>
+              <w:ind w:left="0" w:right="-1.6535433070862382" w:firstLine="0"/>
               <w:jc w:val="center"/>
               <w:rPr>
                 <w:color w:val="ffffff"/>
@@ -22426,6 +23153,7 @@
           </w:tcPr>
           <w:p>
             <w:pPr>
+              <w:ind w:left="0" w:right="-1.6535433070862382" w:firstLine="0"/>
               <w:jc w:val="center"/>
               <w:rPr/>
             </w:pPr>
@@ -22462,6 +23190,7 @@
           </w:tcPr>
           <w:p>
             <w:pPr>
+              <w:ind w:left="0" w:right="-1.6535433070862382" w:firstLine="0"/>
               <w:jc w:val="center"/>
               <w:rPr/>
             </w:pPr>
@@ -22498,6 +23227,7 @@
           </w:tcPr>
           <w:p>
             <w:pPr>
+              <w:ind w:left="0" w:right="-1.6535433070862382" w:firstLine="0"/>
               <w:jc w:val="center"/>
               <w:rPr/>
             </w:pPr>
@@ -22534,6 +23264,7 @@
           </w:tcPr>
           <w:p>
             <w:pPr>
+              <w:ind w:left="0" w:right="-1.6535433070862382" w:firstLine="0"/>
               <w:jc w:val="center"/>
               <w:rPr/>
             </w:pPr>
@@ -22570,6 +23301,7 @@
           </w:tcPr>
           <w:p>
             <w:pPr>
+              <w:ind w:left="0" w:right="-1.6535433070862382" w:firstLine="0"/>
               <w:jc w:val="center"/>
               <w:rPr/>
             </w:pPr>
@@ -22606,6 +23338,7 @@
           </w:tcPr>
           <w:p>
             <w:pPr>
+              <w:ind w:left="0" w:right="-1.6535433070862382" w:firstLine="0"/>
               <w:jc w:val="center"/>
               <w:rPr/>
             </w:pPr>
@@ -22642,6 +23375,7 @@
           </w:tcPr>
           <w:p>
             <w:pPr>
+              <w:ind w:left="0" w:right="-1.6535433070862382" w:firstLine="0"/>
               <w:jc w:val="center"/>
               <w:rPr/>
             </w:pPr>
@@ -22678,6 +23412,7 @@
           </w:tcPr>
           <w:p>
             <w:pPr>
+              <w:ind w:left="0" w:right="-1.6535433070862382" w:firstLine="0"/>
               <w:jc w:val="center"/>
               <w:rPr/>
             </w:pPr>
@@ -22714,6 +23449,7 @@
           </w:tcPr>
           <w:p>
             <w:pPr>
+              <w:ind w:left="0" w:right="-1.6535433070862382" w:firstLine="0"/>
               <w:jc w:val="center"/>
               <w:rPr/>
             </w:pPr>
@@ -22750,6 +23486,7 @@
           </w:tcPr>
           <w:p>
             <w:pPr>
+              <w:ind w:left="0" w:right="-1.6535433070862382" w:firstLine="0"/>
               <w:jc w:val="center"/>
               <w:rPr/>
             </w:pPr>
@@ -22786,6 +23523,7 @@
           </w:tcPr>
           <w:p>
             <w:pPr>
+              <w:ind w:left="0" w:right="-1.6535433070862382" w:firstLine="0"/>
               <w:jc w:val="center"/>
               <w:rPr/>
             </w:pPr>
@@ -22822,6 +23560,7 @@
           </w:tcPr>
           <w:p>
             <w:pPr>
+              <w:ind w:left="0" w:right="-1.6535433070862382" w:firstLine="0"/>
               <w:jc w:val="center"/>
               <w:rPr/>
             </w:pPr>
@@ -22858,6 +23597,7 @@
           </w:tcPr>
           <w:p>
             <w:pPr>
+              <w:ind w:left="0" w:right="-1.6535433070862382" w:firstLine="0"/>
               <w:jc w:val="center"/>
               <w:rPr/>
             </w:pPr>
@@ -22894,6 +23634,7 @@
           </w:tcPr>
           <w:p>
             <w:pPr>
+              <w:ind w:left="0" w:right="-1.6535433070862382" w:firstLine="0"/>
               <w:jc w:val="center"/>
               <w:rPr/>
             </w:pPr>
@@ -22930,6 +23671,7 @@
           </w:tcPr>
           <w:p>
             <w:pPr>
+              <w:ind w:left="0" w:right="-1.6535433070862382" w:firstLine="0"/>
               <w:jc w:val="center"/>
               <w:rPr/>
             </w:pPr>
@@ -22966,6 +23708,7 @@
           </w:tcPr>
           <w:p>
             <w:pPr>
+              <w:ind w:left="0" w:right="-1.6535433070862382" w:firstLine="0"/>
               <w:jc w:val="center"/>
               <w:rPr/>
             </w:pPr>
@@ -22981,6 +23724,7 @@
     </w:tbl>
     <w:p>
       <w:pPr>
+        <w:ind w:left="0" w:right="-1.6535433070862382" w:firstLine="0"/>
         <w:rPr/>
       </w:pPr>
       <w:r>
@@ -22991,6 +23735,7 @@
     </w:p>
     <w:p>
       <w:pPr>
+        <w:ind w:left="0" w:right="-1.6535433070862382" w:firstLine="0"/>
         <w:rPr/>
       </w:pPr>
       <w:r>
@@ -23001,6 +23746,7 @@
     </w:p>
     <w:p>
       <w:pPr>
+        <w:ind w:left="0" w:right="-1.6535433070862382" w:firstLine="0"/>
         <w:rPr/>
       </w:pPr>
       <w:r>
@@ -23011,6 +23757,7 @@
     </w:p>
     <w:p>
       <w:pPr>
+        <w:ind w:left="0" w:right="-1.6535433070862382" w:firstLine="0"/>
         <w:rPr/>
       </w:pPr>
       <w:r>
@@ -23021,6 +23768,7 @@
     </w:p>
     <w:p>
       <w:pPr>
+        <w:ind w:left="0" w:right="-1.6535433070862382" w:firstLine="0"/>
         <w:rPr/>
       </w:pPr>
       <w:r>
@@ -23031,6 +23779,7 @@
     </w:p>
     <w:p>
       <w:pPr>
+        <w:ind w:left="0" w:right="-1.6535433070862382" w:firstLine="0"/>
         <w:rPr/>
       </w:pPr>
       <w:r>
@@ -23041,6 +23790,7 @@
     </w:p>
     <w:p>
       <w:pPr>
+        <w:ind w:left="0" w:right="-1.6535433070862382" w:firstLine="0"/>
         <w:rPr/>
       </w:pPr>
       <w:r>
@@ -23051,6 +23801,7 @@
     </w:p>
     <w:p>
       <w:pPr>
+        <w:ind w:left="0" w:right="-1.6535433070862382" w:firstLine="0"/>
         <w:rPr/>
       </w:pPr>
       <w:r>
@@ -23061,6 +23812,7 @@
     </w:p>
     <w:p>
       <w:pPr>
+        <w:ind w:left="0" w:right="-1.6535433070862382" w:firstLine="0"/>
         <w:rPr/>
       </w:pPr>
       <w:r>
@@ -23071,6 +23823,7 @@
     </w:p>
     <w:p>
       <w:pPr>
+        <w:ind w:left="0" w:right="-1.6535433070862382" w:firstLine="0"/>
         <w:rPr/>
       </w:pPr>
       <w:r>
@@ -23081,6 +23834,7 @@
     </w:p>
     <w:p>
       <w:pPr>
+        <w:ind w:left="0" w:right="-1.6535433070862382" w:firstLine="0"/>
         <w:rPr/>
       </w:pPr>
       <w:r>
@@ -23091,6 +23845,7 @@
     </w:p>
     <w:p>
       <w:pPr>
+        <w:ind w:left="0" w:right="-1.6535433070862382" w:firstLine="0"/>
         <w:rPr/>
       </w:pPr>
       <w:r>
@@ -23101,6 +23856,7 @@
     </w:p>
     <w:p>
       <w:pPr>
+        <w:ind w:left="0" w:right="-1.6535433070862382" w:firstLine="0"/>
         <w:rPr/>
       </w:pPr>
       <w:r>
@@ -23111,6 +23867,7 @@
     </w:p>
     <w:p>
       <w:pPr>
+        <w:ind w:left="0" w:right="-1.6535433070862382" w:firstLine="0"/>
         <w:rPr/>
       </w:pPr>
       <w:r>
@@ -23121,6 +23878,7 @@
     </w:p>
     <w:p>
       <w:pPr>
+        <w:ind w:left="0" w:right="-1.6535433070862382" w:firstLine="0"/>
         <w:rPr/>
       </w:pPr>
       <w:r>
@@ -23131,6 +23889,7 @@
     </w:p>
     <w:p>
       <w:pPr>
+        <w:ind w:left="0" w:right="-1.6535433070862382" w:firstLine="0"/>
         <w:rPr/>
       </w:pPr>
       <w:r>
@@ -23141,6 +23900,7 @@
     </w:p>
     <w:p>
       <w:pPr>
+        <w:ind w:left="0" w:right="-1.6535433070862382" w:firstLine="0"/>
         <w:rPr/>
       </w:pPr>
       <w:r>
@@ -23152,6 +23912,7 @@
     <w:p>
       <w:pPr>
         <w:pStyle w:val="Heading1"/>
+        <w:ind w:left="0" w:right="-1.6535433070862382" w:firstLine="0"/>
         <w:rPr>
           <w:i w:val="1"/>
           <w:iCs w:val="1"/>
@@ -23170,6 +23931,7 @@
     </w:p>
     <w:p>
       <w:pPr>
+        <w:ind w:left="0" w:right="-1.6535433070862382" w:firstLine="0"/>
         <w:rPr/>
       </w:pPr>
       <w:r>
@@ -23181,6 +23943,7 @@
     <w:p>
       <w:pPr>
         <w:pStyle w:val="Heading2"/>
+        <w:ind w:left="0" w:right="-1.6535433070862382" w:firstLine="0"/>
         <w:rPr>
           <w:b w:val="1"/>
           <w:bCs w:val="1"/>
@@ -23199,6 +23962,7 @@
     </w:p>
     <w:p>
       <w:pPr>
+        <w:ind w:left="0" w:right="-1.6535433070862382" w:firstLine="0"/>
         <w:rPr>
           <w:b w:val="1"/>
           <w:bCs w:val="1"/>
@@ -23266,6 +24030,7 @@
           </w:tcPr>
           <w:p>
             <w:pPr>
+              <w:ind w:left="0" w:right="-1.6535433070862382" w:firstLine="0"/>
               <w:jc w:val="center"/>
               <w:rPr>
                 <w:b w:val="1"/>
@@ -23303,6 +24068,7 @@
           </w:tcPr>
           <w:p>
             <w:pPr>
+              <w:ind w:left="0" w:right="-1.6535433070862382" w:firstLine="0"/>
               <w:jc w:val="center"/>
               <w:rPr>
                 <w:b w:val="1"/>
@@ -23340,6 +24106,7 @@
           </w:tcPr>
           <w:p>
             <w:pPr>
+              <w:ind w:left="0" w:right="-1.6535433070862382" w:firstLine="0"/>
               <w:jc w:val="center"/>
               <w:rPr>
                 <w:b w:val="1"/>
@@ -23383,6 +24150,7 @@
           </w:tcPr>
           <w:p>
             <w:pPr>
+              <w:ind w:left="0" w:right="-1.6535433070862382" w:firstLine="0"/>
               <w:jc w:val="center"/>
               <w:rPr>
                 <w:b w:val="1"/>
@@ -23417,6 +24185,7 @@
           </w:tcPr>
           <w:p>
             <w:pPr>
+              <w:ind w:left="0" w:right="-1.6535433070862382" w:firstLine="0"/>
               <w:jc w:val="center"/>
               <w:rPr/>
             </w:pPr>
@@ -23446,6 +24215,7 @@
           </w:tcPr>
           <w:p>
             <w:pPr>
+              <w:ind w:left="0" w:right="-1.6535433070862382" w:firstLine="0"/>
               <w:jc w:val="center"/>
               <w:rPr/>
             </w:pPr>
@@ -23482,6 +24252,7 @@
           </w:tcPr>
           <w:p>
             <w:pPr>
+              <w:ind w:left="0" w:right="-1.6535433070862382" w:firstLine="0"/>
               <w:jc w:val="center"/>
               <w:rPr>
                 <w:b w:val="1"/>
@@ -23516,6 +24287,7 @@
           </w:tcPr>
           <w:p>
             <w:pPr>
+              <w:ind w:left="0" w:right="-1.6535433070862382" w:firstLine="0"/>
               <w:jc w:val="center"/>
               <w:rPr/>
             </w:pPr>
@@ -23545,6 +24317,7 @@
           </w:tcPr>
           <w:p>
             <w:pPr>
+              <w:ind w:left="0" w:right="-1.6535433070862382" w:firstLine="0"/>
               <w:jc w:val="center"/>
               <w:rPr/>
             </w:pPr>
@@ -23581,6 +24354,7 @@
           </w:tcPr>
           <w:p>
             <w:pPr>
+              <w:ind w:left="0" w:right="-1.6535433070862382" w:firstLine="0"/>
               <w:jc w:val="center"/>
               <w:rPr>
                 <w:b w:val="1"/>
@@ -23615,6 +24389,7 @@
           </w:tcPr>
           <w:p>
             <w:pPr>
+              <w:ind w:left="0" w:right="-1.6535433070862382" w:firstLine="0"/>
               <w:jc w:val="center"/>
               <w:rPr/>
             </w:pPr>
@@ -23644,6 +24419,7 @@
           </w:tcPr>
           <w:p>
             <w:pPr>
+              <w:ind w:left="0" w:right="-1.6535433070862382" w:firstLine="0"/>
               <w:jc w:val="center"/>
               <w:rPr/>
             </w:pPr>
@@ -23680,6 +24456,7 @@
           </w:tcPr>
           <w:p>
             <w:pPr>
+              <w:ind w:left="0" w:right="-1.6535433070862382" w:firstLine="0"/>
               <w:jc w:val="center"/>
               <w:rPr>
                 <w:b w:val="1"/>
@@ -23714,6 +24491,7 @@
           </w:tcPr>
           <w:p>
             <w:pPr>
+              <w:ind w:left="0" w:right="-1.6535433070862382" w:firstLine="0"/>
               <w:jc w:val="center"/>
               <w:rPr/>
             </w:pPr>
@@ -23743,6 +24521,7 @@
           </w:tcPr>
           <w:p>
             <w:pPr>
+              <w:ind w:left="0" w:right="-1.6535433070862382" w:firstLine="0"/>
               <w:jc w:val="center"/>
               <w:rPr/>
             </w:pPr>
@@ -23779,6 +24558,7 @@
           </w:tcPr>
           <w:p>
             <w:pPr>
+              <w:ind w:left="0" w:right="-1.6535433070862382" w:firstLine="0"/>
               <w:jc w:val="center"/>
               <w:rPr>
                 <w:b w:val="1"/>
@@ -23813,6 +24593,7 @@
           </w:tcPr>
           <w:p>
             <w:pPr>
+              <w:ind w:left="0" w:right="-1.6535433070862382" w:firstLine="0"/>
               <w:jc w:val="center"/>
               <w:rPr/>
             </w:pPr>
@@ -23842,6 +24623,7 @@
           </w:tcPr>
           <w:p>
             <w:pPr>
+              <w:ind w:left="0" w:right="-1.6535433070862382" w:firstLine="0"/>
               <w:jc w:val="center"/>
               <w:rPr/>
             </w:pPr>
@@ -23878,6 +24660,7 @@
           </w:tcPr>
           <w:p>
             <w:pPr>
+              <w:ind w:left="0" w:right="-1.6535433070862382" w:firstLine="0"/>
               <w:jc w:val="center"/>
               <w:rPr>
                 <w:b w:val="1"/>
@@ -23912,6 +24695,7 @@
           </w:tcPr>
           <w:p>
             <w:pPr>
+              <w:ind w:left="0" w:right="-1.6535433070862382" w:firstLine="0"/>
               <w:jc w:val="center"/>
               <w:rPr/>
             </w:pPr>
@@ -23941,6 +24725,7 @@
           </w:tcPr>
           <w:p>
             <w:pPr>
+              <w:ind w:left="0" w:right="-1.6535433070862382" w:firstLine="0"/>
               <w:jc w:val="center"/>
               <w:rPr/>
             </w:pPr>
@@ -23977,6 +24762,7 @@
           </w:tcPr>
           <w:p>
             <w:pPr>
+              <w:ind w:left="0" w:right="-1.6535433070862382" w:firstLine="0"/>
               <w:jc w:val="center"/>
               <w:rPr>
                 <w:b w:val="1"/>
@@ -24011,6 +24797,7 @@
           </w:tcPr>
           <w:p>
             <w:pPr>
+              <w:ind w:left="0" w:right="-1.6535433070862382" w:firstLine="0"/>
               <w:jc w:val="center"/>
               <w:rPr/>
             </w:pPr>
@@ -24040,6 +24827,7 @@
           </w:tcPr>
           <w:p>
             <w:pPr>
+              <w:ind w:left="0" w:right="-1.6535433070862382" w:firstLine="0"/>
               <w:jc w:val="center"/>
               <w:rPr/>
             </w:pPr>
@@ -24076,6 +24864,7 @@
           </w:tcPr>
           <w:p>
             <w:pPr>
+              <w:ind w:left="0" w:right="-1.6535433070862382" w:firstLine="0"/>
               <w:jc w:val="center"/>
               <w:rPr>
                 <w:b w:val="1"/>
@@ -24110,6 +24899,7 @@
           </w:tcPr>
           <w:p>
             <w:pPr>
+              <w:ind w:left="0" w:right="-1.6535433070862382" w:firstLine="0"/>
               <w:jc w:val="center"/>
               <w:rPr/>
             </w:pPr>
@@ -24139,6 +24929,7 @@
           </w:tcPr>
           <w:p>
             <w:pPr>
+              <w:ind w:left="0" w:right="-1.6535433070862382" w:firstLine="0"/>
               <w:jc w:val="center"/>
               <w:rPr/>
             </w:pPr>
@@ -24175,6 +24966,7 @@
           </w:tcPr>
           <w:p>
             <w:pPr>
+              <w:ind w:left="0" w:right="-1.6535433070862382" w:firstLine="0"/>
               <w:jc w:val="center"/>
               <w:rPr>
                 <w:b w:val="1"/>
@@ -24209,6 +25001,7 @@
           </w:tcPr>
           <w:p>
             <w:pPr>
+              <w:ind w:left="0" w:right="-1.6535433070862382" w:firstLine="0"/>
               <w:jc w:val="center"/>
               <w:rPr/>
             </w:pPr>
@@ -24238,6 +25031,7 @@
           </w:tcPr>
           <w:p>
             <w:pPr>
+              <w:ind w:left="0" w:right="-1.6535433070862382" w:firstLine="0"/>
               <w:jc w:val="center"/>
               <w:rPr/>
             </w:pPr>
@@ -24274,6 +25068,7 @@
           </w:tcPr>
           <w:p>
             <w:pPr>
+              <w:ind w:left="0" w:right="-1.6535433070862382" w:firstLine="0"/>
               <w:jc w:val="center"/>
               <w:rPr>
                 <w:b w:val="1"/>
@@ -24308,6 +25103,7 @@
           </w:tcPr>
           <w:p>
             <w:pPr>
+              <w:ind w:left="0" w:right="-1.6535433070862382" w:firstLine="0"/>
               <w:jc w:val="center"/>
               <w:rPr/>
             </w:pPr>
@@ -24337,6 +25133,7 @@
           </w:tcPr>
           <w:p>
             <w:pPr>
+              <w:ind w:left="0" w:right="-1.6535433070862382" w:firstLine="0"/>
               <w:jc w:val="center"/>
               <w:rPr/>
             </w:pPr>
@@ -24373,6 +25170,7 @@
           </w:tcPr>
           <w:p>
             <w:pPr>
+              <w:ind w:left="0" w:right="-1.6535433070862382" w:firstLine="0"/>
               <w:jc w:val="center"/>
               <w:rPr>
                 <w:b w:val="1"/>
@@ -24407,6 +25205,7 @@
           </w:tcPr>
           <w:p>
             <w:pPr>
+              <w:ind w:left="0" w:right="-1.6535433070862382" w:firstLine="0"/>
               <w:jc w:val="center"/>
               <w:rPr/>
             </w:pPr>
@@ -24436,6 +25235,7 @@
           </w:tcPr>
           <w:p>
             <w:pPr>
+              <w:ind w:left="0" w:right="-1.6535433070862382" w:firstLine="0"/>
               <w:jc w:val="center"/>
               <w:rPr/>
             </w:pPr>
@@ -24451,6 +25251,7 @@
     </w:tbl>
     <w:p>
       <w:pPr>
+        <w:ind w:left="0" w:right="-1.6535433070862382" w:firstLine="0"/>
         <w:rPr/>
       </w:pPr>
       <w:r>
@@ -24462,6 +25263,7 @@
     <w:p>
       <w:pPr>
         <w:pStyle w:val="Heading2"/>
+        <w:ind w:left="0" w:right="-1.6535433070862382" w:firstLine="0"/>
         <w:rPr>
           <w:b w:val="1"/>
           <w:bCs w:val="1"/>
@@ -24480,6 +25282,7 @@
     </w:p>
     <w:p>
       <w:pPr>
+        <w:ind w:left="0" w:right="-1.6535433070862382" w:firstLine="0"/>
         <w:rPr>
           <w:b w:val="1"/>
           <w:bCs w:val="1"/>
@@ -24549,6 +25352,7 @@
           </w:tcPr>
           <w:p>
             <w:pPr>
+              <w:ind w:left="0" w:right="-1.6535433070862382" w:firstLine="0"/>
               <w:jc w:val="center"/>
               <w:rPr>
                 <w:b w:val="1"/>
@@ -24586,6 +25390,7 @@
           </w:tcPr>
           <w:p>
             <w:pPr>
+              <w:ind w:left="0" w:right="-1.6535433070862382" w:firstLine="0"/>
               <w:jc w:val="center"/>
               <w:rPr>
                 <w:b w:val="1"/>
@@ -24623,6 +25428,7 @@
           </w:tcPr>
           <w:p>
             <w:pPr>
+              <w:ind w:left="0" w:right="-1.6535433070862382" w:firstLine="0"/>
               <w:jc w:val="center"/>
               <w:rPr>
                 <w:b w:val="1"/>
@@ -24660,6 +25466,7 @@
           </w:tcPr>
           <w:p>
             <w:pPr>
+              <w:ind w:left="0" w:right="-1.6535433070862382" w:firstLine="0"/>
               <w:jc w:val="center"/>
               <w:rPr>
                 <w:b w:val="1"/>
@@ -24703,6 +25510,7 @@
           </w:tcPr>
           <w:p>
             <w:pPr>
+              <w:ind w:left="0" w:right="-1.6535433070862382" w:firstLine="0"/>
               <w:jc w:val="center"/>
               <w:rPr>
                 <w:b w:val="1"/>
@@ -24737,6 +25545,7 @@
           </w:tcPr>
           <w:p>
             <w:pPr>
+              <w:ind w:left="0" w:right="-1.6535433070862382" w:firstLine="0"/>
               <w:jc w:val="center"/>
               <w:rPr/>
             </w:pPr>
@@ -24766,6 +25575,7 @@
           </w:tcPr>
           <w:p>
             <w:pPr>
+              <w:ind w:left="0" w:right="-1.6535433070862382" w:firstLine="0"/>
               <w:jc w:val="center"/>
               <w:rPr/>
             </w:pPr>
@@ -24795,6 +25605,7 @@
           </w:tcPr>
           <w:p>
             <w:pPr>
+              <w:ind w:left="0" w:right="-1.6535433070862382" w:firstLine="0"/>
               <w:jc w:val="center"/>
               <w:rPr/>
             </w:pPr>
@@ -24831,6 +25642,7 @@
           </w:tcPr>
           <w:p>
             <w:pPr>
+              <w:ind w:left="0" w:right="-1.6535433070862382" w:firstLine="0"/>
               <w:jc w:val="center"/>
               <w:rPr>
                 <w:b w:val="1"/>
@@ -24865,6 +25677,7 @@
           </w:tcPr>
           <w:p>
             <w:pPr>
+              <w:ind w:left="0" w:right="-1.6535433070862382" w:firstLine="0"/>
               <w:jc w:val="center"/>
               <w:rPr/>
             </w:pPr>
@@ -24894,6 +25707,7 @@
           </w:tcPr>
           <w:p>
             <w:pPr>
+              <w:ind w:left="0" w:right="-1.6535433070862382" w:firstLine="0"/>
               <w:jc w:val="center"/>
               <w:rPr/>
             </w:pPr>
@@ -24923,6 +25737,7 @@
           </w:tcPr>
           <w:p>
             <w:pPr>
+              <w:ind w:left="0" w:right="-1.6535433070862382" w:firstLine="0"/>
               <w:jc w:val="center"/>
               <w:rPr/>
             </w:pPr>
@@ -24959,6 +25774,7 @@
           </w:tcPr>
           <w:p>
             <w:pPr>
+              <w:ind w:left="0" w:right="-1.6535433070862382" w:firstLine="0"/>
               <w:jc w:val="center"/>
               <w:rPr>
                 <w:b w:val="1"/>
@@ -24993,6 +25809,7 @@
           </w:tcPr>
           <w:p>
             <w:pPr>
+              <w:ind w:left="0" w:right="-1.6535433070862382" w:firstLine="0"/>
               <w:jc w:val="center"/>
               <w:rPr/>
             </w:pPr>
@@ -25022,6 +25839,7 @@
           </w:tcPr>
           <w:p>
             <w:pPr>
+              <w:ind w:left="0" w:right="-1.6535433070862382" w:firstLine="0"/>
               <w:jc w:val="center"/>
               <w:rPr/>
             </w:pPr>
@@ -25051,6 +25869,7 @@
           </w:tcPr>
           <w:p>
             <w:pPr>
+              <w:ind w:left="0" w:right="-1.6535433070862382" w:firstLine="0"/>
               <w:jc w:val="center"/>
               <w:rPr/>
             </w:pPr>
@@ -25087,6 +25906,7 @@
           </w:tcPr>
           <w:p>
             <w:pPr>
+              <w:ind w:left="0" w:right="-1.6535433070862382" w:firstLine="0"/>
               <w:jc w:val="center"/>
               <w:rPr>
                 <w:b w:val="1"/>
@@ -25121,6 +25941,7 @@
           </w:tcPr>
           <w:p>
             <w:pPr>
+              <w:ind w:left="0" w:right="-1.6535433070862382" w:firstLine="0"/>
               <w:jc w:val="center"/>
               <w:rPr/>
             </w:pPr>
@@ -25150,6 +25971,7 @@
           </w:tcPr>
           <w:p>
             <w:pPr>
+              <w:ind w:left="0" w:right="-1.6535433070862382" w:firstLine="0"/>
               <w:jc w:val="center"/>
               <w:rPr/>
             </w:pPr>
@@ -25179,6 +26001,7 @@
           </w:tcPr>
           <w:p>
             <w:pPr>
+              <w:ind w:left="0" w:right="-1.6535433070862382" w:firstLine="0"/>
               <w:jc w:val="center"/>
               <w:rPr/>
             </w:pPr>
@@ -25215,6 +26038,7 @@
           </w:tcPr>
           <w:p>
             <w:pPr>
+              <w:ind w:left="0" w:right="-1.6535433070862382" w:firstLine="0"/>
               <w:jc w:val="center"/>
               <w:rPr>
                 <w:b w:val="1"/>
@@ -25249,6 +26073,7 @@
           </w:tcPr>
           <w:p>
             <w:pPr>
+              <w:ind w:left="0" w:right="-1.6535433070862382" w:firstLine="0"/>
               <w:jc w:val="center"/>
               <w:rPr/>
             </w:pPr>
@@ -25278,6 +26103,7 @@
           </w:tcPr>
           <w:p>
             <w:pPr>
+              <w:ind w:left="0" w:right="-1.6535433070862382" w:firstLine="0"/>
               <w:jc w:val="center"/>
               <w:rPr/>
             </w:pPr>
@@ -25307,6 +26133,7 @@
           </w:tcPr>
           <w:p>
             <w:pPr>
+              <w:ind w:left="0" w:right="-1.6535433070862382" w:firstLine="0"/>
               <w:jc w:val="center"/>
               <w:rPr/>
             </w:pPr>
@@ -25343,6 +26170,7 @@
           </w:tcPr>
           <w:p>
             <w:pPr>
+              <w:ind w:left="0" w:right="-1.6535433070862382" w:firstLine="0"/>
               <w:jc w:val="center"/>
               <w:rPr>
                 <w:b w:val="1"/>
@@ -25377,6 +26205,7 @@
           </w:tcPr>
           <w:p>
             <w:pPr>
+              <w:ind w:left="0" w:right="-1.6535433070862382" w:firstLine="0"/>
               <w:jc w:val="center"/>
               <w:rPr/>
             </w:pPr>
@@ -25406,6 +26235,7 @@
           </w:tcPr>
           <w:p>
             <w:pPr>
+              <w:ind w:left="0" w:right="-1.6535433070862382" w:firstLine="0"/>
               <w:jc w:val="center"/>
               <w:rPr/>
             </w:pPr>
@@ -25435,6 +26265,7 @@
           </w:tcPr>
           <w:p>
             <w:pPr>
+              <w:ind w:left="0" w:right="-1.6535433070862382" w:firstLine="0"/>
               <w:jc w:val="center"/>
               <w:rPr/>
             </w:pPr>
@@ -25471,6 +26302,7 @@
           </w:tcPr>
           <w:p>
             <w:pPr>
+              <w:ind w:left="0" w:right="-1.6535433070862382" w:firstLine="0"/>
               <w:jc w:val="center"/>
               <w:rPr>
                 <w:b w:val="1"/>
@@ -25505,6 +26337,7 @@
           </w:tcPr>
           <w:p>
             <w:pPr>
+              <w:ind w:left="0" w:right="-1.6535433070862382" w:firstLine="0"/>
               <w:jc w:val="center"/>
               <w:rPr/>
             </w:pPr>
@@ -25534,6 +26367,7 @@
           </w:tcPr>
           <w:p>
             <w:pPr>
+              <w:ind w:left="0" w:right="-1.6535433070862382" w:firstLine="0"/>
               <w:jc w:val="center"/>
               <w:rPr/>
             </w:pPr>
@@ -25563,6 +26397,7 @@
           </w:tcPr>
           <w:p>
             <w:pPr>
+              <w:ind w:left="0" w:right="-1.6535433070862382" w:firstLine="0"/>
               <w:jc w:val="center"/>
               <w:rPr/>
             </w:pPr>
@@ -25599,6 +26434,7 @@
           </w:tcPr>
           <w:p>
             <w:pPr>
+              <w:ind w:left="0" w:right="-1.6535433070862382" w:firstLine="0"/>
               <w:jc w:val="center"/>
               <w:rPr>
                 <w:b w:val="1"/>
@@ -25633,6 +26469,7 @@
           </w:tcPr>
           <w:p>
             <w:pPr>
+              <w:ind w:left="0" w:right="-1.6535433070862382" w:firstLine="0"/>
               <w:jc w:val="center"/>
               <w:rPr/>
             </w:pPr>
@@ -25662,6 +26499,7 @@
           </w:tcPr>
           <w:p>
             <w:pPr>
+              <w:ind w:left="0" w:right="-1.6535433070862382" w:firstLine="0"/>
               <w:jc w:val="center"/>
               <w:rPr/>
             </w:pPr>
@@ -25691,6 +26529,7 @@
           </w:tcPr>
           <w:p>
             <w:pPr>
+              <w:ind w:left="0" w:right="-1.6535433070862382" w:firstLine="0"/>
               <w:jc w:val="center"/>
               <w:rPr/>
             </w:pPr>
@@ -25727,6 +26566,7 @@
           </w:tcPr>
           <w:p>
             <w:pPr>
+              <w:ind w:left="0" w:right="-1.6535433070862382" w:firstLine="0"/>
               <w:jc w:val="center"/>
               <w:rPr>
                 <w:b w:val="1"/>
@@ -25761,6 +26601,7 @@
           </w:tcPr>
           <w:p>
             <w:pPr>
+              <w:ind w:left="0" w:right="-1.6535433070862382" w:firstLine="0"/>
               <w:jc w:val="center"/>
               <w:rPr/>
             </w:pPr>
@@ -25790,6 +26631,7 @@
           </w:tcPr>
           <w:p>
             <w:pPr>
+              <w:ind w:left="0" w:right="-1.6535433070862382" w:firstLine="0"/>
               <w:jc w:val="center"/>
               <w:rPr/>
             </w:pPr>
@@ -25819,6 +26661,7 @@
           </w:tcPr>
           <w:p>
             <w:pPr>
+              <w:ind w:left="0" w:right="-1.6535433070862382" w:firstLine="0"/>
               <w:jc w:val="center"/>
               <w:rPr/>
             </w:pPr>
@@ -25855,6 +26698,7 @@
           </w:tcPr>
           <w:p>
             <w:pPr>
+              <w:ind w:left="0" w:right="-1.6535433070862382" w:firstLine="0"/>
               <w:jc w:val="center"/>
               <w:rPr>
                 <w:b w:val="1"/>
@@ -25889,6 +26733,7 @@
           </w:tcPr>
           <w:p>
             <w:pPr>
+              <w:ind w:left="0" w:right="-1.6535433070862382" w:firstLine="0"/>
               <w:jc w:val="center"/>
               <w:rPr/>
             </w:pPr>
@@ -25918,6 +26763,7 @@
           </w:tcPr>
           <w:p>
             <w:pPr>
+              <w:ind w:left="0" w:right="-1.6535433070862382" w:firstLine="0"/>
               <w:jc w:val="center"/>
               <w:rPr/>
             </w:pPr>
@@ -25947,6 +26793,7 @@
           </w:tcPr>
           <w:p>
             <w:pPr>
+              <w:ind w:left="0" w:right="-1.6535433070862382" w:firstLine="0"/>
               <w:jc w:val="center"/>
               <w:rPr/>
             </w:pPr>
@@ -25983,6 +26830,7 @@
           </w:tcPr>
           <w:p>
             <w:pPr>
+              <w:ind w:left="0" w:right="-1.6535433070862382" w:firstLine="0"/>
               <w:jc w:val="center"/>
               <w:rPr>
                 <w:b w:val="1"/>
@@ -26017,6 +26865,7 @@
           </w:tcPr>
           <w:p>
             <w:pPr>
+              <w:ind w:left="0" w:right="-1.6535433070862382" w:firstLine="0"/>
               <w:jc w:val="center"/>
               <w:rPr/>
             </w:pPr>
@@ -26046,6 +26895,7 @@
           </w:tcPr>
           <w:p>
             <w:pPr>
+              <w:ind w:left="0" w:right="-1.6535433070862382" w:firstLine="0"/>
               <w:jc w:val="center"/>
               <w:rPr/>
             </w:pPr>
@@ -26075,6 +26925,7 @@
           </w:tcPr>
           <w:p>
             <w:pPr>
+              <w:ind w:left="0" w:right="-1.6535433070862382" w:firstLine="0"/>
               <w:jc w:val="center"/>
               <w:rPr/>
             </w:pPr>
@@ -26111,6 +26962,7 @@
           </w:tcPr>
           <w:p>
             <w:pPr>
+              <w:ind w:left="0" w:right="-1.6535433070862382" w:firstLine="0"/>
               <w:jc w:val="center"/>
               <w:rPr>
                 <w:b w:val="1"/>
@@ -26145,6 +26997,7 @@
           </w:tcPr>
           <w:p>
             <w:pPr>
+              <w:ind w:left="0" w:right="-1.6535433070862382" w:firstLine="0"/>
               <w:jc w:val="center"/>
               <w:rPr/>
             </w:pPr>
@@ -26174,6 +27027,7 @@
           </w:tcPr>
           <w:p>
             <w:pPr>
+              <w:ind w:left="0" w:right="-1.6535433070862382" w:firstLine="0"/>
               <w:jc w:val="center"/>
               <w:rPr/>
             </w:pPr>
@@ -26203,6 +27057,7 @@
           </w:tcPr>
           <w:p>
             <w:pPr>
+              <w:ind w:left="0" w:right="-1.6535433070862382" w:firstLine="0"/>
               <w:jc w:val="center"/>
               <w:rPr/>
             </w:pPr>
@@ -26218,6 +27073,7 @@
     </w:tbl>
     <w:p>
       <w:pPr>
+        <w:ind w:left="0" w:right="-1.6535433070862382" w:firstLine="0"/>
         <w:rPr/>
       </w:pPr>
       <w:r>
@@ -26229,6 +27085,7 @@
     <w:p>
       <w:pPr>
         <w:pStyle w:val="Heading2"/>
+        <w:ind w:left="0" w:right="-1.6535433070862382" w:firstLine="0"/>
         <w:rPr>
           <w:b w:val="1"/>
           <w:bCs w:val="1"/>
@@ -26245,6 +27102,7 @@
     <w:p>
       <w:pPr>
         <w:pStyle w:val="Heading2"/>
+        <w:ind w:left="0" w:right="-1.6535433070862382" w:firstLine="0"/>
         <w:rPr>
           <w:b w:val="1"/>
           <w:bCs w:val="1"/>
@@ -26263,6 +27121,7 @@
     </w:p>
     <w:p>
       <w:pPr>
+        <w:ind w:left="0" w:right="-1.6535433070862382" w:firstLine="0"/>
         <w:rPr>
           <w:b w:val="1"/>
           <w:bCs w:val="1"/>
@@ -26328,6 +27187,7 @@
           </w:tcPr>
           <w:p>
             <w:pPr>
+              <w:ind w:left="0" w:right="-1.6535433070862382" w:firstLine="0"/>
               <w:jc w:val="center"/>
               <w:rPr>
                 <w:b w:val="1"/>
@@ -26365,6 +27225,7 @@
           </w:tcPr>
           <w:p>
             <w:pPr>
+              <w:ind w:left="0" w:right="-1.6535433070862382" w:firstLine="0"/>
               <w:jc w:val="center"/>
               <w:rPr>
                 <w:b w:val="1"/>
@@ -26408,6 +27269,7 @@
           </w:tcPr>
           <w:p>
             <w:pPr>
+              <w:ind w:left="0" w:right="-1.6535433070862382" w:firstLine="0"/>
               <w:jc w:val="center"/>
               <w:rPr>
                 <w:b w:val="1"/>
@@ -26442,6 +27304,7 @@
           </w:tcPr>
           <w:p>
             <w:pPr>
+              <w:ind w:left="0" w:right="-1.6535433070862382" w:firstLine="0"/>
               <w:jc w:val="center"/>
               <w:rPr/>
             </w:pPr>
@@ -26478,6 +27341,7 @@
           </w:tcPr>
           <w:p>
             <w:pPr>
+              <w:ind w:left="0" w:right="-1.6535433070862382" w:firstLine="0"/>
               <w:jc w:val="center"/>
               <w:rPr>
                 <w:b w:val="1"/>
@@ -26512,6 +27376,7 @@
           </w:tcPr>
           <w:p>
             <w:pPr>
+              <w:ind w:left="0" w:right="-1.6535433070862382" w:firstLine="0"/>
               <w:jc w:val="center"/>
               <w:rPr/>
             </w:pPr>
@@ -26548,6 +27413,7 @@
           </w:tcPr>
           <w:p>
             <w:pPr>
+              <w:ind w:left="0" w:right="-1.6535433070862382" w:firstLine="0"/>
               <w:jc w:val="center"/>
               <w:rPr>
                 <w:b w:val="1"/>
@@ -26582,6 +27448,7 @@
           </w:tcPr>
           <w:p>
             <w:pPr>
+              <w:ind w:left="0" w:right="-1.6535433070862382" w:firstLine="0"/>
               <w:jc w:val="center"/>
               <w:rPr/>
             </w:pPr>
@@ -26618,6 +27485,7 @@
           </w:tcPr>
           <w:p>
             <w:pPr>
+              <w:ind w:left="0" w:right="-1.6535433070862382" w:firstLine="0"/>
               <w:jc w:val="center"/>
               <w:rPr>
                 <w:b w:val="1"/>
@@ -26652,6 +27520,7 @@
           </w:tcPr>
           <w:p>
             <w:pPr>
+              <w:ind w:left="0" w:right="-1.6535433070862382" w:firstLine="0"/>
               <w:jc w:val="center"/>
               <w:rPr/>
             </w:pPr>
@@ -26688,6 +27557,7 @@
           </w:tcPr>
           <w:p>
             <w:pPr>
+              <w:ind w:left="0" w:right="-1.6535433070862382" w:firstLine="0"/>
               <w:jc w:val="center"/>
               <w:rPr>
                 <w:b w:val="1"/>
@@ -26722,6 +27592,7 @@
           </w:tcPr>
           <w:p>
             <w:pPr>
+              <w:ind w:left="0" w:right="-1.6535433070862382" w:firstLine="0"/>
               <w:jc w:val="center"/>
               <w:rPr/>
             </w:pPr>
@@ -26758,6 +27629,7 @@
           </w:tcPr>
           <w:p>
             <w:pPr>
+              <w:ind w:left="0" w:right="-1.6535433070862382" w:firstLine="0"/>
               <w:jc w:val="center"/>
               <w:rPr>
                 <w:b w:val="1"/>
@@ -26792,6 +27664,7 @@
           </w:tcPr>
           <w:p>
             <w:pPr>
+              <w:ind w:left="0" w:right="-1.6535433070862382" w:firstLine="0"/>
               <w:jc w:val="center"/>
               <w:rPr/>
             </w:pPr>
@@ -26828,6 +27701,7 @@
           </w:tcPr>
           <w:p>
             <w:pPr>
+              <w:ind w:left="0" w:right="-1.6535433070862382" w:firstLine="0"/>
               <w:jc w:val="center"/>
               <w:rPr>
                 <w:b w:val="1"/>
@@ -26862,6 +27736,7 @@
           </w:tcPr>
           <w:p>
             <w:pPr>
+              <w:ind w:left="0" w:right="-1.6535433070862382" w:firstLine="0"/>
               <w:jc w:val="center"/>
               <w:rPr/>
             </w:pPr>
@@ -26898,6 +27773,7 @@
           </w:tcPr>
           <w:p>
             <w:pPr>
+              <w:ind w:left="0" w:right="-1.6535433070862382" w:firstLine="0"/>
               <w:jc w:val="center"/>
               <w:rPr>
                 <w:b w:val="1"/>
@@ -26932,6 +27808,7 @@
           </w:tcPr>
           <w:p>
             <w:pPr>
+              <w:ind w:left="0" w:right="-1.6535433070862382" w:firstLine="0"/>
               <w:jc w:val="center"/>
               <w:rPr/>
             </w:pPr>
@@ -26947,6 +27824,7 @@
     </w:tbl>
     <w:p>
       <w:pPr>
+        <w:ind w:left="0" w:right="-1.6535433070862382" w:firstLine="0"/>
         <w:rPr/>
       </w:pPr>
       <w:r>
@@ -26957,6 +27835,7 @@
     </w:p>
     <w:p>
       <w:pPr>
+        <w:ind w:left="0" w:right="-1.6535433070862382" w:firstLine="0"/>
         <w:rPr/>
       </w:pPr>
       <w:r>
@@ -26967,6 +27846,7 @@
     </w:p>
     <w:p>
       <w:pPr>
+        <w:ind w:left="0" w:right="-1.6535433070862382" w:firstLine="0"/>
         <w:rPr/>
       </w:pPr>
       <w:r>
@@ -26977,6 +27857,7 @@
     </w:p>
     <w:p>
       <w:pPr>
+        <w:ind w:left="0" w:right="-1.6535433070862382" w:firstLine="0"/>
         <w:rPr/>
       </w:pPr>
       <w:r>
@@ -26987,6 +27868,7 @@
     </w:p>
     <w:p>
       <w:pPr>
+        <w:ind w:left="0" w:right="-1.6535433070862382" w:firstLine="0"/>
         <w:rPr/>
       </w:pPr>
       <w:r>
@@ -26998,6 +27880,7 @@
     <w:p>
       <w:pPr>
         <w:pStyle w:val="Heading2"/>
+        <w:ind w:left="0" w:right="-1.6535433070862382" w:firstLine="0"/>
         <w:rPr>
           <w:b w:val="1"/>
           <w:bCs w:val="1"/>
@@ -27016,6 +27899,7 @@
     </w:p>
     <w:p>
       <w:pPr>
+        <w:ind w:left="0" w:right="-1.6535433070862382" w:firstLine="0"/>
         <w:jc w:val="center"/>
         <w:rPr/>
       </w:pPr>
@@ -27025,12 +27909,12 @@
           <wp:inline distB="114300" distT="114300" distL="114300" distR="114300">
             <wp:extent cx="6175013" cy="5334000"/>
             <wp:effectExtent b="0" l="0" r="0" t="0"/>
-            <wp:docPr id="4" name="image2.png"/>
+            <wp:docPr id="4" name="image5.png"/>
             <a:graphic>
               <a:graphicData uri="http://schemas.openxmlformats.org/drawingml/2006/picture">
                 <pic:pic>
                   <pic:nvPicPr>
-                    <pic:cNvPr id="0" name="image2.png"/>
+                    <pic:cNvPr id="0" name="image5.png"/>
                     <pic:cNvPicPr preferRelativeResize="0"/>
                   </pic:nvPicPr>
                   <pic:blipFill>
@@ -27063,6 +27947,7 @@
     <w:p>
       <w:pPr>
         <w:pStyle w:val="Heading2"/>
+        <w:ind w:left="0" w:right="-1.6535433070862382" w:firstLine="0"/>
         <w:rPr>
           <w:b w:val="1"/>
           <w:bCs w:val="1"/>
@@ -27082,6 +27967,7 @@
     <w:p>
       <w:pPr>
         <w:pStyle w:val="Heading3"/>
+        <w:ind w:left="0" w:right="-1.6535433070862382" w:firstLine="0"/>
         <w:rPr>
           <w:b w:val="1"/>
           <w:bCs w:val="1"/>
@@ -27100,6 +27986,7 @@
     </w:p>
     <w:p>
       <w:pPr>
+        <w:ind w:left="0" w:right="-1.6535433070862382" w:firstLine="0"/>
         <w:rPr>
           <w:b w:val="1"/>
           <w:bCs w:val="1"/>
@@ -27165,6 +28052,7 @@
           </w:tcPr>
           <w:p>
             <w:pPr>
+              <w:ind w:left="0" w:right="-1.6535433070862382" w:firstLine="0"/>
               <w:jc w:val="center"/>
               <w:rPr>
                 <w:b w:val="1"/>
@@ -27202,6 +28090,7 @@
           </w:tcPr>
           <w:p>
             <w:pPr>
+              <w:ind w:left="0" w:right="-1.6535433070862382" w:firstLine="0"/>
               <w:jc w:val="center"/>
               <w:rPr>
                 <w:b w:val="1"/>
@@ -27245,6 +28134,7 @@
           </w:tcPr>
           <w:p>
             <w:pPr>
+              <w:ind w:left="0" w:right="-1.6535433070862382" w:firstLine="0"/>
               <w:jc w:val="center"/>
               <w:rPr/>
             </w:pPr>
@@ -27281,6 +28171,7 @@
           </w:tcPr>
           <w:p>
             <w:pPr>
+              <w:ind w:left="0" w:right="-1.6535433070862382" w:firstLine="0"/>
               <w:rPr/>
             </w:pPr>
             <w:r>
@@ -27316,6 +28207,7 @@
           </w:tcPr>
           <w:p>
             <w:pPr>
+              <w:ind w:left="0" w:right="-1.6535433070862382" w:firstLine="0"/>
               <w:jc w:val="center"/>
               <w:rPr/>
             </w:pPr>
@@ -27352,6 +28244,7 @@
           </w:tcPr>
           <w:p>
             <w:pPr>
+              <w:ind w:left="0" w:right="-1.6535433070862382" w:firstLine="0"/>
               <w:rPr/>
             </w:pPr>
             <w:r>
@@ -27387,6 +28280,7 @@
           </w:tcPr>
           <w:p>
             <w:pPr>
+              <w:ind w:left="0" w:right="-1.6535433070862382" w:firstLine="0"/>
               <w:jc w:val="center"/>
               <w:rPr/>
             </w:pPr>
@@ -27423,6 +28317,7 @@
           </w:tcPr>
           <w:p>
             <w:pPr>
+              <w:ind w:left="0" w:right="-1.6535433070862382" w:firstLine="0"/>
               <w:rPr/>
             </w:pPr>
             <w:r>
@@ -27458,6 +28353,7 @@
           </w:tcPr>
           <w:p>
             <w:pPr>
+              <w:ind w:left="0" w:right="-1.6535433070862382" w:firstLine="0"/>
               <w:jc w:val="center"/>
               <w:rPr/>
             </w:pPr>
@@ -27494,6 +28390,7 @@
           </w:tcPr>
           <w:p>
             <w:pPr>
+              <w:ind w:left="0" w:right="-1.6535433070862382" w:firstLine="0"/>
               <w:rPr/>
             </w:pPr>
             <w:r>
@@ -27529,6 +28426,7 @@
           </w:tcPr>
           <w:p>
             <w:pPr>
+              <w:ind w:left="0" w:right="-1.6535433070862382" w:firstLine="0"/>
               <w:jc w:val="center"/>
               <w:rPr/>
             </w:pPr>
@@ -27565,6 +28463,7 @@
           </w:tcPr>
           <w:p>
             <w:pPr>
+              <w:ind w:left="0" w:right="-1.6535433070862382" w:firstLine="0"/>
               <w:rPr/>
             </w:pPr>
             <w:r>
@@ -27600,6 +28499,7 @@
           </w:tcPr>
           <w:p>
             <w:pPr>
+              <w:ind w:left="0" w:right="-1.6535433070862382" w:firstLine="0"/>
               <w:jc w:val="center"/>
               <w:rPr/>
             </w:pPr>
@@ -27636,6 +28536,7 @@
           </w:tcPr>
           <w:p>
             <w:pPr>
+              <w:ind w:left="0" w:right="-1.6535433070862382" w:firstLine="0"/>
               <w:rPr/>
             </w:pPr>
             <w:r>
@@ -27655,6 +28556,7 @@
           </w:p>
           <w:p>
             <w:pPr>
+              <w:ind w:left="0" w:right="-1.6535433070862382" w:firstLine="0"/>
               <w:rPr/>
             </w:pPr>
             <w:r>
@@ -27674,6 +28576,7 @@
           </w:p>
           <w:p>
             <w:pPr>
+              <w:ind w:left="0" w:right="-1.6535433070862382" w:firstLine="0"/>
               <w:rPr/>
             </w:pPr>
             <w:r>
@@ -27693,6 +28596,7 @@
           </w:p>
           <w:p>
             <w:pPr>
+              <w:ind w:left="0" w:right="-1.6535433070862382" w:firstLine="0"/>
               <w:rPr/>
             </w:pPr>
             <w:r>
@@ -27712,6 +28616,7 @@
           </w:p>
           <w:p>
             <w:pPr>
+              <w:ind w:left="0" w:right="-1.6535433070862382" w:firstLine="0"/>
               <w:rPr/>
             </w:pPr>
             <w:r>
@@ -27755,6 +28660,7 @@
           </w:tcPr>
           <w:p>
             <w:pPr>
+              <w:ind w:left="0" w:right="-1.6535433070862382" w:firstLine="0"/>
               <w:jc w:val="center"/>
               <w:rPr/>
             </w:pPr>
@@ -27791,6 +28697,7 @@
           </w:tcPr>
           <w:p>
             <w:pPr>
+              <w:ind w:left="0" w:right="-1.6535433070862382" w:firstLine="0"/>
               <w:rPr/>
             </w:pPr>
             <w:r>
@@ -27803,6 +28710,7 @@
           </w:p>
           <w:p>
             <w:pPr>
+              <w:ind w:left="0" w:right="-1.6535433070862382" w:firstLine="0"/>
               <w:rPr/>
             </w:pPr>
             <w:r>
@@ -27839,6 +28747,7 @@
           </w:tcPr>
           <w:p>
             <w:pPr>
+              <w:ind w:left="0" w:right="-1.6535433070862382" w:firstLine="0"/>
               <w:jc w:val="center"/>
               <w:rPr/>
             </w:pPr>
@@ -27875,6 +28784,7 @@
           </w:tcPr>
           <w:p>
             <w:pPr>
+              <w:ind w:left="0" w:right="-1.6535433070862382" w:firstLine="0"/>
               <w:rPr/>
             </w:pPr>
             <w:r>
@@ -27889,6 +28799,7 @@
     </w:tbl>
     <w:p>
       <w:pPr>
+        <w:ind w:left="0" w:right="-1.6535433070862382" w:firstLine="0"/>
         <w:rPr>
           <w:b w:val="1"/>
           <w:bCs w:val="1"/>
@@ -27904,6 +28815,7 @@
     </w:p>
     <w:p>
       <w:pPr>
+        <w:ind w:left="0" w:right="-1.6535433070862382" w:firstLine="0"/>
         <w:rPr/>
       </w:pPr>
       <w:r>
@@ -27915,6 +28827,7 @@
     <w:p>
       <w:pPr>
         <w:pStyle w:val="Heading3"/>
+        <w:ind w:left="0" w:right="-1.6535433070862382" w:firstLine="0"/>
         <w:rPr>
           <w:b w:val="1"/>
           <w:bCs w:val="1"/>
@@ -27938,6 +28851,7 @@
     </w:p>
     <w:p>
       <w:pPr>
+        <w:ind w:left="0" w:right="-1.6535433070862382" w:firstLine="0"/>
         <w:rPr/>
       </w:pPr>
       <w:r>
@@ -27997,6 +28911,7 @@
           </w:tcPr>
           <w:p>
             <w:pPr>
+              <w:ind w:left="0" w:right="-1.6535433070862382" w:firstLine="0"/>
               <w:jc w:val="center"/>
               <w:rPr>
                 <w:color w:val="ffffff"/>
@@ -28037,6 +28952,7 @@
           </w:tcPr>
           <w:p>
             <w:pPr>
+              <w:ind w:left="0" w:right="-1.6535433070862382" w:firstLine="0"/>
               <w:jc w:val="center"/>
               <w:rPr>
                 <w:color w:val="ffffff"/>
@@ -28083,6 +28999,7 @@
           </w:tcPr>
           <w:p>
             <w:pPr>
+              <w:ind w:left="0" w:right="-1.6535433070862382" w:firstLine="0"/>
               <w:jc w:val="center"/>
               <w:rPr/>
             </w:pPr>
@@ -28119,6 +29036,7 @@
           </w:tcPr>
           <w:p>
             <w:pPr>
+              <w:ind w:left="0" w:right="-1.6535433070862382" w:firstLine="0"/>
               <w:rPr/>
             </w:pPr>
             <w:r>
@@ -28154,6 +29072,7 @@
           </w:tcPr>
           <w:p>
             <w:pPr>
+              <w:ind w:left="0" w:right="-1.6535433070862382" w:firstLine="0"/>
               <w:jc w:val="center"/>
               <w:rPr/>
             </w:pPr>
@@ -28190,6 +29109,7 @@
           </w:tcPr>
           <w:p>
             <w:pPr>
+              <w:ind w:left="0" w:right="-1.6535433070862382" w:firstLine="0"/>
               <w:rPr/>
             </w:pPr>
             <w:r>
@@ -28225,6 +29145,7 @@
           </w:tcPr>
           <w:p>
             <w:pPr>
+              <w:ind w:left="0" w:right="-1.6535433070862382" w:firstLine="0"/>
               <w:jc w:val="center"/>
               <w:rPr/>
             </w:pPr>
@@ -28261,6 +29182,7 @@
           </w:tcPr>
           <w:p>
             <w:pPr>
+              <w:ind w:left="0" w:right="-1.6535433070862382" w:firstLine="0"/>
               <w:rPr/>
             </w:pPr>
             <w:r>
@@ -28296,6 +29218,7 @@
           </w:tcPr>
           <w:p>
             <w:pPr>
+              <w:ind w:left="0" w:right="-1.6535433070862382" w:firstLine="0"/>
               <w:jc w:val="center"/>
               <w:rPr/>
             </w:pPr>
@@ -28332,6 +29255,7 @@
           </w:tcPr>
           <w:p>
             <w:pPr>
+              <w:ind w:left="0" w:right="-1.6535433070862382" w:firstLine="0"/>
               <w:rPr/>
             </w:pPr>
             <w:r>
@@ -28367,6 +29291,7 @@
           </w:tcPr>
           <w:p>
             <w:pPr>
+              <w:ind w:left="0" w:right="-1.6535433070862382" w:firstLine="0"/>
               <w:jc w:val="center"/>
               <w:rPr/>
             </w:pPr>
@@ -28403,6 +29328,7 @@
           </w:tcPr>
           <w:p>
             <w:pPr>
+              <w:ind w:left="0" w:right="-1.6535433070862382" w:firstLine="0"/>
               <w:rPr/>
             </w:pPr>
             <w:r>
@@ -28438,6 +29364,7 @@
           </w:tcPr>
           <w:p>
             <w:pPr>
+              <w:ind w:left="0" w:right="-1.6535433070862382" w:firstLine="0"/>
               <w:jc w:val="center"/>
               <w:rPr/>
             </w:pPr>
@@ -28474,6 +29401,7 @@
           </w:tcPr>
           <w:p>
             <w:pPr>
+              <w:ind w:left="0" w:right="-1.6535433070862382" w:firstLine="0"/>
               <w:rPr/>
             </w:pPr>
             <w:r>
@@ -28493,6 +29421,7 @@
           </w:p>
           <w:p>
             <w:pPr>
+              <w:ind w:left="0" w:right="-1.6535433070862382" w:firstLine="0"/>
               <w:rPr/>
             </w:pPr>
             <w:r>
@@ -28512,6 +29441,7 @@
           </w:p>
           <w:p>
             <w:pPr>
+              <w:ind w:left="0" w:right="-1.6535433070862382" w:firstLine="0"/>
               <w:rPr/>
             </w:pPr>
             <w:r>
@@ -28531,6 +29461,7 @@
           </w:p>
           <w:p>
             <w:pPr>
+              <w:ind w:left="0" w:right="-1.6535433070862382" w:firstLine="0"/>
               <w:rPr/>
             </w:pPr>
             <w:r>
@@ -28550,6 +29481,7 @@
           </w:p>
           <w:p>
             <w:pPr>
+              <w:ind w:left="0" w:right="-1.6535433070862382" w:firstLine="0"/>
               <w:rPr/>
             </w:pPr>
             <w:r>
@@ -28593,6 +29525,7 @@
           </w:tcPr>
           <w:p>
             <w:pPr>
+              <w:ind w:left="0" w:right="-1.6535433070862382" w:firstLine="0"/>
               <w:jc w:val="center"/>
               <w:rPr/>
             </w:pPr>
@@ -28629,6 +29562,7 @@
           </w:tcPr>
           <w:p>
             <w:pPr>
+              <w:ind w:left="0" w:right="-1.6535433070862382" w:firstLine="0"/>
               <w:rPr/>
             </w:pPr>
             <w:r>
@@ -28641,6 +29575,7 @@
           </w:p>
           <w:p>
             <w:pPr>
+              <w:ind w:left="0" w:right="-1.6535433070862382" w:firstLine="0"/>
               <w:rPr/>
             </w:pPr>
             <w:r>
@@ -28677,6 +29612,7 @@
           </w:tcPr>
           <w:p>
             <w:pPr>
+              <w:ind w:left="0" w:right="-1.6535433070862382" w:firstLine="0"/>
               <w:jc w:val="center"/>
               <w:rPr/>
             </w:pPr>
@@ -28713,6 +29649,7 @@
           </w:tcPr>
           <w:p>
             <w:pPr>
+              <w:ind w:left="0" w:right="-1.6535433070862382" w:firstLine="0"/>
               <w:rPr/>
             </w:pPr>
             <w:r>
@@ -28727,6 +29664,7 @@
     </w:tbl>
     <w:p>
       <w:pPr>
+        <w:ind w:left="0" w:right="-1.6535433070862382" w:firstLine="0"/>
         <w:rPr/>
       </w:pPr>
       <w:r>
@@ -28737,6 +29675,7 @@
     </w:p>
     <w:p>
       <w:pPr>
+        <w:ind w:left="0" w:right="-1.6535433070862382" w:firstLine="0"/>
         <w:rPr>
           <w:b w:val="1"/>
           <w:bCs w:val="1"/>
@@ -28753,6 +29692,7 @@
     <w:p>
       <w:pPr>
         <w:pStyle w:val="Heading3"/>
+        <w:ind w:left="0" w:right="-1.6535433070862382" w:firstLine="0"/>
         <w:rPr>
           <w:b w:val="1"/>
           <w:bCs w:val="1"/>
@@ -28769,6 +29709,7 @@
     <w:p>
       <w:pPr>
         <w:pStyle w:val="Heading3"/>
+        <w:ind w:left="0" w:right="-1.6535433070862382" w:firstLine="0"/>
         <w:rPr>
           <w:b w:val="1"/>
           <w:bCs w:val="1"/>
@@ -28787,6 +29728,7 @@
     </w:p>
     <w:p>
       <w:pPr>
+        <w:ind w:left="0" w:right="-1.6535433070862382" w:firstLine="0"/>
         <w:rPr>
           <w:b w:val="1"/>
           <w:bCs w:val="1"/>
@@ -28851,6 +29793,7 @@
           </w:tcPr>
           <w:p>
             <w:pPr>
+              <w:ind w:left="0" w:right="-1.6535433070862382" w:firstLine="0"/>
               <w:jc w:val="center"/>
               <w:rPr>
                 <w:b w:val="1"/>
@@ -28888,6 +29831,7 @@
           </w:tcPr>
           <w:p>
             <w:pPr>
+              <w:ind w:left="0" w:right="-1.6535433070862382" w:firstLine="0"/>
               <w:jc w:val="center"/>
               <w:rPr>
                 <w:b w:val="1"/>
@@ -28931,6 +29875,7 @@
           </w:tcPr>
           <w:p>
             <w:pPr>
+              <w:ind w:left="0" w:right="-1.6535433070862382" w:firstLine="0"/>
               <w:jc w:val="center"/>
               <w:rPr>
                 <w:b w:val="1"/>
@@ -28965,6 +29910,7 @@
           </w:tcPr>
           <w:p>
             <w:pPr>
+              <w:ind w:left="0" w:right="-1.6535433070862382" w:firstLine="0"/>
               <w:rPr/>
             </w:pPr>
             <w:r>
@@ -29000,6 +29946,7 @@
           </w:tcPr>
           <w:p>
             <w:pPr>
+              <w:ind w:left="0" w:right="-1.6535433070862382" w:firstLine="0"/>
               <w:jc w:val="center"/>
               <w:rPr>
                 <w:b w:val="1"/>
@@ -29034,6 +29981,7 @@
           </w:tcPr>
           <w:p>
             <w:pPr>
+              <w:ind w:left="0" w:right="-1.6535433070862382" w:firstLine="0"/>
               <w:rPr/>
             </w:pPr>
             <w:r>
@@ -29069,6 +30017,7 @@
           </w:tcPr>
           <w:p>
             <w:pPr>
+              <w:ind w:left="0" w:right="-1.6535433070862382" w:firstLine="0"/>
               <w:jc w:val="center"/>
               <w:rPr>
                 <w:b w:val="1"/>
@@ -29103,6 +30052,7 @@
           </w:tcPr>
           <w:p>
             <w:pPr>
+              <w:ind w:left="0" w:right="-1.6535433070862382" w:firstLine="0"/>
               <w:rPr/>
             </w:pPr>
             <w:r>
@@ -29138,6 +30088,7 @@
           </w:tcPr>
           <w:p>
             <w:pPr>
+              <w:ind w:left="0" w:right="-1.6535433070862382" w:firstLine="0"/>
               <w:jc w:val="center"/>
               <w:rPr>
                 <w:b w:val="1"/>
@@ -29172,6 +30123,7 @@
           </w:tcPr>
           <w:p>
             <w:pPr>
+              <w:ind w:left="0" w:right="-1.6535433070862382" w:firstLine="0"/>
               <w:rPr/>
             </w:pPr>
             <w:r>
@@ -29207,6 +30159,7 @@
           </w:tcPr>
           <w:p>
             <w:pPr>
+              <w:ind w:left="0" w:right="-1.6535433070862382" w:firstLine="0"/>
               <w:jc w:val="center"/>
               <w:rPr>
                 <w:b w:val="1"/>
@@ -29241,6 +30194,7 @@
           </w:tcPr>
           <w:p>
             <w:pPr>
+              <w:ind w:left="0" w:right="-1.6535433070862382" w:firstLine="0"/>
               <w:rPr/>
             </w:pPr>
             <w:r>
@@ -29276,6 +30230,7 @@
           </w:tcPr>
           <w:p>
             <w:pPr>
+              <w:ind w:left="0" w:right="-1.6535433070862382" w:firstLine="0"/>
               <w:jc w:val="center"/>
               <w:rPr>
                 <w:b w:val="1"/>
@@ -29310,6 +30265,7 @@
           </w:tcPr>
           <w:p>
             <w:pPr>
+              <w:ind w:left="0" w:right="-1.6535433070862382" w:firstLine="0"/>
               <w:rPr/>
             </w:pPr>
             <w:r>
@@ -29329,6 +30285,7 @@
           </w:p>
           <w:p>
             <w:pPr>
+              <w:ind w:left="0" w:right="-1.6535433070862382" w:firstLine="0"/>
               <w:rPr/>
             </w:pPr>
             <w:r>
@@ -29348,6 +30305,7 @@
           </w:p>
           <w:p>
             <w:pPr>
+              <w:ind w:left="0" w:right="-1.6535433070862382" w:firstLine="0"/>
               <w:rPr/>
             </w:pPr>
             <w:r>
@@ -29367,6 +30325,7 @@
           </w:p>
           <w:p>
             <w:pPr>
+              <w:ind w:left="0" w:right="-1.6535433070862382" w:firstLine="0"/>
               <w:rPr/>
             </w:pPr>
             <w:r>
@@ -29386,6 +30345,7 @@
           </w:p>
           <w:p>
             <w:pPr>
+              <w:ind w:left="0" w:right="-1.6535433070862382" w:firstLine="0"/>
               <w:rPr/>
             </w:pPr>
             <w:r>
@@ -29405,6 +30365,7 @@
           </w:p>
           <w:p>
             <w:pPr>
+              <w:ind w:left="0" w:right="-1.6535433070862382" w:firstLine="0"/>
               <w:rPr/>
             </w:pPr>
             <w:r>
@@ -29448,6 +30409,7 @@
           </w:tcPr>
           <w:p>
             <w:pPr>
+              <w:ind w:left="0" w:right="-1.6535433070862382" w:firstLine="0"/>
               <w:jc w:val="center"/>
               <w:rPr>
                 <w:b w:val="1"/>
@@ -29482,6 +30444,7 @@
           </w:tcPr>
           <w:p>
             <w:pPr>
+              <w:ind w:left="0" w:right="-1.6535433070862382" w:firstLine="0"/>
               <w:rPr/>
             </w:pPr>
             <w:r>
@@ -29494,6 +30457,7 @@
           </w:p>
           <w:p>
             <w:pPr>
+              <w:ind w:left="0" w:right="-1.6535433070862382" w:firstLine="0"/>
               <w:rPr/>
             </w:pPr>
             <w:r>
@@ -29530,6 +30494,7 @@
           </w:tcPr>
           <w:p>
             <w:pPr>
+              <w:ind w:left="0" w:right="-1.6535433070862382" w:firstLine="0"/>
               <w:jc w:val="center"/>
               <w:rPr>
                 <w:b w:val="1"/>
@@ -29568,6 +30533,7 @@
           </w:tcPr>
           <w:p>
             <w:pPr>
+              <w:ind w:left="0" w:right="-1.6535433070862382" w:firstLine="0"/>
               <w:rPr/>
             </w:pPr>
             <w:r>
@@ -29582,6 +30548,7 @@
     </w:tbl>
     <w:p>
       <w:pPr>
+        <w:ind w:left="0" w:right="-1.6535433070862382" w:firstLine="0"/>
         <w:rPr/>
       </w:pPr>
       <w:r>
@@ -29592,6 +30559,7 @@
     </w:p>
     <w:p>
       <w:pPr>
+        <w:ind w:left="0" w:right="-1.6535433070862382" w:firstLine="0"/>
         <w:rPr/>
       </w:pPr>
       <w:r>
@@ -29602,6 +30570,7 @@
     </w:p>
     <w:p>
       <w:pPr>
+        <w:ind w:left="0" w:right="-1.6535433070862382" w:firstLine="0"/>
         <w:rPr/>
       </w:pPr>
       <w:r>
@@ -29612,6 +30581,7 @@
     </w:p>
     <w:p>
       <w:pPr>
+        <w:ind w:left="0" w:right="-1.6535433070862382" w:firstLine="0"/>
         <w:rPr/>
       </w:pPr>
       <w:r>
@@ -29623,6 +30593,7 @@
     <w:p>
       <w:pPr>
         <w:pStyle w:val="Heading3"/>
+        <w:ind w:left="0" w:right="-1.6535433070862382" w:firstLine="0"/>
         <w:rPr>
           <w:b w:val="1"/>
           <w:bCs w:val="1"/>
@@ -29643,6 +30614,7 @@
     </w:p>
     <w:p>
       <w:pPr>
+        <w:ind w:left="0" w:right="-1.6535433070862382" w:firstLine="0"/>
         <w:rPr>
           <w:b w:val="1"/>
           <w:bCs w:val="1"/>
@@ -29708,6 +30680,7 @@
           </w:tcPr>
           <w:p>
             <w:pPr>
+              <w:ind w:left="0" w:right="-1.6535433070862382" w:firstLine="0"/>
               <w:jc w:val="center"/>
               <w:rPr>
                 <w:b w:val="1"/>
@@ -29745,6 +30718,7 @@
           </w:tcPr>
           <w:p>
             <w:pPr>
+              <w:ind w:left="0" w:right="-1.6535433070862382" w:firstLine="0"/>
               <w:jc w:val="center"/>
               <w:rPr>
                 <w:b w:val="1"/>
@@ -29788,6 +30762,7 @@
           </w:tcPr>
           <w:p>
             <w:pPr>
+              <w:ind w:left="0" w:right="-1.6535433070862382" w:firstLine="0"/>
               <w:jc w:val="center"/>
               <w:rPr>
                 <w:b w:val="1"/>
@@ -29822,6 +30797,7 @@
           </w:tcPr>
           <w:p>
             <w:pPr>
+              <w:ind w:left="0" w:right="-1.6535433070862382" w:firstLine="0"/>
               <w:rPr/>
             </w:pPr>
             <w:r>
@@ -29857,6 +30833,7 @@
           </w:tcPr>
           <w:p>
             <w:pPr>
+              <w:ind w:left="0" w:right="-1.6535433070862382" w:firstLine="0"/>
               <w:jc w:val="center"/>
               <w:rPr>
                 <w:b w:val="1"/>
@@ -29891,6 +30868,7 @@
           </w:tcPr>
           <w:p>
             <w:pPr>
+              <w:ind w:left="0" w:right="-1.6535433070862382" w:firstLine="0"/>
               <w:rPr/>
             </w:pPr>
             <w:r>
@@ -29926,6 +30904,7 @@
           </w:tcPr>
           <w:p>
             <w:pPr>
+              <w:ind w:left="0" w:right="-1.6535433070862382" w:firstLine="0"/>
               <w:jc w:val="center"/>
               <w:rPr>
                 <w:b w:val="1"/>
@@ -29960,6 +30939,7 @@
           </w:tcPr>
           <w:p>
             <w:pPr>
+              <w:ind w:left="0" w:right="-1.6535433070862382" w:firstLine="0"/>
               <w:rPr/>
             </w:pPr>
             <w:r>
@@ -29995,6 +30975,7 @@
           </w:tcPr>
           <w:p>
             <w:pPr>
+              <w:ind w:left="0" w:right="-1.6535433070862382" w:firstLine="0"/>
               <w:jc w:val="center"/>
               <w:rPr>
                 <w:b w:val="1"/>
@@ -30029,6 +31010,7 @@
           </w:tcPr>
           <w:p>
             <w:pPr>
+              <w:ind w:left="0" w:right="-1.6535433070862382" w:firstLine="0"/>
               <w:rPr/>
             </w:pPr>
             <w:r>
@@ -30064,6 +31046,7 @@
           </w:tcPr>
           <w:p>
             <w:pPr>
+              <w:ind w:left="0" w:right="-1.6535433070862382" w:firstLine="0"/>
               <w:jc w:val="center"/>
               <w:rPr>
                 <w:b w:val="1"/>
@@ -30098,6 +31081,7 @@
           </w:tcPr>
           <w:p>
             <w:pPr>
+              <w:ind w:left="0" w:right="-1.6535433070862382" w:firstLine="0"/>
               <w:rPr/>
             </w:pPr>
             <w:r>
@@ -30133,6 +31117,7 @@
           </w:tcPr>
           <w:p>
             <w:pPr>
+              <w:ind w:left="0" w:right="-1.6535433070862382" w:firstLine="0"/>
               <w:jc w:val="center"/>
               <w:rPr>
                 <w:b w:val="1"/>
@@ -30167,6 +31152,7 @@
           </w:tcPr>
           <w:p>
             <w:pPr>
+              <w:ind w:left="0" w:right="-1.6535433070862382" w:firstLine="0"/>
               <w:rPr/>
             </w:pPr>
             <w:r>
@@ -30186,6 +31172,7 @@
           </w:p>
           <w:p>
             <w:pPr>
+              <w:ind w:left="0" w:right="-1.6535433070862382" w:firstLine="0"/>
               <w:rPr/>
             </w:pPr>
             <w:r>
@@ -30205,6 +31192,7 @@
           </w:p>
           <w:p>
             <w:pPr>
+              <w:ind w:left="0" w:right="-1.6535433070862382" w:firstLine="0"/>
               <w:rPr/>
             </w:pPr>
             <w:r>
@@ -30224,6 +31212,7 @@
           </w:p>
           <w:p>
             <w:pPr>
+              <w:ind w:left="0" w:right="-1.6535433070862382" w:firstLine="0"/>
               <w:rPr/>
             </w:pPr>
             <w:r>
@@ -30243,6 +31232,7 @@
           </w:p>
           <w:p>
             <w:pPr>
+              <w:ind w:left="0" w:right="-1.6535433070862382" w:firstLine="0"/>
               <w:rPr/>
             </w:pPr>
             <w:r>
@@ -30262,6 +31252,7 @@
           </w:p>
           <w:p>
             <w:pPr>
+              <w:ind w:left="0" w:right="-1.6535433070862382" w:firstLine="0"/>
               <w:rPr/>
             </w:pPr>
             <w:r>
@@ -30305,6 +31296,7 @@
           </w:tcPr>
           <w:p>
             <w:pPr>
+              <w:ind w:left="0" w:right="-1.6535433070862382" w:firstLine="0"/>
               <w:jc w:val="center"/>
               <w:rPr>
                 <w:b w:val="1"/>
@@ -30339,6 +31331,7 @@
           </w:tcPr>
           <w:p>
             <w:pPr>
+              <w:ind w:left="0" w:right="-1.6535433070862382" w:firstLine="0"/>
               <w:rPr/>
             </w:pPr>
             <w:r>
@@ -30351,6 +31344,7 @@
           </w:p>
           <w:p>
             <w:pPr>
+              <w:ind w:left="0" w:right="-1.6535433070862382" w:firstLine="0"/>
               <w:rPr/>
             </w:pPr>
             <w:r>
@@ -30387,6 +31381,7 @@
           </w:tcPr>
           <w:p>
             <w:pPr>
+              <w:ind w:left="0" w:right="-1.6535433070862382" w:firstLine="0"/>
               <w:jc w:val="center"/>
               <w:rPr>
                 <w:b w:val="1"/>
@@ -30421,6 +31416,7 @@
           </w:tcPr>
           <w:p>
             <w:pPr>
+              <w:ind w:left="0" w:right="-1.6535433070862382" w:firstLine="0"/>
               <w:rPr/>
             </w:pPr>
             <w:r>
@@ -30435,6 +31431,7 @@
     </w:tbl>
     <w:p>
       <w:pPr>
+        <w:ind w:left="0" w:right="-1.6535433070862382" w:firstLine="0"/>
         <w:rPr/>
       </w:pPr>
       <w:r>
@@ -30446,6 +31443,7 @@
     <w:p>
       <w:pPr>
         <w:pStyle w:val="Heading3"/>
+        <w:ind w:left="0" w:right="-1.6535433070862382" w:firstLine="0"/>
         <w:rPr>
           <w:b w:val="1"/>
           <w:bCs w:val="1"/>
@@ -30463,6 +31461,7 @@
     <w:p>
       <w:pPr>
         <w:pStyle w:val="Heading3"/>
+        <w:ind w:left="0" w:right="-1.6535433070862382" w:firstLine="0"/>
         <w:rPr>
           <w:b w:val="1"/>
           <w:bCs w:val="1"/>
@@ -30479,6 +31478,7 @@
     </w:p>
     <w:p>
       <w:pPr>
+        <w:ind w:left="0" w:right="-1.6535433070862382" w:firstLine="0"/>
         <w:rPr/>
       </w:pPr>
       <w:r>
@@ -30489,6 +31489,7 @@
     </w:p>
     <w:p>
       <w:pPr>
+        <w:ind w:left="0" w:right="-1.6535433070862382" w:firstLine="0"/>
         <w:rPr/>
       </w:pPr>
       <w:r>
@@ -30499,6 +31500,7 @@
     </w:p>
     <w:p>
       <w:pPr>
+        <w:ind w:left="0" w:right="-1.6535433070862382" w:firstLine="0"/>
         <w:rPr/>
       </w:pPr>
       <w:r>
@@ -30510,6 +31512,7 @@
     <w:p>
       <w:pPr>
         <w:pStyle w:val="Heading3"/>
+        <w:ind w:left="0" w:right="-1.6535433070862382" w:firstLine="0"/>
         <w:rPr>
           <w:b w:val="1"/>
           <w:bCs w:val="1"/>
@@ -30530,6 +31533,7 @@
     </w:p>
     <w:p>
       <w:pPr>
+        <w:ind w:left="0" w:right="-1.6535433070862382" w:firstLine="0"/>
         <w:rPr>
           <w:b w:val="1"/>
           <w:bCs w:val="1"/>
@@ -30594,6 +31598,7 @@
           </w:tcPr>
           <w:p>
             <w:pPr>
+              <w:ind w:left="0" w:right="-1.6535433070862382" w:firstLine="0"/>
               <w:jc w:val="center"/>
               <w:rPr>
                 <w:b w:val="1"/>
@@ -30631,6 +31636,7 @@
           </w:tcPr>
           <w:p>
             <w:pPr>
+              <w:ind w:left="0" w:right="-1.6535433070862382" w:firstLine="0"/>
               <w:jc w:val="center"/>
               <w:rPr>
                 <w:b w:val="1"/>
@@ -30674,6 +31680,7 @@
           </w:tcPr>
           <w:p>
             <w:pPr>
+              <w:ind w:left="0" w:right="-1.6535433070862382" w:firstLine="0"/>
               <w:jc w:val="center"/>
               <w:rPr>
                 <w:b w:val="1"/>
@@ -30708,6 +31715,7 @@
           </w:tcPr>
           <w:p>
             <w:pPr>
+              <w:ind w:left="0" w:right="-1.6535433070862382" w:firstLine="0"/>
               <w:rPr/>
             </w:pPr>
             <w:r>
@@ -30743,6 +31751,7 @@
           </w:tcPr>
           <w:p>
             <w:pPr>
+              <w:ind w:left="0" w:right="-1.6535433070862382" w:firstLine="0"/>
               <w:jc w:val="center"/>
               <w:rPr>
                 <w:b w:val="1"/>
@@ -30777,6 +31786,7 @@
           </w:tcPr>
           <w:p>
             <w:pPr>
+              <w:ind w:left="0" w:right="-1.6535433070862382" w:firstLine="0"/>
               <w:rPr/>
             </w:pPr>
             <w:r>
@@ -30812,6 +31822,7 @@
           </w:tcPr>
           <w:p>
             <w:pPr>
+              <w:ind w:left="0" w:right="-1.6535433070862382" w:firstLine="0"/>
               <w:jc w:val="center"/>
               <w:rPr>
                 <w:b w:val="1"/>
@@ -30846,6 +31857,7 @@
           </w:tcPr>
           <w:p>
             <w:pPr>
+              <w:ind w:left="0" w:right="-1.6535433070862382" w:firstLine="0"/>
               <w:rPr/>
             </w:pPr>
             <w:r>
@@ -30881,6 +31893,7 @@
           </w:tcPr>
           <w:p>
             <w:pPr>
+              <w:ind w:left="0" w:right="-1.6535433070862382" w:firstLine="0"/>
               <w:jc w:val="center"/>
               <w:rPr>
                 <w:b w:val="1"/>
@@ -30915,6 +31928,7 @@
           </w:tcPr>
           <w:p>
             <w:pPr>
+              <w:ind w:left="0" w:right="-1.6535433070862382" w:firstLine="0"/>
               <w:rPr/>
             </w:pPr>
             <w:r>
@@ -30950,6 +31964,7 @@
           </w:tcPr>
           <w:p>
             <w:pPr>
+              <w:ind w:left="0" w:right="-1.6535433070862382" w:firstLine="0"/>
               <w:jc w:val="center"/>
               <w:rPr>
                 <w:b w:val="1"/>
@@ -30984,6 +31999,7 @@
           </w:tcPr>
           <w:p>
             <w:pPr>
+              <w:ind w:left="0" w:right="-1.6535433070862382" w:firstLine="0"/>
               <w:rPr/>
             </w:pPr>
             <w:r>
@@ -31019,6 +32035,7 @@
           </w:tcPr>
           <w:p>
             <w:pPr>
+              <w:ind w:left="0" w:right="-1.6535433070862382" w:firstLine="0"/>
               <w:jc w:val="center"/>
               <w:rPr>
                 <w:b w:val="1"/>
@@ -31053,6 +32070,7 @@
           </w:tcPr>
           <w:p>
             <w:pPr>
+              <w:ind w:left="0" w:right="-1.6535433070862382" w:firstLine="0"/>
               <w:rPr/>
             </w:pPr>
             <w:r>
@@ -31072,6 +32090,7 @@
           </w:p>
           <w:p>
             <w:pPr>
+              <w:ind w:left="0" w:right="-1.6535433070862382" w:firstLine="0"/>
               <w:rPr/>
             </w:pPr>
             <w:r>
@@ -31091,6 +32110,7 @@
           </w:p>
           <w:p>
             <w:pPr>
+              <w:ind w:left="0" w:right="-1.6535433070862382" w:firstLine="0"/>
               <w:rPr/>
             </w:pPr>
             <w:r>
@@ -31110,6 +32130,7 @@
           </w:p>
           <w:p>
             <w:pPr>
+              <w:ind w:left="0" w:right="-1.6535433070862382" w:firstLine="0"/>
               <w:rPr/>
             </w:pPr>
             <w:r>
@@ -31129,6 +32150,7 @@
           </w:p>
           <w:p>
             <w:pPr>
+              <w:ind w:left="0" w:right="-1.6535433070862382" w:firstLine="0"/>
               <w:rPr/>
             </w:pPr>
             <w:r>
@@ -31172,6 +32194,7 @@
           </w:tcPr>
           <w:p>
             <w:pPr>
+              <w:ind w:left="0" w:right="-1.6535433070862382" w:firstLine="0"/>
               <w:jc w:val="center"/>
               <w:rPr>
                 <w:b w:val="1"/>
@@ -31206,6 +32229,7 @@
           </w:tcPr>
           <w:p>
             <w:pPr>
+              <w:ind w:left="0" w:right="-1.6535433070862382" w:firstLine="0"/>
               <w:rPr/>
             </w:pPr>
             <w:r>
@@ -31218,6 +32242,7 @@
           </w:p>
           <w:p>
             <w:pPr>
+              <w:ind w:left="0" w:right="-1.6535433070862382" w:firstLine="0"/>
               <w:rPr/>
             </w:pPr>
             <w:r>
@@ -31254,6 +32279,7 @@
           </w:tcPr>
           <w:p>
             <w:pPr>
+              <w:ind w:left="0" w:right="-1.6535433070862382" w:firstLine="0"/>
               <w:jc w:val="center"/>
               <w:rPr>
                 <w:b w:val="1"/>
@@ -31288,6 +32314,7 @@
           </w:tcPr>
           <w:p>
             <w:pPr>
+              <w:ind w:left="0" w:right="-1.6535433070862382" w:firstLine="0"/>
               <w:rPr/>
             </w:pPr>
             <w:r>
@@ -31302,6 +32329,7 @@
     </w:tbl>
     <w:p>
       <w:pPr>
+        <w:ind w:left="0" w:right="-1.6535433070862382" w:firstLine="0"/>
         <w:rPr/>
       </w:pPr>
       <w:r>
@@ -31313,6 +32341,7 @@
     <w:p>
       <w:pPr>
         <w:pStyle w:val="Heading2"/>
+        <w:ind w:left="0" w:right="-1.6535433070862382" w:firstLine="0"/>
         <w:rPr>
           <w:b w:val="1"/>
           <w:bCs w:val="1"/>
@@ -31332,6 +32361,7 @@
     <w:p>
       <w:pPr>
         <w:pStyle w:val="Heading3"/>
+        <w:ind w:left="0" w:right="-1.6535433070862382" w:firstLine="0"/>
         <w:rPr>
           <w:b w:val="1"/>
           <w:bCs w:val="1"/>
@@ -31352,6 +32382,7 @@
     </w:p>
     <w:p>
       <w:pPr>
+        <w:ind w:left="0" w:right="-1.6535433070862382" w:firstLine="0"/>
         <w:rPr>
           <w:b w:val="1"/>
           <w:bCs w:val="1"/>
@@ -31416,6 +32447,7 @@
           </w:tcPr>
           <w:p>
             <w:pPr>
+              <w:ind w:left="0" w:right="-1.6535433070862382" w:firstLine="0"/>
               <w:jc w:val="center"/>
               <w:rPr>
                 <w:b w:val="1"/>
@@ -31453,6 +32485,7 @@
           </w:tcPr>
           <w:p>
             <w:pPr>
+              <w:ind w:left="0" w:right="-1.6535433070862382" w:firstLine="0"/>
               <w:jc w:val="center"/>
               <w:rPr>
                 <w:b w:val="1"/>
@@ -31496,6 +32529,7 @@
           </w:tcPr>
           <w:p>
             <w:pPr>
+              <w:ind w:left="0" w:right="-1.6535433070862382" w:firstLine="0"/>
               <w:jc w:val="center"/>
               <w:rPr>
                 <w:b w:val="1"/>
@@ -31530,6 +32564,7 @@
           </w:tcPr>
           <w:p>
             <w:pPr>
+              <w:ind w:left="0" w:right="-1.6535433070862382" w:firstLine="0"/>
               <w:rPr/>
             </w:pPr>
             <w:r>
@@ -31565,6 +32600,7 @@
           </w:tcPr>
           <w:p>
             <w:pPr>
+              <w:ind w:left="0" w:right="-1.6535433070862382" w:firstLine="0"/>
               <w:jc w:val="center"/>
               <w:rPr>
                 <w:b w:val="1"/>
@@ -31599,6 +32635,7 @@
           </w:tcPr>
           <w:p>
             <w:pPr>
+              <w:ind w:left="0" w:right="-1.6535433070862382" w:firstLine="0"/>
               <w:rPr/>
             </w:pPr>
             <w:r>
@@ -31634,6 +32671,7 @@
           </w:tcPr>
           <w:p>
             <w:pPr>
+              <w:ind w:left="0" w:right="-1.6535433070862382" w:firstLine="0"/>
               <w:jc w:val="center"/>
               <w:rPr>
                 <w:b w:val="1"/>
@@ -31668,6 +32706,7 @@
           </w:tcPr>
           <w:p>
             <w:pPr>
+              <w:ind w:left="0" w:right="-1.6535433070862382" w:firstLine="0"/>
               <w:rPr/>
             </w:pPr>
             <w:r>
@@ -31703,6 +32742,7 @@
           </w:tcPr>
           <w:p>
             <w:pPr>
+              <w:ind w:left="0" w:right="-1.6535433070862382" w:firstLine="0"/>
               <w:jc w:val="center"/>
               <w:rPr>
                 <w:b w:val="1"/>
@@ -31737,6 +32777,7 @@
           </w:tcPr>
           <w:p>
             <w:pPr>
+              <w:ind w:left="0" w:right="-1.6535433070862382" w:firstLine="0"/>
               <w:rPr/>
             </w:pPr>
             <w:r>
@@ -31756,6 +32797,7 @@
           </w:p>
           <w:p>
             <w:pPr>
+              <w:ind w:left="0" w:right="-1.6535433070862382" w:firstLine="0"/>
               <w:rPr/>
             </w:pPr>
             <w:r>
@@ -31775,6 +32817,7 @@
           </w:p>
           <w:p>
             <w:pPr>
+              <w:ind w:left="0" w:right="-1.6535433070862382" w:firstLine="0"/>
               <w:rPr/>
             </w:pPr>
             <w:r>
@@ -31794,6 +32837,7 @@
           </w:p>
           <w:p>
             <w:pPr>
+              <w:ind w:left="0" w:right="-1.6535433070862382" w:firstLine="0"/>
               <w:rPr/>
             </w:pPr>
             <w:r>
@@ -31837,6 +32881,7 @@
           </w:tcPr>
           <w:p>
             <w:pPr>
+              <w:ind w:left="0" w:right="-1.6535433070862382" w:firstLine="0"/>
               <w:jc w:val="center"/>
               <w:rPr>
                 <w:b w:val="1"/>
@@ -31871,6 +32916,7 @@
           </w:tcPr>
           <w:p>
             <w:pPr>
+              <w:ind w:left="0" w:right="-1.6535433070862382" w:firstLine="0"/>
               <w:rPr/>
             </w:pPr>
             <w:r>
@@ -31883,6 +32929,7 @@
           </w:p>
           <w:p>
             <w:pPr>
+              <w:ind w:left="0" w:right="-1.6535433070862382" w:firstLine="0"/>
               <w:rPr/>
             </w:pPr>
             <w:r>
@@ -31919,6 +32966,7 @@
           </w:tcPr>
           <w:p>
             <w:pPr>
+              <w:ind w:left="0" w:right="-1.6535433070862382" w:firstLine="0"/>
               <w:jc w:val="center"/>
               <w:rPr>
                 <w:b w:val="1"/>
@@ -31953,6 +33001,7 @@
           </w:tcPr>
           <w:p>
             <w:pPr>
+              <w:ind w:left="0" w:right="-1.6535433070862382" w:firstLine="0"/>
               <w:rPr/>
             </w:pPr>
             <w:r>
@@ -31967,6 +33016,7 @@
     </w:tbl>
     <w:p>
       <w:pPr>
+        <w:ind w:left="0" w:right="-1.6535433070862382" w:firstLine="0"/>
         <w:rPr/>
       </w:pPr>
       <w:r>
@@ -31977,6 +33027,7 @@
     </w:p>
     <w:p>
       <w:pPr>
+        <w:ind w:left="0" w:right="-1.6535433070862382" w:firstLine="0"/>
         <w:rPr/>
       </w:pPr>
       <w:r>
@@ -31988,6 +33039,7 @@
     <w:p>
       <w:pPr>
         <w:pStyle w:val="Heading3"/>
+        <w:ind w:left="0" w:right="-1.6535433070862382" w:firstLine="0"/>
         <w:rPr>
           <w:b w:val="1"/>
           <w:bCs w:val="1"/>
@@ -32008,6 +33060,7 @@
     </w:p>
     <w:p>
       <w:pPr>
+        <w:ind w:left="0" w:right="-1.6535433070862382" w:firstLine="0"/>
         <w:rPr>
           <w:b w:val="1"/>
           <w:bCs w:val="1"/>
@@ -32072,6 +33125,7 @@
           </w:tcPr>
           <w:p>
             <w:pPr>
+              <w:ind w:left="0" w:right="-1.6535433070862382" w:firstLine="0"/>
               <w:jc w:val="center"/>
               <w:rPr>
                 <w:b w:val="1"/>
@@ -32109,6 +33163,7 @@
           </w:tcPr>
           <w:p>
             <w:pPr>
+              <w:ind w:left="0" w:right="-1.6535433070862382" w:firstLine="0"/>
               <w:jc w:val="center"/>
               <w:rPr>
                 <w:b w:val="1"/>
@@ -32152,6 +33207,7 @@
           </w:tcPr>
           <w:p>
             <w:pPr>
+              <w:ind w:left="0" w:right="-1.6535433070862382" w:firstLine="0"/>
               <w:jc w:val="center"/>
               <w:rPr>
                 <w:b w:val="1"/>
@@ -32186,6 +33242,7 @@
           </w:tcPr>
           <w:p>
             <w:pPr>
+              <w:ind w:left="0" w:right="-1.6535433070862382" w:firstLine="0"/>
               <w:rPr/>
             </w:pPr>
             <w:r>
@@ -32221,6 +33278,7 @@
           </w:tcPr>
           <w:p>
             <w:pPr>
+              <w:ind w:left="0" w:right="-1.6535433070862382" w:firstLine="0"/>
               <w:jc w:val="center"/>
               <w:rPr>
                 <w:b w:val="1"/>
@@ -32255,6 +33313,7 @@
           </w:tcPr>
           <w:p>
             <w:pPr>
+              <w:ind w:left="0" w:right="-1.6535433070862382" w:firstLine="0"/>
               <w:rPr/>
             </w:pPr>
             <w:r>
@@ -32290,6 +33349,7 @@
           </w:tcPr>
           <w:p>
             <w:pPr>
+              <w:ind w:left="0" w:right="-1.6535433070862382" w:firstLine="0"/>
               <w:jc w:val="center"/>
               <w:rPr>
                 <w:b w:val="1"/>
@@ -32324,6 +33384,7 @@
           </w:tcPr>
           <w:p>
             <w:pPr>
+              <w:ind w:left="0" w:right="-1.6535433070862382" w:firstLine="0"/>
               <w:rPr/>
             </w:pPr>
             <w:r>
@@ -32359,6 +33420,7 @@
           </w:tcPr>
           <w:p>
             <w:pPr>
+              <w:ind w:left="0" w:right="-1.6535433070862382" w:firstLine="0"/>
               <w:jc w:val="center"/>
               <w:rPr>
                 <w:b w:val="1"/>
@@ -32393,6 +33455,7 @@
           </w:tcPr>
           <w:p>
             <w:pPr>
+              <w:ind w:left="0" w:right="-1.6535433070862382" w:firstLine="0"/>
               <w:rPr/>
             </w:pPr>
             <w:r>
@@ -32412,6 +33475,7 @@
           </w:p>
           <w:p>
             <w:pPr>
+              <w:ind w:left="0" w:right="-1.6535433070862382" w:firstLine="0"/>
               <w:rPr/>
             </w:pPr>
             <w:r>
@@ -32431,6 +33495,7 @@
           </w:p>
           <w:p>
             <w:pPr>
+              <w:ind w:left="0" w:right="-1.6535433070862382" w:firstLine="0"/>
               <w:rPr/>
             </w:pPr>
             <w:r>
@@ -32450,6 +33515,7 @@
           </w:p>
           <w:p>
             <w:pPr>
+              <w:ind w:left="0" w:right="-1.6535433070862382" w:firstLine="0"/>
               <w:rPr/>
             </w:pPr>
             <w:r>
@@ -32493,6 +33559,7 @@
           </w:tcPr>
           <w:p>
             <w:pPr>
+              <w:ind w:left="0" w:right="-1.6535433070862382" w:firstLine="0"/>
               <w:jc w:val="center"/>
               <w:rPr>
                 <w:b w:val="1"/>
@@ -32527,6 +33594,7 @@
           </w:tcPr>
           <w:p>
             <w:pPr>
+              <w:ind w:left="0" w:right="-1.6535433070862382" w:firstLine="0"/>
               <w:rPr/>
             </w:pPr>
             <w:r>
@@ -32539,6 +33607,7 @@
           </w:p>
           <w:p>
             <w:pPr>
+              <w:ind w:left="0" w:right="-1.6535433070862382" w:firstLine="0"/>
               <w:rPr/>
             </w:pPr>
             <w:r>
@@ -32575,6 +33644,7 @@
           </w:tcPr>
           <w:p>
             <w:pPr>
+              <w:ind w:left="0" w:right="-1.6535433070862382" w:firstLine="0"/>
               <w:jc w:val="center"/>
               <w:rPr>
                 <w:b w:val="1"/>
@@ -32609,6 +33679,7 @@
           </w:tcPr>
           <w:p>
             <w:pPr>
+              <w:ind w:left="0" w:right="-1.6535433070862382" w:firstLine="0"/>
               <w:rPr/>
             </w:pPr>
             <w:r>
@@ -32623,6 +33694,7 @@
     </w:tbl>
     <w:p>
       <w:pPr>
+        <w:ind w:left="0" w:right="-1.6535433070862382" w:firstLine="0"/>
         <w:rPr/>
       </w:pPr>
       <w:r>
@@ -32634,6 +33706,7 @@
     <w:p>
       <w:pPr>
         <w:pStyle w:val="Heading3"/>
+        <w:ind w:left="0" w:right="-1.6535433070862382" w:firstLine="0"/>
         <w:rPr>
           <w:b w:val="1"/>
           <w:bCs w:val="1"/>
@@ -32652,6 +33725,7 @@
     </w:p>
     <w:p>
       <w:pPr>
+        <w:ind w:left="0" w:right="-1.6535433070862382" w:firstLine="0"/>
         <w:rPr>
           <w:b w:val="1"/>
           <w:bCs w:val="1"/>
@@ -32716,6 +33790,7 @@
           </w:tcPr>
           <w:p>
             <w:pPr>
+              <w:ind w:left="0" w:right="-1.6535433070862382" w:firstLine="0"/>
               <w:jc w:val="center"/>
               <w:rPr>
                 <w:b w:val="1"/>
@@ -32753,6 +33828,7 @@
           </w:tcPr>
           <w:p>
             <w:pPr>
+              <w:ind w:left="0" w:right="-1.6535433070862382" w:firstLine="0"/>
               <w:jc w:val="center"/>
               <w:rPr>
                 <w:b w:val="1"/>
@@ -32796,6 +33872,7 @@
           </w:tcPr>
           <w:p>
             <w:pPr>
+              <w:ind w:left="0" w:right="-1.6535433070862382" w:firstLine="0"/>
               <w:jc w:val="center"/>
               <w:rPr>
                 <w:b w:val="1"/>
@@ -32830,6 +33907,7 @@
           </w:tcPr>
           <w:p>
             <w:pPr>
+              <w:ind w:left="0" w:right="-1.6535433070862382" w:firstLine="0"/>
               <w:rPr/>
             </w:pPr>
             <w:r>
@@ -32865,6 +33943,7 @@
           </w:tcPr>
           <w:p>
             <w:pPr>
+              <w:ind w:left="0" w:right="-1.6535433070862382" w:firstLine="0"/>
               <w:jc w:val="center"/>
               <w:rPr>
                 <w:b w:val="1"/>
@@ -32899,6 +33978,7 @@
           </w:tcPr>
           <w:p>
             <w:pPr>
+              <w:ind w:left="0" w:right="-1.6535433070862382" w:firstLine="0"/>
               <w:rPr/>
             </w:pPr>
             <w:r>
@@ -32934,6 +34014,7 @@
           </w:tcPr>
           <w:p>
             <w:pPr>
+              <w:ind w:left="0" w:right="-1.6535433070862382" w:firstLine="0"/>
               <w:jc w:val="center"/>
               <w:rPr>
                 <w:b w:val="1"/>
@@ -32968,6 +34049,7 @@
           </w:tcPr>
           <w:p>
             <w:pPr>
+              <w:ind w:left="0" w:right="-1.6535433070862382" w:firstLine="0"/>
               <w:rPr/>
             </w:pPr>
             <w:r>
@@ -33003,6 +34085,7 @@
           </w:tcPr>
           <w:p>
             <w:pPr>
+              <w:ind w:left="0" w:right="-1.6535433070862382" w:firstLine="0"/>
               <w:jc w:val="center"/>
               <w:rPr>
                 <w:b w:val="1"/>
@@ -33037,6 +34120,7 @@
           </w:tcPr>
           <w:p>
             <w:pPr>
+              <w:ind w:left="0" w:right="-1.6535433070862382" w:firstLine="0"/>
               <w:rPr/>
             </w:pPr>
             <w:r>
@@ -33056,6 +34140,7 @@
           </w:p>
           <w:p>
             <w:pPr>
+              <w:ind w:left="0" w:right="-1.6535433070862382" w:firstLine="0"/>
               <w:rPr/>
             </w:pPr>
             <w:r>
@@ -33075,6 +34160,7 @@
           </w:p>
           <w:p>
             <w:pPr>
+              <w:ind w:left="0" w:right="-1.6535433070862382" w:firstLine="0"/>
               <w:rPr/>
             </w:pPr>
             <w:r>
@@ -33094,6 +34180,7 @@
           </w:p>
           <w:p>
             <w:pPr>
+              <w:ind w:left="0" w:right="-1.6535433070862382" w:firstLine="0"/>
               <w:rPr/>
             </w:pPr>
             <w:r>
@@ -33137,6 +34224,7 @@
           </w:tcPr>
           <w:p>
             <w:pPr>
+              <w:ind w:left="0" w:right="-1.6535433070862382" w:firstLine="0"/>
               <w:jc w:val="center"/>
               <w:rPr>
                 <w:b w:val="1"/>
@@ -33171,6 +34259,7 @@
           </w:tcPr>
           <w:p>
             <w:pPr>
+              <w:ind w:left="0" w:right="-1.6535433070862382" w:firstLine="0"/>
               <w:rPr/>
             </w:pPr>
             <w:r>
@@ -33183,6 +34272,7 @@
           </w:p>
           <w:p>
             <w:pPr>
+              <w:ind w:left="0" w:right="-1.6535433070862382" w:firstLine="0"/>
               <w:rPr/>
             </w:pPr>
             <w:r>
@@ -33219,6 +34309,7 @@
           </w:tcPr>
           <w:p>
             <w:pPr>
+              <w:ind w:left="0" w:right="-1.6535433070862382" w:firstLine="0"/>
               <w:jc w:val="center"/>
               <w:rPr>
                 <w:b w:val="1"/>
@@ -33253,6 +34344,7 @@
           </w:tcPr>
           <w:p>
             <w:pPr>
+              <w:ind w:left="0" w:right="-1.6535433070862382" w:firstLine="0"/>
               <w:rPr/>
             </w:pPr>
             <w:r>
@@ -33267,6 +34359,7 @@
     </w:tbl>
     <w:p>
       <w:pPr>
+        <w:ind w:left="0" w:right="-1.6535433070862382" w:firstLine="0"/>
         <w:rPr/>
       </w:pPr>
       <w:r>
@@ -33278,6 +34371,7 @@
     <w:p>
       <w:pPr>
         <w:pStyle w:val="Heading3"/>
+        <w:ind w:left="0" w:right="-1.6535433070862382" w:firstLine="0"/>
         <w:rPr>
           <w:b w:val="1"/>
           <w:bCs w:val="1"/>
@@ -33296,6 +34390,7 @@
     </w:p>
     <w:p>
       <w:pPr>
+        <w:ind w:left="0" w:right="-1.6535433070862382" w:firstLine="0"/>
         <w:rPr>
           <w:b w:val="1"/>
           <w:bCs w:val="1"/>
@@ -33360,6 +34455,7 @@
           </w:tcPr>
           <w:p>
             <w:pPr>
+              <w:ind w:left="0" w:right="-1.6535433070862382" w:firstLine="0"/>
               <w:jc w:val="center"/>
               <w:rPr>
                 <w:b w:val="1"/>
@@ -33397,6 +34493,7 @@
           </w:tcPr>
           <w:p>
             <w:pPr>
+              <w:ind w:left="0" w:right="-1.6535433070862382" w:firstLine="0"/>
               <w:jc w:val="center"/>
               <w:rPr>
                 <w:b w:val="1"/>
@@ -33440,6 +34537,7 @@
           </w:tcPr>
           <w:p>
             <w:pPr>
+              <w:ind w:left="0" w:right="-1.6535433070862382" w:firstLine="0"/>
               <w:jc w:val="center"/>
               <w:rPr>
                 <w:b w:val="1"/>
@@ -33474,6 +34572,7 @@
           </w:tcPr>
           <w:p>
             <w:pPr>
+              <w:ind w:left="0" w:right="-1.6535433070862382" w:firstLine="0"/>
               <w:rPr/>
             </w:pPr>
             <w:r>
@@ -33509,6 +34608,7 @@
           </w:tcPr>
           <w:p>
             <w:pPr>
+              <w:ind w:left="0" w:right="-1.6535433070862382" w:firstLine="0"/>
               <w:jc w:val="center"/>
               <w:rPr>
                 <w:b w:val="1"/>
@@ -33543,6 +34643,7 @@
           </w:tcPr>
           <w:p>
             <w:pPr>
+              <w:ind w:left="0" w:right="-1.6535433070862382" w:firstLine="0"/>
               <w:rPr/>
             </w:pPr>
             <w:r>
@@ -33578,6 +34679,7 @@
           </w:tcPr>
           <w:p>
             <w:pPr>
+              <w:ind w:left="0" w:right="-1.6535433070862382" w:firstLine="0"/>
               <w:jc w:val="center"/>
               <w:rPr>
                 <w:b w:val="1"/>
@@ -33612,6 +34714,7 @@
           </w:tcPr>
           <w:p>
             <w:pPr>
+              <w:ind w:left="0" w:right="-1.6535433070862382" w:firstLine="0"/>
               <w:rPr/>
             </w:pPr>
             <w:r>
@@ -33647,6 +34750,7 @@
           </w:tcPr>
           <w:p>
             <w:pPr>
+              <w:ind w:left="0" w:right="-1.6535433070862382" w:firstLine="0"/>
               <w:jc w:val="center"/>
               <w:rPr>
                 <w:b w:val="1"/>
@@ -33681,6 +34785,7 @@
           </w:tcPr>
           <w:p>
             <w:pPr>
+              <w:ind w:left="0" w:right="-1.6535433070862382" w:firstLine="0"/>
               <w:rPr/>
             </w:pPr>
             <w:r>
@@ -33700,6 +34805,7 @@
           </w:p>
           <w:p>
             <w:pPr>
+              <w:ind w:left="0" w:right="-1.6535433070862382" w:firstLine="0"/>
               <w:rPr/>
             </w:pPr>
             <w:r>
@@ -33719,6 +34825,7 @@
           </w:p>
           <w:p>
             <w:pPr>
+              <w:ind w:left="0" w:right="-1.6535433070862382" w:firstLine="0"/>
               <w:rPr/>
             </w:pPr>
             <w:r>
@@ -33762,6 +34869,7 @@
           </w:tcPr>
           <w:p>
             <w:pPr>
+              <w:ind w:left="0" w:right="-1.6535433070862382" w:firstLine="0"/>
               <w:jc w:val="center"/>
               <w:rPr>
                 <w:b w:val="1"/>
@@ -33796,6 +34904,7 @@
           </w:tcPr>
           <w:p>
             <w:pPr>
+              <w:ind w:left="0" w:right="-1.6535433070862382" w:firstLine="0"/>
               <w:rPr/>
             </w:pPr>
             <w:r>
@@ -33808,6 +34917,7 @@
           </w:p>
           <w:p>
             <w:pPr>
+              <w:ind w:left="0" w:right="-1.6535433070862382" w:firstLine="0"/>
               <w:rPr/>
             </w:pPr>
             <w:r>
@@ -33844,6 +34954,7 @@
           </w:tcPr>
           <w:p>
             <w:pPr>
+              <w:ind w:left="0" w:right="-1.6535433070862382" w:firstLine="0"/>
               <w:jc w:val="center"/>
               <w:rPr>
                 <w:b w:val="1"/>
@@ -33878,6 +34989,7 @@
           </w:tcPr>
           <w:p>
             <w:pPr>
+              <w:ind w:left="0" w:right="-1.6535433070862382" w:firstLine="0"/>
               <w:rPr/>
             </w:pPr>
             <w:r>
@@ -33892,6 +35004,7 @@
     </w:tbl>
     <w:p>
       <w:pPr>
+        <w:ind w:left="0" w:right="-1.6535433070862382" w:firstLine="0"/>
         <w:rPr/>
       </w:pPr>
       <w:r>
@@ -33903,6 +35016,7 @@
     <w:p>
       <w:pPr>
         <w:pStyle w:val="Heading3"/>
+        <w:ind w:left="0" w:right="-1.6535433070862382" w:firstLine="0"/>
         <w:rPr>
           <w:b w:val="1"/>
           <w:bCs w:val="1"/>
@@ -33919,6 +35033,7 @@
     <w:p>
       <w:pPr>
         <w:pStyle w:val="Heading3"/>
+        <w:ind w:left="0" w:right="-1.6535433070862382" w:firstLine="0"/>
         <w:rPr>
           <w:b w:val="1"/>
           <w:bCs w:val="1"/>
@@ -33937,6 +35052,7 @@
     </w:p>
     <w:p>
       <w:pPr>
+        <w:ind w:left="0" w:right="-1.6535433070862382" w:firstLine="0"/>
         <w:rPr>
           <w:b w:val="1"/>
           <w:bCs w:val="1"/>
@@ -34001,6 +35117,7 @@
           </w:tcPr>
           <w:p>
             <w:pPr>
+              <w:ind w:left="0" w:right="-1.6535433070862382" w:firstLine="0"/>
               <w:jc w:val="center"/>
               <w:rPr>
                 <w:b w:val="1"/>
@@ -34038,6 +35155,7 @@
           </w:tcPr>
           <w:p>
             <w:pPr>
+              <w:ind w:left="0" w:right="-1.6535433070862382" w:firstLine="0"/>
               <w:jc w:val="center"/>
               <w:rPr>
                 <w:b w:val="1"/>
@@ -34081,6 +35199,7 @@
           </w:tcPr>
           <w:p>
             <w:pPr>
+              <w:ind w:left="0" w:right="-1.6535433070862382" w:firstLine="0"/>
               <w:jc w:val="center"/>
               <w:rPr>
                 <w:b w:val="1"/>
@@ -34115,6 +35234,7 @@
           </w:tcPr>
           <w:p>
             <w:pPr>
+              <w:ind w:left="0" w:right="-1.6535433070862382" w:firstLine="0"/>
               <w:rPr/>
             </w:pPr>
             <w:r>
@@ -34150,6 +35270,7 @@
           </w:tcPr>
           <w:p>
             <w:pPr>
+              <w:ind w:left="0" w:right="-1.6535433070862382" w:firstLine="0"/>
               <w:jc w:val="center"/>
               <w:rPr>
                 <w:b w:val="1"/>
@@ -34184,6 +35305,7 @@
           </w:tcPr>
           <w:p>
             <w:pPr>
+              <w:ind w:left="0" w:right="-1.6535433070862382" w:firstLine="0"/>
               <w:rPr/>
             </w:pPr>
             <w:r>
@@ -34219,6 +35341,7 @@
           </w:tcPr>
           <w:p>
             <w:pPr>
+              <w:ind w:left="0" w:right="-1.6535433070862382" w:firstLine="0"/>
               <w:jc w:val="center"/>
               <w:rPr>
                 <w:b w:val="1"/>
@@ -34253,6 +35376,7 @@
           </w:tcPr>
           <w:p>
             <w:pPr>
+              <w:ind w:left="0" w:right="-1.6535433070862382" w:firstLine="0"/>
               <w:rPr/>
             </w:pPr>
             <w:r>
@@ -34288,6 +35412,7 @@
           </w:tcPr>
           <w:p>
             <w:pPr>
+              <w:ind w:left="0" w:right="-1.6535433070862382" w:firstLine="0"/>
               <w:jc w:val="center"/>
               <w:rPr>
                 <w:b w:val="1"/>
@@ -34322,6 +35447,7 @@
           </w:tcPr>
           <w:p>
             <w:pPr>
+              <w:ind w:left="0" w:right="-1.6535433070862382" w:firstLine="0"/>
               <w:rPr/>
             </w:pPr>
             <w:r>
@@ -34341,6 +35467,7 @@
           </w:p>
           <w:p>
             <w:pPr>
+              <w:ind w:left="0" w:right="-1.6535433070862382" w:firstLine="0"/>
               <w:rPr/>
             </w:pPr>
             <w:r>
@@ -34360,6 +35487,7 @@
           </w:p>
           <w:p>
             <w:pPr>
+              <w:ind w:left="0" w:right="-1.6535433070862382" w:firstLine="0"/>
               <w:rPr/>
             </w:pPr>
             <w:r>
@@ -34379,6 +35507,7 @@
           </w:p>
           <w:p>
             <w:pPr>
+              <w:ind w:left="0" w:right="-1.6535433070862382" w:firstLine="0"/>
               <w:rPr/>
             </w:pPr>
             <w:r>
@@ -34422,6 +35551,7 @@
           </w:tcPr>
           <w:p>
             <w:pPr>
+              <w:ind w:left="0" w:right="-1.6535433070862382" w:firstLine="0"/>
               <w:jc w:val="center"/>
               <w:rPr>
                 <w:b w:val="1"/>
@@ -34456,6 +35586,7 @@
           </w:tcPr>
           <w:p>
             <w:pPr>
+              <w:ind w:left="0" w:right="-1.6535433070862382" w:firstLine="0"/>
               <w:rPr/>
             </w:pPr>
             <w:r>
@@ -34468,6 +35599,7 @@
           </w:p>
           <w:p>
             <w:pPr>
+              <w:ind w:left="0" w:right="-1.6535433070862382" w:firstLine="0"/>
               <w:rPr/>
             </w:pPr>
             <w:r>
@@ -34504,6 +35636,7 @@
           </w:tcPr>
           <w:p>
             <w:pPr>
+              <w:ind w:left="0" w:right="-1.6535433070862382" w:firstLine="0"/>
               <w:jc w:val="center"/>
               <w:rPr>
                 <w:b w:val="1"/>
@@ -34538,6 +35671,7 @@
           </w:tcPr>
           <w:p>
             <w:pPr>
+              <w:ind w:left="0" w:right="-1.6535433070862382" w:firstLine="0"/>
               <w:rPr/>
             </w:pPr>
             <w:r>
@@ -34552,6 +35686,7 @@
     </w:tbl>
     <w:p>
       <w:pPr>
+        <w:ind w:left="0" w:right="-1.6535433070862382" w:firstLine="0"/>
         <w:rPr/>
       </w:pPr>
       <w:r>
@@ -34563,6 +35698,7 @@
     <w:p>
       <w:pPr>
         <w:pStyle w:val="Heading3"/>
+        <w:ind w:left="0" w:right="-1.6535433070862382" w:firstLine="0"/>
         <w:rPr>
           <w:b w:val="1"/>
           <w:bCs w:val="1"/>
@@ -34581,6 +35717,7 @@
     </w:p>
     <w:p>
       <w:pPr>
+        <w:ind w:left="0" w:right="-1.6535433070862382" w:firstLine="0"/>
         <w:rPr>
           <w:b w:val="1"/>
           <w:bCs w:val="1"/>
@@ -34645,6 +35782,7 @@
           </w:tcPr>
           <w:p>
             <w:pPr>
+              <w:ind w:left="0" w:right="-1.6535433070862382" w:firstLine="0"/>
               <w:jc w:val="center"/>
               <w:rPr>
                 <w:b w:val="1"/>
@@ -34686,6 +35824,7 @@
           </w:tcPr>
           <w:p>
             <w:pPr>
+              <w:ind w:left="0" w:right="-1.6535433070862382" w:firstLine="0"/>
               <w:jc w:val="center"/>
               <w:rPr>
                 <w:b w:val="1"/>
@@ -34733,6 +35872,7 @@
           </w:tcPr>
           <w:p>
             <w:pPr>
+              <w:ind w:left="0" w:right="-1.6535433070862382" w:firstLine="0"/>
               <w:jc w:val="center"/>
               <w:rPr>
                 <w:b w:val="1"/>
@@ -34767,6 +35907,7 @@
           </w:tcPr>
           <w:p>
             <w:pPr>
+              <w:ind w:left="0" w:right="-1.6535433070862382" w:firstLine="0"/>
               <w:rPr/>
             </w:pPr>
             <w:r>
@@ -34802,6 +35943,7 @@
           </w:tcPr>
           <w:p>
             <w:pPr>
+              <w:ind w:left="0" w:right="-1.6535433070862382" w:firstLine="0"/>
               <w:jc w:val="center"/>
               <w:rPr>
                 <w:b w:val="1"/>
@@ -34836,6 +35978,7 @@
           </w:tcPr>
           <w:p>
             <w:pPr>
+              <w:ind w:left="0" w:right="-1.6535433070862382" w:firstLine="0"/>
               <w:rPr/>
             </w:pPr>
             <w:r>
@@ -34871,6 +36014,7 @@
           </w:tcPr>
           <w:p>
             <w:pPr>
+              <w:ind w:left="0" w:right="-1.6535433070862382" w:firstLine="0"/>
               <w:jc w:val="center"/>
               <w:rPr>
                 <w:b w:val="1"/>
@@ -34905,6 +36049,7 @@
           </w:tcPr>
           <w:p>
             <w:pPr>
+              <w:ind w:left="0" w:right="-1.6535433070862382" w:firstLine="0"/>
               <w:rPr/>
             </w:pPr>
             <w:r>
@@ -34940,6 +36085,7 @@
           </w:tcPr>
           <w:p>
             <w:pPr>
+              <w:ind w:left="0" w:right="-1.6535433070862382" w:firstLine="0"/>
               <w:jc w:val="center"/>
               <w:rPr>
                 <w:b w:val="1"/>
@@ -34974,6 +36120,7 @@
           </w:tcPr>
           <w:p>
             <w:pPr>
+              <w:ind w:left="0" w:right="-1.6535433070862382" w:firstLine="0"/>
               <w:rPr/>
             </w:pPr>
             <w:r>
@@ -34993,6 +36140,7 @@
           </w:p>
           <w:p>
             <w:pPr>
+              <w:ind w:left="0" w:right="-1.6535433070862382" w:firstLine="0"/>
               <w:rPr/>
             </w:pPr>
             <w:r>
@@ -35012,6 +36160,7 @@
           </w:p>
           <w:p>
             <w:pPr>
+              <w:ind w:left="0" w:right="-1.6535433070862382" w:firstLine="0"/>
               <w:rPr/>
             </w:pPr>
             <w:r>
@@ -35031,6 +36180,7 @@
           </w:p>
           <w:p>
             <w:pPr>
+              <w:ind w:left="0" w:right="-1.6535433070862382" w:firstLine="0"/>
               <w:rPr/>
             </w:pPr>
             <w:r>
@@ -35074,6 +36224,7 @@
           </w:tcPr>
           <w:p>
             <w:pPr>
+              <w:ind w:left="0" w:right="-1.6535433070862382" w:firstLine="0"/>
               <w:jc w:val="center"/>
               <w:rPr>
                 <w:b w:val="1"/>
@@ -35108,6 +36259,7 @@
           </w:tcPr>
           <w:p>
             <w:pPr>
+              <w:ind w:left="0" w:right="-1.6535433070862382" w:firstLine="0"/>
               <w:rPr/>
             </w:pPr>
             <w:r>
@@ -35120,6 +36272,7 @@
           </w:p>
           <w:p>
             <w:pPr>
+              <w:ind w:left="0" w:right="-1.6535433070862382" w:firstLine="0"/>
               <w:rPr/>
             </w:pPr>
             <w:r>
@@ -35156,6 +36309,7 @@
           </w:tcPr>
           <w:p>
             <w:pPr>
+              <w:ind w:left="0" w:right="-1.6535433070862382" w:firstLine="0"/>
               <w:jc w:val="center"/>
               <w:rPr>
                 <w:b w:val="1"/>
@@ -35190,6 +36344,7 @@
           </w:tcPr>
           <w:p>
             <w:pPr>
+              <w:ind w:left="0" w:right="-1.6535433070862382" w:firstLine="0"/>
               <w:rPr/>
             </w:pPr>
             <w:r>
@@ -35204,6 +36359,7 @@
     </w:tbl>
     <w:p>
       <w:pPr>
+        <w:ind w:left="0" w:right="-1.6535433070862382" w:firstLine="0"/>
         <w:rPr/>
       </w:pPr>
       <w:r>
@@ -35215,6 +36371,7 @@
     <w:p>
       <w:pPr>
         <w:pStyle w:val="Heading2"/>
+        <w:ind w:left="0" w:right="-1.6535433070862382" w:firstLine="0"/>
         <w:rPr>
           <w:b w:val="1"/>
           <w:bCs w:val="1"/>
@@ -35234,6 +36391,7 @@
     <w:p>
       <w:pPr>
         <w:spacing w:after="0" w:before="0" w:lineRule="auto"/>
+        <w:ind w:left="0" w:right="-1.6535433070862382" w:firstLine="0"/>
         <w:rPr/>
       </w:pPr>
       <w:r>
@@ -35251,6 +36409,7 @@
     <w:p>
       <w:pPr>
         <w:pStyle w:val="Heading3"/>
+        <w:ind w:left="0" w:right="-1.6535433070862382" w:firstLine="0"/>
         <w:rPr>
           <w:b w:val="1"/>
           <w:bCs w:val="1"/>
@@ -35272,6 +36431,7 @@
     <w:p>
       <w:pPr>
         <w:spacing w:after="0" w:before="0" w:lineRule="auto"/>
+        <w:ind w:left="0" w:right="-1.6535433070862382" w:firstLine="0"/>
         <w:rPr/>
       </w:pPr>
       <w:r>
@@ -35284,6 +36444,7 @@
     <w:p>
       <w:pPr>
         <w:spacing w:after="0" w:before="0" w:lineRule="auto"/>
+        <w:ind w:left="0" w:right="-1.6535433070862382" w:firstLine="0"/>
         <w:rPr/>
       </w:pPr>
       <w:r>
@@ -35301,6 +36462,7 @@
     <w:p>
       <w:pPr>
         <w:pStyle w:val="Heading3"/>
+        <w:ind w:left="0" w:right="-1.6535433070862382" w:firstLine="0"/>
         <w:rPr>
           <w:b w:val="1"/>
           <w:bCs w:val="1"/>
@@ -35322,6 +36484,7 @@
     <w:p>
       <w:pPr>
         <w:spacing w:after="0" w:before="0" w:lineRule="auto"/>
+        <w:ind w:left="0" w:right="-1.6535433070862382" w:firstLine="0"/>
         <w:rPr/>
       </w:pPr>
       <w:r>
@@ -35338,7 +36501,7 @@
           <w:numId w:val="2"/>
         </w:numPr>
         <w:spacing w:after="0" w:afterAutospacing="0" w:before="240" w:lineRule="auto"/>
-        <w:ind w:left="720" w:hanging="360"/>
+        <w:ind w:left="0" w:right="-1.6535433070862382" w:firstLine="0"/>
       </w:pPr>
       <w:r>
         <w:rPr>
@@ -35354,7 +36517,7 @@
           <w:numId w:val="2"/>
         </w:numPr>
         <w:spacing w:after="0" w:afterAutospacing="0" w:before="0" w:beforeAutospacing="0" w:lineRule="auto"/>
-        <w:ind w:left="720" w:hanging="360"/>
+        <w:ind w:left="0" w:right="-1.6535433070862382" w:firstLine="0"/>
       </w:pPr>
       <w:r>
         <w:rPr>
@@ -35370,7 +36533,7 @@
           <w:numId w:val="2"/>
         </w:numPr>
         <w:spacing w:after="240" w:before="0" w:beforeAutospacing="0" w:lineRule="auto"/>
-        <w:ind w:left="720" w:hanging="360"/>
+        <w:ind w:left="0" w:right="-1.6535433070862382" w:firstLine="0"/>
       </w:pPr>
       <w:r>
         <w:rPr>
@@ -35382,6 +36545,7 @@
     <w:p>
       <w:pPr>
         <w:spacing w:after="0" w:before="0" w:lineRule="auto"/>
+        <w:ind w:left="0" w:right="-1.6535433070862382" w:firstLine="0"/>
         <w:rPr/>
       </w:pPr>
       <w:r>
@@ -35394,6 +36558,7 @@
     <w:p>
       <w:pPr>
         <w:spacing w:after="0" w:before="0" w:lineRule="auto"/>
+        <w:ind w:left="0" w:right="-1.6535433070862382" w:firstLine="0"/>
         <w:rPr/>
       </w:pPr>
       <w:r>
@@ -35411,6 +36576,7 @@
     <w:p>
       <w:pPr>
         <w:pStyle w:val="Heading3"/>
+        <w:ind w:left="0" w:right="-1.6535433070862382" w:firstLine="0"/>
         <w:rPr>
           <w:b w:val="1"/>
           <w:bCs w:val="1"/>
@@ -35432,6 +36598,7 @@
     <w:p>
       <w:pPr>
         <w:spacing w:after="0" w:before="0" w:lineRule="auto"/>
+        <w:ind w:left="0" w:right="-1.6535433070862382" w:firstLine="0"/>
         <w:rPr/>
       </w:pPr>
       <w:r>
@@ -35449,6 +36616,7 @@
     <w:p>
       <w:pPr>
         <w:pStyle w:val="Heading3"/>
+        <w:ind w:left="0" w:right="-1.6535433070862382" w:firstLine="0"/>
         <w:rPr>
           <w:b w:val="1"/>
           <w:bCs w:val="1"/>
@@ -35470,6 +36638,7 @@
     <w:p>
       <w:pPr>
         <w:spacing w:after="0" w:before="0" w:lineRule="auto"/>
+        <w:ind w:left="0" w:right="-1.6535433070862382" w:firstLine="0"/>
         <w:rPr/>
       </w:pPr>
       <w:r>
@@ -35487,6 +36656,7 @@
     <w:p>
       <w:pPr>
         <w:pStyle w:val="Heading2"/>
+        <w:ind w:left="0" w:right="-1.6535433070862382" w:firstLine="0"/>
         <w:rPr>
           <w:b w:val="1"/>
           <w:bCs w:val="1"/>
@@ -35503,6 +36673,7 @@
     <w:p>
       <w:pPr>
         <w:pStyle w:val="Heading2"/>
+        <w:ind w:left="0" w:right="-1.6535433070862382" w:firstLine="0"/>
         <w:rPr>
           <w:b w:val="1"/>
           <w:bCs w:val="1"/>
@@ -35521,6 +36692,7 @@
     </w:p>
     <w:p>
       <w:pPr>
+        <w:ind w:left="0" w:right="-1.6535433070862382" w:firstLine="0"/>
         <w:rPr>
           <w:b w:val="1"/>
           <w:bCs w:val="1"/>
@@ -35588,6 +36760,7 @@
           </w:tcPr>
           <w:p>
             <w:pPr>
+              <w:ind w:left="0" w:right="-1.6535433070862382" w:firstLine="0"/>
               <w:jc w:val="center"/>
               <w:rPr>
                 <w:b w:val="1"/>
@@ -35625,6 +36798,7 @@
           </w:tcPr>
           <w:p>
             <w:pPr>
+              <w:ind w:left="0" w:right="-1.6535433070862382" w:firstLine="0"/>
               <w:jc w:val="center"/>
               <w:rPr>
                 <w:b w:val="1"/>
@@ -35662,6 +36836,7 @@
           </w:tcPr>
           <w:p>
             <w:pPr>
+              <w:ind w:left="0" w:right="-1.6535433070862382" w:firstLine="0"/>
               <w:jc w:val="center"/>
               <w:rPr>
                 <w:b w:val="1"/>
@@ -35705,6 +36880,7 @@
           </w:tcPr>
           <w:p>
             <w:pPr>
+              <w:ind w:left="0" w:right="-1.6535433070862382" w:firstLine="0"/>
               <w:jc w:val="center"/>
               <w:rPr>
                 <w:b w:val="1"/>
@@ -35739,6 +36915,7 @@
           </w:tcPr>
           <w:p>
             <w:pPr>
+              <w:ind w:left="0" w:right="-1.6535433070862382" w:firstLine="0"/>
               <w:jc w:val="center"/>
               <w:rPr/>
             </w:pPr>
@@ -35768,6 +36945,7 @@
           </w:tcPr>
           <w:p>
             <w:pPr>
+              <w:ind w:left="0" w:right="-1.6535433070862382" w:firstLine="0"/>
               <w:jc w:val="center"/>
               <w:rPr>
                 <w:b w:val="1"/>
@@ -35809,6 +36987,7 @@
           </w:tcPr>
           <w:p>
             <w:pPr>
+              <w:ind w:left="0" w:right="-1.6535433070862382" w:firstLine="0"/>
               <w:jc w:val="center"/>
               <w:rPr>
                 <w:b w:val="1"/>
@@ -35843,6 +37022,7 @@
           </w:tcPr>
           <w:p>
             <w:pPr>
+              <w:ind w:left="0" w:right="-1.6535433070862382" w:firstLine="0"/>
               <w:jc w:val="center"/>
               <w:rPr/>
             </w:pPr>
@@ -35872,6 +37052,7 @@
           </w:tcPr>
           <w:p>
             <w:pPr>
+              <w:ind w:left="0" w:right="-1.6535433070862382" w:firstLine="0"/>
               <w:jc w:val="center"/>
               <w:rPr>
                 <w:b w:val="1"/>
@@ -35913,6 +37094,7 @@
           </w:tcPr>
           <w:p>
             <w:pPr>
+              <w:ind w:left="0" w:right="-1.6535433070862382" w:firstLine="0"/>
               <w:jc w:val="center"/>
               <w:rPr>
                 <w:b w:val="1"/>
@@ -35947,6 +37129,7 @@
           </w:tcPr>
           <w:p>
             <w:pPr>
+              <w:ind w:left="0" w:right="-1.6535433070862382" w:firstLine="0"/>
               <w:jc w:val="center"/>
               <w:rPr/>
             </w:pPr>
@@ -35976,6 +37159,7 @@
           </w:tcPr>
           <w:p>
             <w:pPr>
+              <w:ind w:left="0" w:right="-1.6535433070862382" w:firstLine="0"/>
               <w:jc w:val="center"/>
               <w:rPr>
                 <w:b w:val="1"/>
@@ -36017,6 +37201,7 @@
           </w:tcPr>
           <w:p>
             <w:pPr>
+              <w:ind w:left="0" w:right="-1.6535433070862382" w:firstLine="0"/>
               <w:jc w:val="center"/>
               <w:rPr>
                 <w:b w:val="1"/>
@@ -36051,6 +37236,7 @@
           </w:tcPr>
           <w:p>
             <w:pPr>
+              <w:ind w:left="0" w:right="-1.6535433070862382" w:firstLine="0"/>
               <w:jc w:val="center"/>
               <w:rPr/>
             </w:pPr>
@@ -36080,6 +37266,7 @@
           </w:tcPr>
           <w:p>
             <w:pPr>
+              <w:ind w:left="0" w:right="-1.6535433070862382" w:firstLine="0"/>
               <w:jc w:val="center"/>
               <w:rPr>
                 <w:b w:val="1"/>
@@ -36121,6 +37308,7 @@
           </w:tcPr>
           <w:p>
             <w:pPr>
+              <w:ind w:left="0" w:right="-1.6535433070862382" w:firstLine="0"/>
               <w:jc w:val="center"/>
               <w:rPr>
                 <w:b w:val="1"/>
@@ -36155,6 +37343,7 @@
           </w:tcPr>
           <w:p>
             <w:pPr>
+              <w:ind w:left="0" w:right="-1.6535433070862382" w:firstLine="0"/>
               <w:jc w:val="center"/>
               <w:rPr/>
             </w:pPr>
@@ -36184,6 +37373,7 @@
           </w:tcPr>
           <w:p>
             <w:pPr>
+              <w:ind w:left="0" w:right="-1.6535433070862382" w:firstLine="0"/>
               <w:jc w:val="center"/>
               <w:rPr>
                 <w:b w:val="1"/>
@@ -36225,6 +37415,7 @@
           </w:tcPr>
           <w:p>
             <w:pPr>
+              <w:ind w:left="0" w:right="-1.6535433070862382" w:firstLine="0"/>
               <w:jc w:val="center"/>
               <w:rPr>
                 <w:b w:val="1"/>
@@ -36259,6 +37450,7 @@
           </w:tcPr>
           <w:p>
             <w:pPr>
+              <w:ind w:left="0" w:right="-1.6535433070862382" w:firstLine="0"/>
               <w:jc w:val="center"/>
               <w:rPr/>
             </w:pPr>
@@ -36288,6 +37480,7 @@
           </w:tcPr>
           <w:p>
             <w:pPr>
+              <w:ind w:left="0" w:right="-1.6535433070862382" w:firstLine="0"/>
               <w:jc w:val="center"/>
               <w:rPr>
                 <w:b w:val="1"/>
@@ -36329,6 +37522,7 @@
           </w:tcPr>
           <w:p>
             <w:pPr>
+              <w:ind w:left="0" w:right="-1.6535433070862382" w:firstLine="0"/>
               <w:jc w:val="center"/>
               <w:rPr>
                 <w:b w:val="1"/>
@@ -36363,6 +37557,7 @@
           </w:tcPr>
           <w:p>
             <w:pPr>
+              <w:ind w:left="0" w:right="-1.6535433070862382" w:firstLine="0"/>
               <w:jc w:val="center"/>
               <w:rPr/>
             </w:pPr>
@@ -36392,6 +37587,7 @@
           </w:tcPr>
           <w:p>
             <w:pPr>
+              <w:ind w:left="0" w:right="-1.6535433070862382" w:firstLine="0"/>
               <w:jc w:val="center"/>
               <w:rPr>
                 <w:b w:val="1"/>
@@ -36433,6 +37629,7 @@
           </w:tcPr>
           <w:p>
             <w:pPr>
+              <w:ind w:left="0" w:right="-1.6535433070862382" w:firstLine="0"/>
               <w:jc w:val="center"/>
               <w:rPr>
                 <w:b w:val="1"/>
@@ -36467,6 +37664,7 @@
           </w:tcPr>
           <w:p>
             <w:pPr>
+              <w:ind w:left="0" w:right="-1.6535433070862382" w:firstLine="0"/>
               <w:jc w:val="center"/>
               <w:rPr/>
             </w:pPr>
@@ -36496,6 +37694,7 @@
           </w:tcPr>
           <w:p>
             <w:pPr>
+              <w:ind w:left="0" w:right="-1.6535433070862382" w:firstLine="0"/>
               <w:jc w:val="center"/>
               <w:rPr>
                 <w:b w:val="1"/>
@@ -36537,6 +37736,7 @@
           </w:tcPr>
           <w:p>
             <w:pPr>
+              <w:ind w:left="0" w:right="-1.6535433070862382" w:firstLine="0"/>
               <w:jc w:val="center"/>
               <w:rPr>
                 <w:b w:val="1"/>
@@ -36571,6 +37771,7 @@
           </w:tcPr>
           <w:p>
             <w:pPr>
+              <w:ind w:left="0" w:right="-1.6535433070862382" w:firstLine="0"/>
               <w:jc w:val="center"/>
               <w:rPr/>
             </w:pPr>
@@ -36600,6 +37801,7 @@
           </w:tcPr>
           <w:p>
             <w:pPr>
+              <w:ind w:left="0" w:right="-1.6535433070862382" w:firstLine="0"/>
               <w:jc w:val="center"/>
               <w:rPr>
                 <w:b w:val="1"/>
@@ -36641,6 +37843,7 @@
           </w:tcPr>
           <w:p>
             <w:pPr>
+              <w:ind w:left="0" w:right="-1.6535433070862382" w:firstLine="0"/>
               <w:jc w:val="center"/>
               <w:rPr>
                 <w:b w:val="1"/>
@@ -36675,6 +37878,7 @@
           </w:tcPr>
           <w:p>
             <w:pPr>
+              <w:ind w:left="0" w:right="-1.6535433070862382" w:firstLine="0"/>
               <w:jc w:val="center"/>
               <w:rPr/>
             </w:pPr>
@@ -36704,6 +37908,7 @@
           </w:tcPr>
           <w:p>
             <w:pPr>
+              <w:ind w:left="0" w:right="-1.6535433070862382" w:firstLine="0"/>
               <w:jc w:val="center"/>
               <w:rPr>
                 <w:b w:val="1"/>
@@ -36724,6 +37929,7 @@
     </w:tbl>
     <w:p>
       <w:pPr>
+        <w:ind w:left="0" w:right="-1.6535433070862382" w:firstLine="0"/>
         <w:rPr/>
       </w:pPr>
       <w:r>
